--- a/mvp/docs/IMPLEMENTATION_CHECKLIST.docx
+++ b/mvp/docs/IMPLEMENTATION_CHECKLIST.docx
@@ -4542,7 +4542,18 @@
         <w:spacing w:before="40" w:after="80"/>
       </w:pPr>
       <w:r>
-        <w:t>Both backend and frontend must adhere strictly to this schema:</w:t>
+        <w:t xml:space="preserve">Both backend and frontend adhere strictly to this schema (tested with 100% contract compliance in </w:t>
+      </w:r>
+      <w:r>
+        <w:rPr>
+          <w:rFonts w:ascii="Consolas" w:hAnsi="Consolas"/>
+          <w:color w:val="B91C1C"/>
+          <w:sz w:val="18"/>
+        </w:rPr>
+        <w:t>sample_transcription.json</w:t>
+      </w:r>
+      <w:r>
+        <w:t>):</w:t>
       </w:r>
     </w:p>
     <w:tbl>
@@ -4582,7 +4593,7 @@
                 <w:color w:val="0F172A"/>
                 <w:sz w:val="17"/>
               </w:rPr>
-              <w:t>// Shared Data Contract for /transcribe endpoint</w:t>
+              <w:t>// Shared Data Contract for /transcribe, /presets/{id}, and /jobs/{id}</w:t>
               <w:br/>
               <w:t>export interface TranscribeResponse {</w:t>
               <w:br/>
@@ -4622,11 +4633,13 @@
               <w:br/>
               <w:t xml:space="preserve">  f0: number[];                // Raw frequency peaks in Hz (20-cent grid)</w:t>
               <w:br/>
-              <w:t xml:space="preserve">  f0_refined: number[];        // Sub-bin parabolic interpolated continuous Hz</w:t>
+              <w:t xml:space="preserve">  f0_refined: number[];        // Sub-bin parabolic continuous Hz (e.g. 441.82)</w:t>
               <w:br/>
               <w:t xml:space="preserve">  notes: string[];             // Musical note names with octave ["C3", "G3", "E4", "C5"]</w:t>
               <w:br/>
               <w:t xml:space="preserve">  cents: number[];             // Signed intonation deviation [-50 to +50 cents]</w:t>
+              <w:br/>
+              <w:t xml:space="preserve">  chord?: string;              // Instantaneous vertical chord (e.g. "C Major", "A Minor / C")</w:t>
               <w:br/>
               <w:t>}</w:t>
               <w:br/>
@@ -4641,11 +4654,11 @@
               <w:br/>
               <w:t xml:space="preserve">    t: number;                 // Seconds</w:t>
               <w:br/>
-              <w:t xml:space="preserve">    hz: number;                // Refined frequency</w:t>
+              <w:t xml:space="preserve">    hz: number;                // Refined continuous frequency</w:t>
               <w:br/>
-              <w:t xml:space="preserve">    note: string;              // "A4"</w:t>
+              <w:t xml:space="preserve">    note: string;              // Nearest musical pitch (e.g. "A4")</w:t>
               <w:br/>
-              <w:t xml:space="preserve">    cents: number;             // +3</w:t>
+              <w:t xml:space="preserve">    cents: number;             // Signed cents deviation [-50 to +50]</w:t>
               <w:br/>
               <w:t xml:space="preserve">  }&gt;;</w:t>
               <w:br/>
@@ -4654,7 +4667,7 @@
               <w:br/>
               <w:t>export interface EnsembleAnalytics {</w:t>
               <w:br/>
-              <w:t xml:space="preserve">  tuning_drift_cents: number;  // Overall drift trend (- flat / + sharp)</w:t>
+              <w:t xml:space="preserve">  tuning_drift_cents: number;  // Overall ensemble drift trend (- flat / + sharp)</w:t>
               <w:br/>
               <w:t xml:space="preserve">  mean_cents_error: number;    // Absolute mean cents deviation</w:t>
               <w:br/>
@@ -4662,15 +4675,37 @@
               <w:br/>
               <w:t xml:space="preserve">    silence: number;           // Percentage of duration (e.g., 5.2%)</w:t>
               <w:br/>
-              <w:t xml:space="preserve">    solo: number;</w:t>
+              <w:t xml:space="preserve">    solo: number;              // 1 active voice</w:t>
               <w:br/>
-              <w:t xml:space="preserve">    "2_part": number;</w:t>
+              <w:t xml:space="preserve">    "2_part": number;          // 2 active voices</w:t>
               <w:br/>
-              <w:t xml:space="preserve">    "3_part": number;</w:t>
+              <w:t xml:space="preserve">    "3_part": number;          // 3 active voices</w:t>
               <w:br/>
-              <w:t xml:space="preserve">    "4_part": number;</w:t>
+              <w:t xml:space="preserve">    "4_part": number;          // 4+ active voices</w:t>
               <w:br/>
               <w:t xml:space="preserve">  };</w:t>
+              <w:br/>
+              <w:t xml:space="preserve">  unison_dispersion_cents: number; // Pitch spread between singers in cents</w:t>
+              <w:br/>
+              <w:t xml:space="preserve">  vibrato?: {</w:t>
+              <w:br/>
+              <w:t xml:space="preserve">    rate_hz: number;           // Average vibrato rate (e.g. 5.8 Hz)</w:t>
+              <w:br/>
+              <w:t xml:space="preserve">    depth_cents: number;       // Average vibrato amplitude (e.g. 18.4 cents)</w:t>
+              <w:br/>
+              <w:t xml:space="preserve">    stability_cents_std: number; // Pitch standard deviation</w:t>
+              <w:br/>
+              <w:t xml:space="preserve">  };</w:t>
+              <w:br/>
+              <w:t xml:space="preserve">  top_chords?: Array&lt;{</w:t>
+              <w:br/>
+              <w:t xml:space="preserve">    chord: string;             // Recognized chord (e.g. "C Major", "G 7")</w:t>
+              <w:br/>
+              <w:t xml:space="preserve">    count: number;             // Frequency of occurrence</w:t>
+              <w:br/>
+              <w:t xml:space="preserve">    percentage: number;        // Occurrence percentage (e.g. 34.2%)</w:t>
+              <w:br/>
+              <w:t xml:space="preserve">  }&gt;;</w:t>
               <w:br/>
               <w:t>}</w:t>
             </w:r>
@@ -4685,6 +4720,14 @@
     </w:p>
     <w:p>
       <w:pPr>
+        <w:spacing w:before="120" w:after="120"/>
+        <w:pBdr>
+          <w:bottom w:val="single" w:sz="6" w:space="1" w:color="E2E8F0"/>
+        </w:pBdr>
+      </w:pPr>
+    </w:p>
+    <w:p>
+      <w:pPr>
         <w:spacing w:before="200" w:after="60"/>
       </w:pPr>
       <w:r>
@@ -4694,7 +4737,1784 @@
           <w:color w:val="1E293B"/>
           <w:sz w:val="23"/>
         </w:rPr>
-        <w:t>2. Frontend Developer Starter Kit (Copy-Paste Canvas Boilerplate)</w:t>
+        <w:t>2. Frontend Integration Cheat Sheet &amp; API Directory</w:t>
+      </w:r>
+    </w:p>
+    <w:tbl>
+      <w:tblPr>
+        <w:tblW w:type="auto" w:w="0"/>
+        <w:jc w:val="center"/>
+        <w:tblLook w:firstColumn="1" w:firstRow="1" w:lastColumn="0" w:lastRow="0" w:noHBand="0" w:noVBand="1" w:val="04A0"/>
+      </w:tblPr>
+      <w:tblGrid>
+        <w:gridCol w:w="9792"/>
+      </w:tblGrid>
+      <w:tr>
+        <w:tc>
+          <w:tcPr>
+            <w:tcW w:type="dxa" w:w="9792"/>
+            <w:shd w:fill="F8FAFC"/>
+            <w:tcMar>
+              <w:top w:w="100" w:type="dxa"/>
+              <w:bottom w:w="100" w:type="dxa"/>
+              <w:left w:w="150" w:type="dxa"/>
+              <w:right w:w="150" w:type="dxa"/>
+            </w:tcMar>
+            <w:tcBorders>
+              <w:top w:val="none"/>
+              <w:left w:val="single" w:sz="24" w:space="0" w:color="0EA5E9"/>
+              <w:bottom w:val="none"/>
+              <w:right w:val="none"/>
+            </w:tcBorders>
+          </w:tcPr>
+          <w:p>
+            <w:pPr>
+              <w:spacing w:before="40" w:after="40"/>
+            </w:pPr>
+            <w:r>
+              <w:rPr>
+                <w:b/>
+                <w:color w:val="0F172A"/>
+              </w:rPr>
+              <w:t>Base URL:</w:t>
+            </w:r>
+            <w:r>
+              <w:t xml:space="preserve"> When running locally, the backend runs on </w:t>
+            </w:r>
+            <w:r>
+              <w:rPr>
+                <w:rFonts w:ascii="Consolas" w:hAnsi="Consolas"/>
+                <w:color w:val="B91C1C"/>
+                <w:sz w:val="18"/>
+              </w:rPr>
+              <w:t>http://localhost:8000</w:t>
+            </w:r>
+            <w:r>
+              <w:t xml:space="preserve">. Inside Docker, nginx proxies </w:t>
+            </w:r>
+            <w:r>
+              <w:rPr>
+                <w:rFonts w:ascii="Consolas" w:hAnsi="Consolas"/>
+                <w:color w:val="B91C1C"/>
+                <w:sz w:val="18"/>
+              </w:rPr>
+              <w:t>/api/*</w:t>
+            </w:r>
+            <w:r>
+              <w:t xml:space="preserve"> to the backend.</w:t>
+            </w:r>
+          </w:p>
+        </w:tc>
+      </w:tr>
+    </w:tbl>
+    <w:p>
+      <w:pPr>
+        <w:spacing w:after="80"/>
+      </w:pPr>
+    </w:p>
+    <w:tbl>
+      <w:tblPr>
+        <w:tblW w:type="auto" w:w="0"/>
+        <w:jc w:val="center"/>
+        <w:tblLayout w:type="autofit"/>
+        <w:tblLook w:firstColumn="1" w:firstRow="1" w:lastColumn="0" w:lastRow="0" w:noHBand="0" w:noVBand="1" w:val="04A0"/>
+      </w:tblPr>
+      <w:tblGrid>
+        <w:gridCol w:w="1958"/>
+        <w:gridCol w:w="1958"/>
+        <w:gridCol w:w="1958"/>
+        <w:gridCol w:w="1958"/>
+        <w:gridCol w:w="1958"/>
+      </w:tblGrid>
+      <w:tr>
+        <w:tc>
+          <w:tcPr>
+            <w:tcW w:type="dxa" w:w="1958"/>
+            <w:tcMar>
+              <w:top w:w="80" w:type="dxa"/>
+              <w:bottom w:w="80" w:type="dxa"/>
+              <w:left w:w="100" w:type="dxa"/>
+              <w:right w:w="100" w:type="dxa"/>
+            </w:tcMar>
+            <w:tcBorders>
+              <w:top w:val="single" w:sz="4" w:space="0" w:color="E2E8F0"/>
+              <w:left w:val="single" w:sz="4" w:space="0" w:color="E2E8F0"/>
+              <w:bottom w:val="single" w:sz="4" w:space="0" w:color="E2E8F0"/>
+              <w:right w:val="single" w:sz="4" w:space="0" w:color="E2E8F0"/>
+            </w:tcBorders>
+            <w:shd w:fill="0F172A"/>
+          </w:tcPr>
+          <w:p>
+            <w:pPr>
+              <w:spacing w:before="40" w:after="40"/>
+            </w:pPr>
+            <w:r>
+              <w:rPr>
+                <w:b/>
+                <w:color w:val="FFFFFF"/>
+              </w:rPr>
+              <w:t>UI Feature / Component</w:t>
+            </w:r>
+          </w:p>
+        </w:tc>
+        <w:tc>
+          <w:tcPr>
+            <w:tcW w:type="dxa" w:w="1958"/>
+            <w:tcMar>
+              <w:top w:w="80" w:type="dxa"/>
+              <w:bottom w:w="80" w:type="dxa"/>
+              <w:left w:w="100" w:type="dxa"/>
+              <w:right w:w="100" w:type="dxa"/>
+            </w:tcMar>
+            <w:tcBorders>
+              <w:top w:val="single" w:sz="4" w:space="0" w:color="E2E8F0"/>
+              <w:left w:val="single" w:sz="4" w:space="0" w:color="E2E8F0"/>
+              <w:bottom w:val="single" w:sz="4" w:space="0" w:color="E2E8F0"/>
+              <w:right w:val="single" w:sz="4" w:space="0" w:color="E2E8F0"/>
+            </w:tcBorders>
+            <w:shd w:fill="0F172A"/>
+          </w:tcPr>
+          <w:p>
+            <w:pPr>
+              <w:spacing w:before="40" w:after="40"/>
+            </w:pPr>
+            <w:r>
+              <w:rPr>
+                <w:b/>
+                <w:color w:val="FFFFFF"/>
+              </w:rPr>
+              <w:t>Backend Endpoint</w:t>
+            </w:r>
+          </w:p>
+        </w:tc>
+        <w:tc>
+          <w:tcPr>
+            <w:tcW w:type="dxa" w:w="1958"/>
+            <w:tcMar>
+              <w:top w:w="80" w:type="dxa"/>
+              <w:bottom w:w="80" w:type="dxa"/>
+              <w:left w:w="100" w:type="dxa"/>
+              <w:right w:w="100" w:type="dxa"/>
+            </w:tcMar>
+            <w:tcBorders>
+              <w:top w:val="single" w:sz="4" w:space="0" w:color="E2E8F0"/>
+              <w:left w:val="single" w:sz="4" w:space="0" w:color="E2E8F0"/>
+              <w:bottom w:val="single" w:sz="4" w:space="0" w:color="E2E8F0"/>
+              <w:right w:val="single" w:sz="4" w:space="0" w:color="E2E8F0"/>
+            </w:tcBorders>
+            <w:shd w:fill="0F172A"/>
+          </w:tcPr>
+          <w:p>
+            <w:pPr>
+              <w:spacing w:before="40" w:after="40"/>
+            </w:pPr>
+            <w:r>
+              <w:rPr>
+                <w:b/>
+                <w:color w:val="FFFFFF"/>
+              </w:rPr>
+              <w:t>HTTP Method</w:t>
+            </w:r>
+          </w:p>
+        </w:tc>
+        <w:tc>
+          <w:tcPr>
+            <w:tcW w:type="dxa" w:w="1958"/>
+            <w:tcMar>
+              <w:top w:w="80" w:type="dxa"/>
+              <w:bottom w:w="80" w:type="dxa"/>
+              <w:left w:w="100" w:type="dxa"/>
+              <w:right w:w="100" w:type="dxa"/>
+            </w:tcMar>
+            <w:tcBorders>
+              <w:top w:val="single" w:sz="4" w:space="0" w:color="E2E8F0"/>
+              <w:left w:val="single" w:sz="4" w:space="0" w:color="E2E8F0"/>
+              <w:bottom w:val="single" w:sz="4" w:space="0" w:color="E2E8F0"/>
+              <w:right w:val="single" w:sz="4" w:space="0" w:color="E2E8F0"/>
+            </w:tcBorders>
+            <w:shd w:fill="0F172A"/>
+          </w:tcPr>
+          <w:p>
+            <w:pPr>
+              <w:spacing w:before="40" w:after="40"/>
+            </w:pPr>
+            <w:r>
+              <w:rPr>
+                <w:b/>
+                <w:color w:val="FFFFFF"/>
+              </w:rPr>
+              <w:t>Expected Payload / Response</w:t>
+            </w:r>
+          </w:p>
+        </w:tc>
+        <w:tc>
+          <w:tcPr>
+            <w:tcW w:type="dxa" w:w="1958"/>
+            <w:tcMar>
+              <w:top w:w="80" w:type="dxa"/>
+              <w:bottom w:w="80" w:type="dxa"/>
+              <w:left w:w="100" w:type="dxa"/>
+              <w:right w:w="100" w:type="dxa"/>
+            </w:tcMar>
+            <w:tcBorders>
+              <w:top w:val="single" w:sz="4" w:space="0" w:color="E2E8F0"/>
+              <w:left w:val="single" w:sz="4" w:space="0" w:color="E2E8F0"/>
+              <w:bottom w:val="single" w:sz="4" w:space="0" w:color="E2E8F0"/>
+              <w:right w:val="single" w:sz="4" w:space="0" w:color="E2E8F0"/>
+            </w:tcBorders>
+            <w:shd w:fill="0F172A"/>
+          </w:tcPr>
+          <w:p>
+            <w:pPr>
+              <w:spacing w:before="40" w:after="40"/>
+            </w:pPr>
+            <w:r>
+              <w:rPr>
+                <w:b/>
+                <w:color w:val="FFFFFF"/>
+              </w:rPr>
+              <w:t>Frontend Fallback (No Server)</w:t>
+            </w:r>
+          </w:p>
+        </w:tc>
+      </w:tr>
+      <w:tr>
+        <w:tc>
+          <w:tcPr>
+            <w:tcW w:type="dxa" w:w="1958"/>
+            <w:tcMar>
+              <w:top w:w="80" w:type="dxa"/>
+              <w:bottom w:w="80" w:type="dxa"/>
+              <w:left w:w="100" w:type="dxa"/>
+              <w:right w:w="100" w:type="dxa"/>
+            </w:tcMar>
+            <w:tcBorders>
+              <w:top w:val="single" w:sz="4" w:space="0" w:color="E2E8F0"/>
+              <w:left w:val="single" w:sz="4" w:space="0" w:color="E2E8F0"/>
+              <w:bottom w:val="single" w:sz="4" w:space="0" w:color="E2E8F0"/>
+              <w:right w:val="single" w:sz="4" w:space="0" w:color="E2E8F0"/>
+            </w:tcBorders>
+            <w:shd w:fill="F8FAFC"/>
+          </w:tcPr>
+          <w:p>
+            <w:pPr>
+              <w:spacing w:before="40" w:after="40"/>
+            </w:pPr>
+            <w:r>
+              <w:rPr>
+                <w:b/>
+                <w:color w:val="0F172A"/>
+              </w:rPr>
+              <w:t>Demo Preset Catalog</w:t>
+            </w:r>
+          </w:p>
+        </w:tc>
+        <w:tc>
+          <w:tcPr>
+            <w:tcW w:type="dxa" w:w="1958"/>
+            <w:tcMar>
+              <w:top w:w="80" w:type="dxa"/>
+              <w:bottom w:w="80" w:type="dxa"/>
+              <w:left w:w="100" w:type="dxa"/>
+              <w:right w:w="100" w:type="dxa"/>
+            </w:tcMar>
+            <w:tcBorders>
+              <w:top w:val="single" w:sz="4" w:space="0" w:color="E2E8F0"/>
+              <w:left w:val="single" w:sz="4" w:space="0" w:color="E2E8F0"/>
+              <w:bottom w:val="single" w:sz="4" w:space="0" w:color="E2E8F0"/>
+              <w:right w:val="single" w:sz="4" w:space="0" w:color="E2E8F0"/>
+            </w:tcBorders>
+            <w:shd w:fill="F8FAFC"/>
+          </w:tcPr>
+          <w:p>
+            <w:pPr>
+              <w:spacing w:before="40" w:after="40"/>
+            </w:pPr>
+            <w:r>
+              <w:rPr>
+                <w:rFonts w:ascii="Consolas" w:hAnsi="Consolas"/>
+                <w:color w:val="B91C1C"/>
+                <w:sz w:val="18"/>
+              </w:rPr>
+              <w:t>/presets</w:t>
+            </w:r>
+          </w:p>
+        </w:tc>
+        <w:tc>
+          <w:tcPr>
+            <w:tcW w:type="dxa" w:w="1958"/>
+            <w:tcMar>
+              <w:top w:w="80" w:type="dxa"/>
+              <w:bottom w:w="80" w:type="dxa"/>
+              <w:left w:w="100" w:type="dxa"/>
+              <w:right w:w="100" w:type="dxa"/>
+            </w:tcMar>
+            <w:tcBorders>
+              <w:top w:val="single" w:sz="4" w:space="0" w:color="E2E8F0"/>
+              <w:left w:val="single" w:sz="4" w:space="0" w:color="E2E8F0"/>
+              <w:bottom w:val="single" w:sz="4" w:space="0" w:color="E2E8F0"/>
+              <w:right w:val="single" w:sz="4" w:space="0" w:color="E2E8F0"/>
+            </w:tcBorders>
+            <w:shd w:fill="F8FAFC"/>
+          </w:tcPr>
+          <w:p>
+            <w:pPr>
+              <w:spacing w:before="40" w:after="40"/>
+            </w:pPr>
+            <w:r>
+              <w:rPr>
+                <w:rFonts w:ascii="Consolas" w:hAnsi="Consolas"/>
+                <w:color w:val="B91C1C"/>
+                <w:sz w:val="18"/>
+              </w:rPr>
+              <w:t>GET</w:t>
+            </w:r>
+          </w:p>
+        </w:tc>
+        <w:tc>
+          <w:tcPr>
+            <w:tcW w:type="dxa" w:w="1958"/>
+            <w:tcMar>
+              <w:top w:w="80" w:type="dxa"/>
+              <w:bottom w:w="80" w:type="dxa"/>
+              <w:left w:w="100" w:type="dxa"/>
+              <w:right w:w="100" w:type="dxa"/>
+            </w:tcMar>
+            <w:tcBorders>
+              <w:top w:val="single" w:sz="4" w:space="0" w:color="E2E8F0"/>
+              <w:left w:val="single" w:sz="4" w:space="0" w:color="E2E8F0"/>
+              <w:bottom w:val="single" w:sz="4" w:space="0" w:color="E2E8F0"/>
+              <w:right w:val="single" w:sz="4" w:space="0" w:color="E2E8F0"/>
+            </w:tcBorders>
+            <w:shd w:fill="F8FAFC"/>
+          </w:tcPr>
+          <w:p>
+            <w:pPr>
+              <w:spacing w:before="40" w:after="40"/>
+            </w:pPr>
+            <w:r>
+              <w:t>Array of preset objects (</w:t>
+            </w:r>
+            <w:r>
+              <w:rPr>
+                <w:rFonts w:ascii="Consolas" w:hAnsi="Consolas"/>
+                <w:color w:val="B91C1C"/>
+                <w:sz w:val="18"/>
+              </w:rPr>
+              <w:t>id</w:t>
+            </w:r>
+            <w:r>
+              <w:t xml:space="preserve">, </w:t>
+            </w:r>
+            <w:r>
+              <w:rPr>
+                <w:rFonts w:ascii="Consolas" w:hAnsi="Consolas"/>
+                <w:color w:val="B91C1C"/>
+                <w:sz w:val="18"/>
+              </w:rPr>
+              <w:t>title</w:t>
+            </w:r>
+            <w:r>
+              <w:t xml:space="preserve">, </w:t>
+            </w:r>
+            <w:r>
+              <w:rPr>
+                <w:rFonts w:ascii="Consolas" w:hAnsi="Consolas"/>
+                <w:color w:val="B91C1C"/>
+                <w:sz w:val="18"/>
+              </w:rPr>
+              <w:t>duration_s</w:t>
+            </w:r>
+            <w:r>
+              <w:t>)</w:t>
+            </w:r>
+          </w:p>
+        </w:tc>
+        <w:tc>
+          <w:tcPr>
+            <w:tcW w:type="dxa" w:w="1958"/>
+            <w:tcMar>
+              <w:top w:w="80" w:type="dxa"/>
+              <w:bottom w:w="80" w:type="dxa"/>
+              <w:left w:w="100" w:type="dxa"/>
+              <w:right w:w="100" w:type="dxa"/>
+            </w:tcMar>
+            <w:tcBorders>
+              <w:top w:val="single" w:sz="4" w:space="0" w:color="E2E8F0"/>
+              <w:left w:val="single" w:sz="4" w:space="0" w:color="E2E8F0"/>
+              <w:bottom w:val="single" w:sz="4" w:space="0" w:color="E2E8F0"/>
+              <w:right w:val="single" w:sz="4" w:space="0" w:color="E2E8F0"/>
+            </w:tcBorders>
+            <w:shd w:fill="F8FAFC"/>
+          </w:tcPr>
+          <w:p>
+            <w:pPr>
+              <w:spacing w:before="40" w:after="40"/>
+            </w:pPr>
+            <w:r>
+              <w:t xml:space="preserve">Hardcode </w:t>
+            </w:r>
+            <w:r>
+              <w:rPr>
+                <w:rFonts w:ascii="Consolas" w:hAnsi="Consolas"/>
+                <w:color w:val="B91C1C"/>
+                <w:sz w:val="18"/>
+              </w:rPr>
+              <w:t>bach_chorale_satb</w:t>
+            </w:r>
+          </w:p>
+        </w:tc>
+      </w:tr>
+      <w:tr>
+        <w:tc>
+          <w:tcPr>
+            <w:tcW w:type="dxa" w:w="1958"/>
+            <w:tcMar>
+              <w:top w:w="80" w:type="dxa"/>
+              <w:bottom w:w="80" w:type="dxa"/>
+              <w:left w:w="100" w:type="dxa"/>
+              <w:right w:w="100" w:type="dxa"/>
+            </w:tcMar>
+            <w:tcBorders>
+              <w:top w:val="single" w:sz="4" w:space="0" w:color="E2E8F0"/>
+              <w:left w:val="single" w:sz="4" w:space="0" w:color="E2E8F0"/>
+              <w:bottom w:val="single" w:sz="4" w:space="0" w:color="E2E8F0"/>
+              <w:right w:val="single" w:sz="4" w:space="0" w:color="E2E8F0"/>
+            </w:tcBorders>
+            <w:shd w:fill="FFFFFF"/>
+          </w:tcPr>
+          <w:p>
+            <w:pPr>
+              <w:spacing w:before="40" w:after="40"/>
+            </w:pPr>
+            <w:r>
+              <w:rPr>
+                <w:b/>
+                <w:color w:val="0F172A"/>
+              </w:rPr>
+              <w:t>Instant Preset JSON</w:t>
+            </w:r>
+          </w:p>
+        </w:tc>
+        <w:tc>
+          <w:tcPr>
+            <w:tcW w:type="dxa" w:w="1958"/>
+            <w:tcMar>
+              <w:top w:w="80" w:type="dxa"/>
+              <w:bottom w:w="80" w:type="dxa"/>
+              <w:left w:w="100" w:type="dxa"/>
+              <w:right w:w="100" w:type="dxa"/>
+            </w:tcMar>
+            <w:tcBorders>
+              <w:top w:val="single" w:sz="4" w:space="0" w:color="E2E8F0"/>
+              <w:left w:val="single" w:sz="4" w:space="0" w:color="E2E8F0"/>
+              <w:bottom w:val="single" w:sz="4" w:space="0" w:color="E2E8F0"/>
+              <w:right w:val="single" w:sz="4" w:space="0" w:color="E2E8F0"/>
+            </w:tcBorders>
+            <w:shd w:fill="FFFFFF"/>
+          </w:tcPr>
+          <w:p>
+            <w:pPr>
+              <w:spacing w:before="40" w:after="40"/>
+            </w:pPr>
+            <w:r>
+              <w:rPr>
+                <w:rFonts w:ascii="Consolas" w:hAnsi="Consolas"/>
+                <w:color w:val="B91C1C"/>
+                <w:sz w:val="18"/>
+              </w:rPr>
+              <w:t>/presets/{id}</w:t>
+            </w:r>
+          </w:p>
+        </w:tc>
+        <w:tc>
+          <w:tcPr>
+            <w:tcW w:type="dxa" w:w="1958"/>
+            <w:tcMar>
+              <w:top w:w="80" w:type="dxa"/>
+              <w:bottom w:w="80" w:type="dxa"/>
+              <w:left w:w="100" w:type="dxa"/>
+              <w:right w:w="100" w:type="dxa"/>
+            </w:tcMar>
+            <w:tcBorders>
+              <w:top w:val="single" w:sz="4" w:space="0" w:color="E2E8F0"/>
+              <w:left w:val="single" w:sz="4" w:space="0" w:color="E2E8F0"/>
+              <w:bottom w:val="single" w:sz="4" w:space="0" w:color="E2E8F0"/>
+              <w:right w:val="single" w:sz="4" w:space="0" w:color="E2E8F0"/>
+            </w:tcBorders>
+            <w:shd w:fill="FFFFFF"/>
+          </w:tcPr>
+          <w:p>
+            <w:pPr>
+              <w:spacing w:before="40" w:after="40"/>
+            </w:pPr>
+            <w:r>
+              <w:rPr>
+                <w:rFonts w:ascii="Consolas" w:hAnsi="Consolas"/>
+                <w:color w:val="B91C1C"/>
+                <w:sz w:val="18"/>
+              </w:rPr>
+              <w:t>GET</w:t>
+            </w:r>
+          </w:p>
+        </w:tc>
+        <w:tc>
+          <w:tcPr>
+            <w:tcW w:type="dxa" w:w="1958"/>
+            <w:tcMar>
+              <w:top w:w="80" w:type="dxa"/>
+              <w:bottom w:w="80" w:type="dxa"/>
+              <w:left w:w="100" w:type="dxa"/>
+              <w:right w:w="100" w:type="dxa"/>
+            </w:tcMar>
+            <w:tcBorders>
+              <w:top w:val="single" w:sz="4" w:space="0" w:color="E2E8F0"/>
+              <w:left w:val="single" w:sz="4" w:space="0" w:color="E2E8F0"/>
+              <w:bottom w:val="single" w:sz="4" w:space="0" w:color="E2E8F0"/>
+              <w:right w:val="single" w:sz="4" w:space="0" w:color="E2E8F0"/>
+            </w:tcBorders>
+            <w:shd w:fill="FFFFFF"/>
+          </w:tcPr>
+          <w:p>
+            <w:pPr>
+              <w:spacing w:before="40" w:after="40"/>
+            </w:pPr>
+            <w:r>
+              <w:t xml:space="preserve">Complete </w:t>
+            </w:r>
+            <w:r>
+              <w:rPr>
+                <w:rFonts w:ascii="Consolas" w:hAnsi="Consolas"/>
+                <w:color w:val="B91C1C"/>
+                <w:sz w:val="18"/>
+              </w:rPr>
+              <w:t>TranscribeResponse</w:t>
+            </w:r>
+            <w:r>
+              <w:t xml:space="preserve"> JSON</w:t>
+            </w:r>
+          </w:p>
+        </w:tc>
+        <w:tc>
+          <w:tcPr>
+            <w:tcW w:type="dxa" w:w="1958"/>
+            <w:tcMar>
+              <w:top w:w="80" w:type="dxa"/>
+              <w:bottom w:w="80" w:type="dxa"/>
+              <w:left w:w="100" w:type="dxa"/>
+              <w:right w:w="100" w:type="dxa"/>
+            </w:tcMar>
+            <w:tcBorders>
+              <w:top w:val="single" w:sz="4" w:space="0" w:color="E2E8F0"/>
+              <w:left w:val="single" w:sz="4" w:space="0" w:color="E2E8F0"/>
+              <w:bottom w:val="single" w:sz="4" w:space="0" w:color="E2E8F0"/>
+              <w:right w:val="single" w:sz="4" w:space="0" w:color="E2E8F0"/>
+            </w:tcBorders>
+            <w:shd w:fill="FFFFFF"/>
+          </w:tcPr>
+          <w:p>
+            <w:pPr>
+              <w:spacing w:before="40" w:after="40"/>
+            </w:pPr>
+            <w:r>
+              <w:t xml:space="preserve">Fetch </w:t>
+            </w:r>
+            <w:r>
+              <w:rPr>
+                <w:rFonts w:ascii="Consolas" w:hAnsi="Consolas"/>
+                <w:color w:val="B91C1C"/>
+                <w:sz w:val="18"/>
+              </w:rPr>
+              <w:t>sample_transcription.json</w:t>
+            </w:r>
+          </w:p>
+        </w:tc>
+      </w:tr>
+      <w:tr>
+        <w:tc>
+          <w:tcPr>
+            <w:tcW w:type="dxa" w:w="1958"/>
+            <w:tcMar>
+              <w:top w:w="80" w:type="dxa"/>
+              <w:bottom w:w="80" w:type="dxa"/>
+              <w:left w:w="100" w:type="dxa"/>
+              <w:right w:w="100" w:type="dxa"/>
+            </w:tcMar>
+            <w:tcBorders>
+              <w:top w:val="single" w:sz="4" w:space="0" w:color="E2E8F0"/>
+              <w:left w:val="single" w:sz="4" w:space="0" w:color="E2E8F0"/>
+              <w:bottom w:val="single" w:sz="4" w:space="0" w:color="E2E8F0"/>
+              <w:right w:val="single" w:sz="4" w:space="0" w:color="E2E8F0"/>
+            </w:tcBorders>
+            <w:shd w:fill="F8FAFC"/>
+          </w:tcPr>
+          <w:p>
+            <w:pPr>
+              <w:spacing w:before="40" w:after="40"/>
+            </w:pPr>
+            <w:r>
+              <w:rPr>
+                <w:b/>
+                <w:color w:val="0F172A"/>
+              </w:rPr>
+              <w:t>Preset Audio Stream</w:t>
+            </w:r>
+          </w:p>
+        </w:tc>
+        <w:tc>
+          <w:tcPr>
+            <w:tcW w:type="dxa" w:w="1958"/>
+            <w:tcMar>
+              <w:top w:w="80" w:type="dxa"/>
+              <w:bottom w:w="80" w:type="dxa"/>
+              <w:left w:w="100" w:type="dxa"/>
+              <w:right w:w="100" w:type="dxa"/>
+            </w:tcMar>
+            <w:tcBorders>
+              <w:top w:val="single" w:sz="4" w:space="0" w:color="E2E8F0"/>
+              <w:left w:val="single" w:sz="4" w:space="0" w:color="E2E8F0"/>
+              <w:bottom w:val="single" w:sz="4" w:space="0" w:color="E2E8F0"/>
+              <w:right w:val="single" w:sz="4" w:space="0" w:color="E2E8F0"/>
+            </w:tcBorders>
+            <w:shd w:fill="F8FAFC"/>
+          </w:tcPr>
+          <w:p>
+            <w:pPr>
+              <w:spacing w:before="40" w:after="40"/>
+            </w:pPr>
+            <w:r>
+              <w:rPr>
+                <w:rFonts w:ascii="Consolas" w:hAnsi="Consolas"/>
+                <w:color w:val="B91C1C"/>
+                <w:sz w:val="18"/>
+              </w:rPr>
+              <w:t>/presets/{id}/audio</w:t>
+            </w:r>
+          </w:p>
+        </w:tc>
+        <w:tc>
+          <w:tcPr>
+            <w:tcW w:type="dxa" w:w="1958"/>
+            <w:tcMar>
+              <w:top w:w="80" w:type="dxa"/>
+              <w:bottom w:w="80" w:type="dxa"/>
+              <w:left w:w="100" w:type="dxa"/>
+              <w:right w:w="100" w:type="dxa"/>
+            </w:tcMar>
+            <w:tcBorders>
+              <w:top w:val="single" w:sz="4" w:space="0" w:color="E2E8F0"/>
+              <w:left w:val="single" w:sz="4" w:space="0" w:color="E2E8F0"/>
+              <w:bottom w:val="single" w:sz="4" w:space="0" w:color="E2E8F0"/>
+              <w:right w:val="single" w:sz="4" w:space="0" w:color="E2E8F0"/>
+            </w:tcBorders>
+            <w:shd w:fill="F8FAFC"/>
+          </w:tcPr>
+          <w:p>
+            <w:pPr>
+              <w:spacing w:before="40" w:after="40"/>
+            </w:pPr>
+            <w:r>
+              <w:rPr>
+                <w:rFonts w:ascii="Consolas" w:hAnsi="Consolas"/>
+                <w:color w:val="B91C1C"/>
+                <w:sz w:val="18"/>
+              </w:rPr>
+              <w:t>GET</w:t>
+            </w:r>
+          </w:p>
+        </w:tc>
+        <w:tc>
+          <w:tcPr>
+            <w:tcW w:type="dxa" w:w="1958"/>
+            <w:tcMar>
+              <w:top w:w="80" w:type="dxa"/>
+              <w:bottom w:w="80" w:type="dxa"/>
+              <w:left w:w="100" w:type="dxa"/>
+              <w:right w:w="100" w:type="dxa"/>
+            </w:tcMar>
+            <w:tcBorders>
+              <w:top w:val="single" w:sz="4" w:space="0" w:color="E2E8F0"/>
+              <w:left w:val="single" w:sz="4" w:space="0" w:color="E2E8F0"/>
+              <w:bottom w:val="single" w:sz="4" w:space="0" w:color="E2E8F0"/>
+              <w:right w:val="single" w:sz="4" w:space="0" w:color="E2E8F0"/>
+            </w:tcBorders>
+            <w:shd w:fill="F8FAFC"/>
+          </w:tcPr>
+          <w:p>
+            <w:pPr>
+              <w:spacing w:before="40" w:after="40"/>
+            </w:pPr>
+            <w:r>
+              <w:rPr>
+                <w:rFonts w:ascii="Consolas" w:hAnsi="Consolas"/>
+                <w:color w:val="B91C1C"/>
+                <w:sz w:val="18"/>
+              </w:rPr>
+              <w:t>audio/wav</w:t>
+            </w:r>
+            <w:r>
+              <w:t xml:space="preserve"> binary stream</w:t>
+            </w:r>
+          </w:p>
+        </w:tc>
+        <w:tc>
+          <w:tcPr>
+            <w:tcW w:type="dxa" w:w="1958"/>
+            <w:tcMar>
+              <w:top w:w="80" w:type="dxa"/>
+              <w:bottom w:w="80" w:type="dxa"/>
+              <w:left w:w="100" w:type="dxa"/>
+              <w:right w:w="100" w:type="dxa"/>
+            </w:tcMar>
+            <w:tcBorders>
+              <w:top w:val="single" w:sz="4" w:space="0" w:color="E2E8F0"/>
+              <w:left w:val="single" w:sz="4" w:space="0" w:color="E2E8F0"/>
+              <w:bottom w:val="single" w:sz="4" w:space="0" w:color="E2E8F0"/>
+              <w:right w:val="single" w:sz="4" w:space="0" w:color="E2E8F0"/>
+            </w:tcBorders>
+            <w:shd w:fill="F8FAFC"/>
+          </w:tcPr>
+          <w:p>
+            <w:pPr>
+              <w:spacing w:before="40" w:after="40"/>
+            </w:pPr>
+            <w:r>
+              <w:rPr>
+                <w:rFonts w:ascii="Consolas" w:hAnsi="Consolas"/>
+                <w:color w:val="B91C1C"/>
+                <w:sz w:val="18"/>
+              </w:rPr>
+              <w:t>&lt;audio src="sample_audio.wav"&gt;</w:t>
+            </w:r>
+          </w:p>
+        </w:tc>
+      </w:tr>
+      <w:tr>
+        <w:tc>
+          <w:tcPr>
+            <w:tcW w:type="dxa" w:w="1958"/>
+            <w:tcMar>
+              <w:top w:w="80" w:type="dxa"/>
+              <w:bottom w:w="80" w:type="dxa"/>
+              <w:left w:w="100" w:type="dxa"/>
+              <w:right w:w="100" w:type="dxa"/>
+            </w:tcMar>
+            <w:tcBorders>
+              <w:top w:val="single" w:sz="4" w:space="0" w:color="E2E8F0"/>
+              <w:left w:val="single" w:sz="4" w:space="0" w:color="E2E8F0"/>
+              <w:bottom w:val="single" w:sz="4" w:space="0" w:color="E2E8F0"/>
+              <w:right w:val="single" w:sz="4" w:space="0" w:color="E2E8F0"/>
+            </w:tcBorders>
+            <w:shd w:fill="FFFFFF"/>
+          </w:tcPr>
+          <w:p>
+            <w:pPr>
+              <w:spacing w:before="40" w:after="40"/>
+            </w:pPr>
+            <w:r>
+              <w:rPr>
+                <w:b/>
+                <w:color w:val="0F172A"/>
+              </w:rPr>
+              <w:t>Live Audio Upload</w:t>
+            </w:r>
+          </w:p>
+        </w:tc>
+        <w:tc>
+          <w:tcPr>
+            <w:tcW w:type="dxa" w:w="1958"/>
+            <w:tcMar>
+              <w:top w:w="80" w:type="dxa"/>
+              <w:bottom w:w="80" w:type="dxa"/>
+              <w:left w:w="100" w:type="dxa"/>
+              <w:right w:w="100" w:type="dxa"/>
+            </w:tcMar>
+            <w:tcBorders>
+              <w:top w:val="single" w:sz="4" w:space="0" w:color="E2E8F0"/>
+              <w:left w:val="single" w:sz="4" w:space="0" w:color="E2E8F0"/>
+              <w:bottom w:val="single" w:sz="4" w:space="0" w:color="E2E8F0"/>
+              <w:right w:val="single" w:sz="4" w:space="0" w:color="E2E8F0"/>
+            </w:tcBorders>
+            <w:shd w:fill="FFFFFF"/>
+          </w:tcPr>
+          <w:p>
+            <w:pPr>
+              <w:spacing w:before="40" w:after="40"/>
+            </w:pPr>
+            <w:r>
+              <w:rPr>
+                <w:rFonts w:ascii="Consolas" w:hAnsi="Consolas"/>
+                <w:color w:val="B91C1C"/>
+                <w:sz w:val="18"/>
+              </w:rPr>
+              <w:t>/transcribe?async_mode=true</w:t>
+            </w:r>
+          </w:p>
+        </w:tc>
+        <w:tc>
+          <w:tcPr>
+            <w:tcW w:type="dxa" w:w="1958"/>
+            <w:tcMar>
+              <w:top w:w="80" w:type="dxa"/>
+              <w:bottom w:w="80" w:type="dxa"/>
+              <w:left w:w="100" w:type="dxa"/>
+              <w:right w:w="100" w:type="dxa"/>
+            </w:tcMar>
+            <w:tcBorders>
+              <w:top w:val="single" w:sz="4" w:space="0" w:color="E2E8F0"/>
+              <w:left w:val="single" w:sz="4" w:space="0" w:color="E2E8F0"/>
+              <w:bottom w:val="single" w:sz="4" w:space="0" w:color="E2E8F0"/>
+              <w:right w:val="single" w:sz="4" w:space="0" w:color="E2E8F0"/>
+            </w:tcBorders>
+            <w:shd w:fill="FFFFFF"/>
+          </w:tcPr>
+          <w:p>
+            <w:pPr>
+              <w:spacing w:before="40" w:after="40"/>
+            </w:pPr>
+            <w:r>
+              <w:rPr>
+                <w:rFonts w:ascii="Consolas" w:hAnsi="Consolas"/>
+                <w:color w:val="B91C1C"/>
+                <w:sz w:val="18"/>
+              </w:rPr>
+              <w:t>POST</w:t>
+            </w:r>
+            <w:r>
+              <w:t xml:space="preserve"> (multipart)</w:t>
+            </w:r>
+          </w:p>
+        </w:tc>
+        <w:tc>
+          <w:tcPr>
+            <w:tcW w:type="dxa" w:w="1958"/>
+            <w:tcMar>
+              <w:top w:w="80" w:type="dxa"/>
+              <w:bottom w:w="80" w:type="dxa"/>
+              <w:left w:w="100" w:type="dxa"/>
+              <w:right w:w="100" w:type="dxa"/>
+            </w:tcMar>
+            <w:tcBorders>
+              <w:top w:val="single" w:sz="4" w:space="0" w:color="E2E8F0"/>
+              <w:left w:val="single" w:sz="4" w:space="0" w:color="E2E8F0"/>
+              <w:bottom w:val="single" w:sz="4" w:space="0" w:color="E2E8F0"/>
+              <w:right w:val="single" w:sz="4" w:space="0" w:color="E2E8F0"/>
+            </w:tcBorders>
+            <w:shd w:fill="FFFFFF"/>
+          </w:tcPr>
+          <w:p>
+            <w:pPr>
+              <w:spacing w:before="40" w:after="40"/>
+            </w:pPr>
+            <w:r>
+              <w:rPr>
+                <w:rFonts w:ascii="Consolas" w:hAnsi="Consolas"/>
+                <w:color w:val="B91C1C"/>
+                <w:sz w:val="18"/>
+              </w:rPr>
+              <w:t>{"job_id": "uuid", "status": "processing"}</w:t>
+            </w:r>
+          </w:p>
+        </w:tc>
+        <w:tc>
+          <w:tcPr>
+            <w:tcW w:type="dxa" w:w="1958"/>
+            <w:tcMar>
+              <w:top w:w="80" w:type="dxa"/>
+              <w:bottom w:w="80" w:type="dxa"/>
+              <w:left w:w="100" w:type="dxa"/>
+              <w:right w:w="100" w:type="dxa"/>
+            </w:tcMar>
+            <w:tcBorders>
+              <w:top w:val="single" w:sz="4" w:space="0" w:color="E2E8F0"/>
+              <w:left w:val="single" w:sz="4" w:space="0" w:color="E2E8F0"/>
+              <w:bottom w:val="single" w:sz="4" w:space="0" w:color="E2E8F0"/>
+              <w:right w:val="single" w:sz="4" w:space="0" w:color="E2E8F0"/>
+            </w:tcBorders>
+            <w:shd w:fill="FFFFFF"/>
+          </w:tcPr>
+          <w:p>
+            <w:pPr>
+              <w:spacing w:before="40" w:after="40"/>
+            </w:pPr>
+            <w:r>
+              <w:t>Process locally via offline mock</w:t>
+            </w:r>
+          </w:p>
+        </w:tc>
+      </w:tr>
+      <w:tr>
+        <w:tc>
+          <w:tcPr>
+            <w:tcW w:type="dxa" w:w="1958"/>
+            <w:tcMar>
+              <w:top w:w="80" w:type="dxa"/>
+              <w:bottom w:w="80" w:type="dxa"/>
+              <w:left w:w="100" w:type="dxa"/>
+              <w:right w:w="100" w:type="dxa"/>
+            </w:tcMar>
+            <w:tcBorders>
+              <w:top w:val="single" w:sz="4" w:space="0" w:color="E2E8F0"/>
+              <w:left w:val="single" w:sz="4" w:space="0" w:color="E2E8F0"/>
+              <w:bottom w:val="single" w:sz="4" w:space="0" w:color="E2E8F0"/>
+              <w:right w:val="single" w:sz="4" w:space="0" w:color="E2E8F0"/>
+            </w:tcBorders>
+            <w:shd w:fill="F8FAFC"/>
+          </w:tcPr>
+          <w:p>
+            <w:pPr>
+              <w:spacing w:before="40" w:after="40"/>
+            </w:pPr>
+            <w:r>
+              <w:rPr>
+                <w:b/>
+                <w:color w:val="0F172A"/>
+              </w:rPr>
+              <w:t>Real-Time Progress</w:t>
+            </w:r>
+          </w:p>
+        </w:tc>
+        <w:tc>
+          <w:tcPr>
+            <w:tcW w:type="dxa" w:w="1958"/>
+            <w:tcMar>
+              <w:top w:w="80" w:type="dxa"/>
+              <w:bottom w:w="80" w:type="dxa"/>
+              <w:left w:w="100" w:type="dxa"/>
+              <w:right w:w="100" w:type="dxa"/>
+            </w:tcMar>
+            <w:tcBorders>
+              <w:top w:val="single" w:sz="4" w:space="0" w:color="E2E8F0"/>
+              <w:left w:val="single" w:sz="4" w:space="0" w:color="E2E8F0"/>
+              <w:bottom w:val="single" w:sz="4" w:space="0" w:color="E2E8F0"/>
+              <w:right w:val="single" w:sz="4" w:space="0" w:color="E2E8F0"/>
+            </w:tcBorders>
+            <w:shd w:fill="F8FAFC"/>
+          </w:tcPr>
+          <w:p>
+            <w:pPr>
+              <w:spacing w:before="40" w:after="40"/>
+            </w:pPr>
+            <w:r>
+              <w:rPr>
+                <w:rFonts w:ascii="Consolas" w:hAnsi="Consolas"/>
+                <w:color w:val="B91C1C"/>
+                <w:sz w:val="18"/>
+              </w:rPr>
+              <w:t>/jobs/{id}/events</w:t>
+            </w:r>
+          </w:p>
+        </w:tc>
+        <w:tc>
+          <w:tcPr>
+            <w:tcW w:type="dxa" w:w="1958"/>
+            <w:tcMar>
+              <w:top w:w="80" w:type="dxa"/>
+              <w:bottom w:w="80" w:type="dxa"/>
+              <w:left w:w="100" w:type="dxa"/>
+              <w:right w:w="100" w:type="dxa"/>
+            </w:tcMar>
+            <w:tcBorders>
+              <w:top w:val="single" w:sz="4" w:space="0" w:color="E2E8F0"/>
+              <w:left w:val="single" w:sz="4" w:space="0" w:color="E2E8F0"/>
+              <w:bottom w:val="single" w:sz="4" w:space="0" w:color="E2E8F0"/>
+              <w:right w:val="single" w:sz="4" w:space="0" w:color="E2E8F0"/>
+            </w:tcBorders>
+            <w:shd w:fill="F8FAFC"/>
+          </w:tcPr>
+          <w:p>
+            <w:pPr>
+              <w:spacing w:before="40" w:after="40"/>
+            </w:pPr>
+            <w:r>
+              <w:rPr>
+                <w:rFonts w:ascii="Consolas" w:hAnsi="Consolas"/>
+                <w:color w:val="B91C1C"/>
+                <w:sz w:val="18"/>
+              </w:rPr>
+              <w:t>GET</w:t>
+            </w:r>
+            <w:r>
+              <w:t xml:space="preserve"> (SSE)</w:t>
+            </w:r>
+          </w:p>
+        </w:tc>
+        <w:tc>
+          <w:tcPr>
+            <w:tcW w:type="dxa" w:w="1958"/>
+            <w:tcMar>
+              <w:top w:w="80" w:type="dxa"/>
+              <w:bottom w:w="80" w:type="dxa"/>
+              <w:left w:w="100" w:type="dxa"/>
+              <w:right w:w="100" w:type="dxa"/>
+            </w:tcMar>
+            <w:tcBorders>
+              <w:top w:val="single" w:sz="4" w:space="0" w:color="E2E8F0"/>
+              <w:left w:val="single" w:sz="4" w:space="0" w:color="E2E8F0"/>
+              <w:bottom w:val="single" w:sz="4" w:space="0" w:color="E2E8F0"/>
+              <w:right w:val="single" w:sz="4" w:space="0" w:color="E2E8F0"/>
+            </w:tcBorders>
+            <w:shd w:fill="F8FAFC"/>
+          </w:tcPr>
+          <w:p>
+            <w:pPr>
+              <w:spacing w:before="40" w:after="40"/>
+            </w:pPr>
+            <w:r>
+              <w:t>Server-Sent Events stream (</w:t>
+            </w:r>
+            <w:r>
+              <w:rPr>
+                <w:rFonts w:ascii="Consolas" w:hAnsi="Consolas"/>
+                <w:color w:val="B91C1C"/>
+                <w:sz w:val="18"/>
+              </w:rPr>
+              <w:t>progress</w:t>
+            </w:r>
+            <w:r>
+              <w:t xml:space="preserve">, </w:t>
+            </w:r>
+            <w:r>
+              <w:rPr>
+                <w:rFonts w:ascii="Consolas" w:hAnsi="Consolas"/>
+                <w:color w:val="B91C1C"/>
+                <w:sz w:val="18"/>
+              </w:rPr>
+              <w:t>complete</w:t>
+            </w:r>
+            <w:r>
+              <w:t>)</w:t>
+            </w:r>
+          </w:p>
+        </w:tc>
+        <w:tc>
+          <w:tcPr>
+            <w:tcW w:type="dxa" w:w="1958"/>
+            <w:tcMar>
+              <w:top w:w="80" w:type="dxa"/>
+              <w:bottom w:w="80" w:type="dxa"/>
+              <w:left w:w="100" w:type="dxa"/>
+              <w:right w:w="100" w:type="dxa"/>
+            </w:tcMar>
+            <w:tcBorders>
+              <w:top w:val="single" w:sz="4" w:space="0" w:color="E2E8F0"/>
+              <w:left w:val="single" w:sz="4" w:space="0" w:color="E2E8F0"/>
+              <w:bottom w:val="single" w:sz="4" w:space="0" w:color="E2E8F0"/>
+              <w:right w:val="single" w:sz="4" w:space="0" w:color="E2E8F0"/>
+            </w:tcBorders>
+            <w:shd w:fill="F8FAFC"/>
+          </w:tcPr>
+          <w:p>
+            <w:pPr>
+              <w:spacing w:before="40" w:after="40"/>
+            </w:pPr>
+            <w:r>
+              <w:t xml:space="preserve">Simulate with </w:t>
+            </w:r>
+            <w:r>
+              <w:rPr>
+                <w:rFonts w:ascii="Consolas" w:hAnsi="Consolas"/>
+                <w:color w:val="B91C1C"/>
+                <w:sz w:val="18"/>
+              </w:rPr>
+              <w:t>setInterval</w:t>
+            </w:r>
+          </w:p>
+        </w:tc>
+      </w:tr>
+      <w:tr>
+        <w:tc>
+          <w:tcPr>
+            <w:tcW w:type="dxa" w:w="1958"/>
+            <w:tcMar>
+              <w:top w:w="80" w:type="dxa"/>
+              <w:bottom w:w="80" w:type="dxa"/>
+              <w:left w:w="100" w:type="dxa"/>
+              <w:right w:w="100" w:type="dxa"/>
+            </w:tcMar>
+            <w:tcBorders>
+              <w:top w:val="single" w:sz="4" w:space="0" w:color="E2E8F0"/>
+              <w:left w:val="single" w:sz="4" w:space="0" w:color="E2E8F0"/>
+              <w:bottom w:val="single" w:sz="4" w:space="0" w:color="E2E8F0"/>
+              <w:right w:val="single" w:sz="4" w:space="0" w:color="E2E8F0"/>
+            </w:tcBorders>
+            <w:shd w:fill="FFFFFF"/>
+          </w:tcPr>
+          <w:p>
+            <w:pPr>
+              <w:spacing w:before="40" w:after="40"/>
+            </w:pPr>
+            <w:r>
+              <w:rPr>
+                <w:b/>
+                <w:color w:val="0F172A"/>
+              </w:rPr>
+              <w:t>Export to CSV</w:t>
+            </w:r>
+          </w:p>
+        </w:tc>
+        <w:tc>
+          <w:tcPr>
+            <w:tcW w:type="dxa" w:w="1958"/>
+            <w:tcMar>
+              <w:top w:w="80" w:type="dxa"/>
+              <w:bottom w:w="80" w:type="dxa"/>
+              <w:left w:w="100" w:type="dxa"/>
+              <w:right w:w="100" w:type="dxa"/>
+            </w:tcMar>
+            <w:tcBorders>
+              <w:top w:val="single" w:sz="4" w:space="0" w:color="E2E8F0"/>
+              <w:left w:val="single" w:sz="4" w:space="0" w:color="E2E8F0"/>
+              <w:bottom w:val="single" w:sz="4" w:space="0" w:color="E2E8F0"/>
+              <w:right w:val="single" w:sz="4" w:space="0" w:color="E2E8F0"/>
+            </w:tcBorders>
+            <w:shd w:fill="FFFFFF"/>
+          </w:tcPr>
+          <w:p>
+            <w:pPr>
+              <w:spacing w:before="40" w:after="40"/>
+            </w:pPr>
+            <w:r>
+              <w:rPr>
+                <w:rFonts w:ascii="Consolas" w:hAnsi="Consolas"/>
+                <w:color w:val="B91C1C"/>
+                <w:sz w:val="18"/>
+              </w:rPr>
+              <w:t>/export/csv</w:t>
+            </w:r>
+          </w:p>
+        </w:tc>
+        <w:tc>
+          <w:tcPr>
+            <w:tcW w:type="dxa" w:w="1958"/>
+            <w:tcMar>
+              <w:top w:w="80" w:type="dxa"/>
+              <w:bottom w:w="80" w:type="dxa"/>
+              <w:left w:w="100" w:type="dxa"/>
+              <w:right w:w="100" w:type="dxa"/>
+            </w:tcMar>
+            <w:tcBorders>
+              <w:top w:val="single" w:sz="4" w:space="0" w:color="E2E8F0"/>
+              <w:left w:val="single" w:sz="4" w:space="0" w:color="E2E8F0"/>
+              <w:bottom w:val="single" w:sz="4" w:space="0" w:color="E2E8F0"/>
+              <w:right w:val="single" w:sz="4" w:space="0" w:color="E2E8F0"/>
+            </w:tcBorders>
+            <w:shd w:fill="FFFFFF"/>
+          </w:tcPr>
+          <w:p>
+            <w:pPr>
+              <w:spacing w:before="40" w:after="40"/>
+            </w:pPr>
+            <w:r>
+              <w:rPr>
+                <w:rFonts w:ascii="Consolas" w:hAnsi="Consolas"/>
+                <w:color w:val="B91C1C"/>
+                <w:sz w:val="18"/>
+              </w:rPr>
+              <w:t>POST</w:t>
+            </w:r>
+            <w:r>
+              <w:t xml:space="preserve"> (JSON)</w:t>
+            </w:r>
+          </w:p>
+        </w:tc>
+        <w:tc>
+          <w:tcPr>
+            <w:tcW w:type="dxa" w:w="1958"/>
+            <w:tcMar>
+              <w:top w:w="80" w:type="dxa"/>
+              <w:bottom w:w="80" w:type="dxa"/>
+              <w:left w:w="100" w:type="dxa"/>
+              <w:right w:w="100" w:type="dxa"/>
+            </w:tcMar>
+            <w:tcBorders>
+              <w:top w:val="single" w:sz="4" w:space="0" w:color="E2E8F0"/>
+              <w:left w:val="single" w:sz="4" w:space="0" w:color="E2E8F0"/>
+              <w:bottom w:val="single" w:sz="4" w:space="0" w:color="E2E8F0"/>
+              <w:right w:val="single" w:sz="4" w:space="0" w:color="E2E8F0"/>
+            </w:tcBorders>
+            <w:shd w:fill="FFFFFF"/>
+          </w:tcPr>
+          <w:p>
+            <w:pPr>
+              <w:spacing w:before="40" w:after="40"/>
+            </w:pPr>
+            <w:r>
+              <w:rPr>
+                <w:rFonts w:ascii="Consolas" w:hAnsi="Consolas"/>
+                <w:color w:val="B91C1C"/>
+                <w:sz w:val="18"/>
+              </w:rPr>
+              <w:t>text/csv</w:t>
+            </w:r>
+            <w:r>
+              <w:t xml:space="preserve"> attachment download</w:t>
+            </w:r>
+          </w:p>
+        </w:tc>
+        <w:tc>
+          <w:tcPr>
+            <w:tcW w:type="dxa" w:w="1958"/>
+            <w:tcMar>
+              <w:top w:w="80" w:type="dxa"/>
+              <w:bottom w:w="80" w:type="dxa"/>
+              <w:left w:w="100" w:type="dxa"/>
+              <w:right w:w="100" w:type="dxa"/>
+            </w:tcMar>
+            <w:tcBorders>
+              <w:top w:val="single" w:sz="4" w:space="0" w:color="E2E8F0"/>
+              <w:left w:val="single" w:sz="4" w:space="0" w:color="E2E8F0"/>
+              <w:bottom w:val="single" w:sz="4" w:space="0" w:color="E2E8F0"/>
+              <w:right w:val="single" w:sz="4" w:space="0" w:color="E2E8F0"/>
+            </w:tcBorders>
+            <w:shd w:fill="FFFFFF"/>
+          </w:tcPr>
+          <w:p>
+            <w:pPr>
+              <w:spacing w:before="40" w:after="40"/>
+            </w:pPr>
+            <w:r>
+              <w:t>Client-side CSV generation</w:t>
+            </w:r>
+          </w:p>
+        </w:tc>
+      </w:tr>
+      <w:tr>
+        <w:tc>
+          <w:tcPr>
+            <w:tcW w:type="dxa" w:w="1958"/>
+            <w:tcMar>
+              <w:top w:w="80" w:type="dxa"/>
+              <w:bottom w:w="80" w:type="dxa"/>
+              <w:left w:w="100" w:type="dxa"/>
+              <w:right w:w="100" w:type="dxa"/>
+            </w:tcMar>
+            <w:tcBorders>
+              <w:top w:val="single" w:sz="4" w:space="0" w:color="E2E8F0"/>
+              <w:left w:val="single" w:sz="4" w:space="0" w:color="E2E8F0"/>
+              <w:bottom w:val="single" w:sz="4" w:space="0" w:color="E2E8F0"/>
+              <w:right w:val="single" w:sz="4" w:space="0" w:color="E2E8F0"/>
+            </w:tcBorders>
+            <w:shd w:fill="F8FAFC"/>
+          </w:tcPr>
+          <w:p>
+            <w:pPr>
+              <w:spacing w:before="40" w:after="40"/>
+            </w:pPr>
+            <w:r>
+              <w:rPr>
+                <w:b/>
+                <w:color w:val="0F172A"/>
+              </w:rPr>
+              <w:t>Export to MIDI</w:t>
+            </w:r>
+          </w:p>
+        </w:tc>
+        <w:tc>
+          <w:tcPr>
+            <w:tcW w:type="dxa" w:w="1958"/>
+            <w:tcMar>
+              <w:top w:w="80" w:type="dxa"/>
+              <w:bottom w:w="80" w:type="dxa"/>
+              <w:left w:w="100" w:type="dxa"/>
+              <w:right w:w="100" w:type="dxa"/>
+            </w:tcMar>
+            <w:tcBorders>
+              <w:top w:val="single" w:sz="4" w:space="0" w:color="E2E8F0"/>
+              <w:left w:val="single" w:sz="4" w:space="0" w:color="E2E8F0"/>
+              <w:bottom w:val="single" w:sz="4" w:space="0" w:color="E2E8F0"/>
+              <w:right w:val="single" w:sz="4" w:space="0" w:color="E2E8F0"/>
+            </w:tcBorders>
+            <w:shd w:fill="F8FAFC"/>
+          </w:tcPr>
+          <w:p>
+            <w:pPr>
+              <w:spacing w:before="40" w:after="40"/>
+            </w:pPr>
+            <w:r>
+              <w:rPr>
+                <w:rFonts w:ascii="Consolas" w:hAnsi="Consolas"/>
+                <w:color w:val="B91C1C"/>
+                <w:sz w:val="18"/>
+              </w:rPr>
+              <w:t>/export/midi?tempo_bpm=120</w:t>
+            </w:r>
+          </w:p>
+        </w:tc>
+        <w:tc>
+          <w:tcPr>
+            <w:tcW w:type="dxa" w:w="1958"/>
+            <w:tcMar>
+              <w:top w:w="80" w:type="dxa"/>
+              <w:bottom w:w="80" w:type="dxa"/>
+              <w:left w:w="100" w:type="dxa"/>
+              <w:right w:w="100" w:type="dxa"/>
+            </w:tcMar>
+            <w:tcBorders>
+              <w:top w:val="single" w:sz="4" w:space="0" w:color="E2E8F0"/>
+              <w:left w:val="single" w:sz="4" w:space="0" w:color="E2E8F0"/>
+              <w:bottom w:val="single" w:sz="4" w:space="0" w:color="E2E8F0"/>
+              <w:right w:val="single" w:sz="4" w:space="0" w:color="E2E8F0"/>
+            </w:tcBorders>
+            <w:shd w:fill="F8FAFC"/>
+          </w:tcPr>
+          <w:p>
+            <w:pPr>
+              <w:spacing w:before="40" w:after="40"/>
+            </w:pPr>
+            <w:r>
+              <w:rPr>
+                <w:rFonts w:ascii="Consolas" w:hAnsi="Consolas"/>
+                <w:color w:val="B91C1C"/>
+                <w:sz w:val="18"/>
+              </w:rPr>
+              <w:t>POST</w:t>
+            </w:r>
+            <w:r>
+              <w:t xml:space="preserve"> (JSON)</w:t>
+            </w:r>
+          </w:p>
+        </w:tc>
+        <w:tc>
+          <w:tcPr>
+            <w:tcW w:type="dxa" w:w="1958"/>
+            <w:tcMar>
+              <w:top w:w="80" w:type="dxa"/>
+              <w:bottom w:w="80" w:type="dxa"/>
+              <w:left w:w="100" w:type="dxa"/>
+              <w:right w:w="100" w:type="dxa"/>
+            </w:tcMar>
+            <w:tcBorders>
+              <w:top w:val="single" w:sz="4" w:space="0" w:color="E2E8F0"/>
+              <w:left w:val="single" w:sz="4" w:space="0" w:color="E2E8F0"/>
+              <w:bottom w:val="single" w:sz="4" w:space="0" w:color="E2E8F0"/>
+              <w:right w:val="single" w:sz="4" w:space="0" w:color="E2E8F0"/>
+            </w:tcBorders>
+            <w:shd w:fill="F8FAFC"/>
+          </w:tcPr>
+          <w:p>
+            <w:pPr>
+              <w:spacing w:before="40" w:after="40"/>
+            </w:pPr>
+            <w:r>
+              <w:rPr>
+                <w:rFonts w:ascii="Consolas" w:hAnsi="Consolas"/>
+                <w:color w:val="B91C1C"/>
+                <w:sz w:val="18"/>
+              </w:rPr>
+              <w:t>audio/midi</w:t>
+            </w:r>
+            <w:r>
+              <w:t xml:space="preserve"> binary attachment download</w:t>
+            </w:r>
+          </w:p>
+        </w:tc>
+        <w:tc>
+          <w:tcPr>
+            <w:tcW w:type="dxa" w:w="1958"/>
+            <w:tcMar>
+              <w:top w:w="80" w:type="dxa"/>
+              <w:bottom w:w="80" w:type="dxa"/>
+              <w:left w:w="100" w:type="dxa"/>
+              <w:right w:w="100" w:type="dxa"/>
+            </w:tcMar>
+            <w:tcBorders>
+              <w:top w:val="single" w:sz="4" w:space="0" w:color="E2E8F0"/>
+              <w:left w:val="single" w:sz="4" w:space="0" w:color="E2E8F0"/>
+              <w:bottom w:val="single" w:sz="4" w:space="0" w:color="E2E8F0"/>
+              <w:right w:val="single" w:sz="4" w:space="0" w:color="E2E8F0"/>
+            </w:tcBorders>
+            <w:shd w:fill="F8FAFC"/>
+          </w:tcPr>
+          <w:p>
+            <w:pPr>
+              <w:spacing w:before="40" w:after="40"/>
+            </w:pPr>
+            <w:r>
+              <w:t>None (requires backend)</w:t>
+            </w:r>
+          </w:p>
+        </w:tc>
+      </w:tr>
+      <w:tr>
+        <w:tc>
+          <w:tcPr>
+            <w:tcW w:type="dxa" w:w="1958"/>
+            <w:tcMar>
+              <w:top w:w="80" w:type="dxa"/>
+              <w:bottom w:w="80" w:type="dxa"/>
+              <w:left w:w="100" w:type="dxa"/>
+              <w:right w:w="100" w:type="dxa"/>
+            </w:tcMar>
+            <w:tcBorders>
+              <w:top w:val="single" w:sz="4" w:space="0" w:color="E2E8F0"/>
+              <w:left w:val="single" w:sz="4" w:space="0" w:color="E2E8F0"/>
+              <w:bottom w:val="single" w:sz="4" w:space="0" w:color="E2E8F0"/>
+              <w:right w:val="single" w:sz="4" w:space="0" w:color="E2E8F0"/>
+            </w:tcBorders>
+            <w:shd w:fill="FFFFFF"/>
+          </w:tcPr>
+          <w:p>
+            <w:pPr>
+              <w:spacing w:before="40" w:after="40"/>
+            </w:pPr>
+            <w:r>
+              <w:rPr>
+                <w:b/>
+                <w:color w:val="0F172A"/>
+              </w:rPr>
+              <w:t>Server Health Probe</w:t>
+            </w:r>
+          </w:p>
+        </w:tc>
+        <w:tc>
+          <w:tcPr>
+            <w:tcW w:type="dxa" w:w="1958"/>
+            <w:tcMar>
+              <w:top w:w="80" w:type="dxa"/>
+              <w:bottom w:w="80" w:type="dxa"/>
+              <w:left w:w="100" w:type="dxa"/>
+              <w:right w:w="100" w:type="dxa"/>
+            </w:tcMar>
+            <w:tcBorders>
+              <w:top w:val="single" w:sz="4" w:space="0" w:color="E2E8F0"/>
+              <w:left w:val="single" w:sz="4" w:space="0" w:color="E2E8F0"/>
+              <w:bottom w:val="single" w:sz="4" w:space="0" w:color="E2E8F0"/>
+              <w:right w:val="single" w:sz="4" w:space="0" w:color="E2E8F0"/>
+            </w:tcBorders>
+            <w:shd w:fill="FFFFFF"/>
+          </w:tcPr>
+          <w:p>
+            <w:pPr>
+              <w:spacing w:before="40" w:after="40"/>
+            </w:pPr>
+            <w:r>
+              <w:rPr>
+                <w:rFonts w:ascii="Consolas" w:hAnsi="Consolas"/>
+                <w:color w:val="B91C1C"/>
+                <w:sz w:val="18"/>
+              </w:rPr>
+              <w:t>/health</w:t>
+            </w:r>
+          </w:p>
+        </w:tc>
+        <w:tc>
+          <w:tcPr>
+            <w:tcW w:type="dxa" w:w="1958"/>
+            <w:tcMar>
+              <w:top w:w="80" w:type="dxa"/>
+              <w:bottom w:w="80" w:type="dxa"/>
+              <w:left w:w="100" w:type="dxa"/>
+              <w:right w:w="100" w:type="dxa"/>
+            </w:tcMar>
+            <w:tcBorders>
+              <w:top w:val="single" w:sz="4" w:space="0" w:color="E2E8F0"/>
+              <w:left w:val="single" w:sz="4" w:space="0" w:color="E2E8F0"/>
+              <w:bottom w:val="single" w:sz="4" w:space="0" w:color="E2E8F0"/>
+              <w:right w:val="single" w:sz="4" w:space="0" w:color="E2E8F0"/>
+            </w:tcBorders>
+            <w:shd w:fill="FFFFFF"/>
+          </w:tcPr>
+          <w:p>
+            <w:pPr>
+              <w:spacing w:before="40" w:after="40"/>
+            </w:pPr>
+            <w:r>
+              <w:rPr>
+                <w:rFonts w:ascii="Consolas" w:hAnsi="Consolas"/>
+                <w:color w:val="B91C1C"/>
+                <w:sz w:val="18"/>
+              </w:rPr>
+              <w:t>GET</w:t>
+            </w:r>
+          </w:p>
+        </w:tc>
+        <w:tc>
+          <w:tcPr>
+            <w:tcW w:type="dxa" w:w="1958"/>
+            <w:tcMar>
+              <w:top w:w="80" w:type="dxa"/>
+              <w:bottom w:w="80" w:type="dxa"/>
+              <w:left w:w="100" w:type="dxa"/>
+              <w:right w:w="100" w:type="dxa"/>
+            </w:tcMar>
+            <w:tcBorders>
+              <w:top w:val="single" w:sz="4" w:space="0" w:color="E2E8F0"/>
+              <w:left w:val="single" w:sz="4" w:space="0" w:color="E2E8F0"/>
+              <w:bottom w:val="single" w:sz="4" w:space="0" w:color="E2E8F0"/>
+              <w:right w:val="single" w:sz="4" w:space="0" w:color="E2E8F0"/>
+            </w:tcBorders>
+            <w:shd w:fill="FFFFFF"/>
+          </w:tcPr>
+          <w:p>
+            <w:pPr>
+              <w:spacing w:before="40" w:after="40"/>
+            </w:pPr>
+            <w:r>
+              <w:rPr>
+                <w:rFonts w:ascii="Consolas" w:hAnsi="Consolas"/>
+                <w:color w:val="B91C1C"/>
+                <w:sz w:val="18"/>
+              </w:rPr>
+              <w:t>{"status": "ok", "uptime_s": 42.1, ...}</w:t>
+            </w:r>
+          </w:p>
+        </w:tc>
+        <w:tc>
+          <w:tcPr>
+            <w:tcW w:type="dxa" w:w="1958"/>
+            <w:tcMar>
+              <w:top w:w="80" w:type="dxa"/>
+              <w:bottom w:w="80" w:type="dxa"/>
+              <w:left w:w="100" w:type="dxa"/>
+              <w:right w:w="100" w:type="dxa"/>
+            </w:tcMar>
+            <w:tcBorders>
+              <w:top w:val="single" w:sz="4" w:space="0" w:color="E2E8F0"/>
+              <w:left w:val="single" w:sz="4" w:space="0" w:color="E2E8F0"/>
+              <w:bottom w:val="single" w:sz="4" w:space="0" w:color="E2E8F0"/>
+              <w:right w:val="single" w:sz="4" w:space="0" w:color="E2E8F0"/>
+            </w:tcBorders>
+            <w:shd w:fill="FFFFFF"/>
+          </w:tcPr>
+          <w:p>
+            <w:pPr>
+              <w:spacing w:before="40" w:after="40"/>
+            </w:pPr>
+            <w:r>
+              <w:t>Assume offline</w:t>
+            </w:r>
+          </w:p>
+        </w:tc>
+      </w:tr>
+    </w:tbl>
+    <w:p>
+      <w:pPr>
+        <w:spacing w:after="120"/>
+      </w:pPr>
+    </w:p>
+    <w:p>
+      <w:pPr>
+        <w:spacing w:before="40" w:after="80"/>
+      </w:pPr>
+      <w:r>
+        <w:t>#### Copy-Paste Integration Snippets for the Frontend Developer:</w:t>
+      </w:r>
+    </w:p>
+    <w:tbl>
+      <w:tblPr>
+        <w:tblW w:type="auto" w:w="0"/>
+        <w:jc w:val="center"/>
+        <w:tblLook w:firstColumn="1" w:firstRow="1" w:lastColumn="0" w:lastRow="0" w:noHBand="0" w:noVBand="1" w:val="04A0"/>
+      </w:tblPr>
+      <w:tblGrid>
+        <w:gridCol w:w="9792"/>
+      </w:tblGrid>
+      <w:tr>
+        <w:tc>
+          <w:tcPr>
+            <w:tcW w:type="dxa" w:w="9792"/>
+            <w:shd w:fill="F1F5F9"/>
+            <w:tcMar>
+              <w:top w:w="120" w:type="dxa"/>
+              <w:bottom w:w="120" w:type="dxa"/>
+              <w:left w:w="180" w:type="dxa"/>
+              <w:right w:w="180" w:type="dxa"/>
+            </w:tcMar>
+            <w:tcBorders>
+              <w:top w:val="single" w:sz="4" w:space="0" w:color="CBD5E1"/>
+              <w:left w:val="single" w:sz="24" w:space="0" w:color="0284C7"/>
+              <w:bottom w:val="single" w:sz="4" w:space="0" w:color="CBD5E1"/>
+              <w:right w:val="single" w:sz="4" w:space="0" w:color="CBD5E1"/>
+            </w:tcBorders>
+          </w:tcPr>
+          <w:p>
+            <w:pPr>
+              <w:spacing w:before="40" w:after="40"/>
+            </w:pPr>
+            <w:r>
+              <w:rPr>
+                <w:rFonts w:ascii="Consolas" w:hAnsi="Consolas"/>
+                <w:color w:val="0F172A"/>
+                <w:sz w:val="17"/>
+              </w:rPr>
+              <w:t>// 1. Load Pre-Analyzed Academic Preset (Instant Zero-Compute Exploration)</w:t>
+              <w:br/>
+              <w:t>async function loadPreset(presetId = 'bach_chorale_satb') {</w:t>
+              <w:br/>
+              <w:t xml:space="preserve">  try {</w:t>
+              <w:br/>
+              <w:t xml:space="preserve">    const res = await fetch(`http://localhost:8000/presets/${presetId}`);</w:t>
+              <w:br/>
+              <w:t xml:space="preserve">    const data = await res.json();</w:t>
+              <w:br/>
+              <w:t xml:space="preserve">    renderStudio(data);</w:t>
+              <w:br/>
+              <w:t xml:space="preserve">    audioPlayer.src = `http://localhost:8000/presets/${presetId}/audio`;</w:t>
+              <w:br/>
+              <w:t xml:space="preserve">  } catch (err) {</w:t>
+              <w:br/>
+              <w:t xml:space="preserve">    // Offline fallback: works directly from file or static server</w:t>
+              <w:br/>
+              <w:t xml:space="preserve">    const res = await fetch('./sample_transcription.json');</w:t>
+              <w:br/>
+              <w:t xml:space="preserve">    const data = await res.json();</w:t>
+              <w:br/>
+              <w:t xml:space="preserve">    renderStudio(data);</w:t>
+              <w:br/>
+              <w:t xml:space="preserve">    audioPlayer.src = './sample_audio.wav';</w:t>
+              <w:br/>
+              <w:t xml:space="preserve">  }</w:t>
+              <w:br/>
+              <w:t>}</w:t>
+              <w:br/>
+              <w:br/>
+              <w:t>// 2. Live Audio Upload with Real-Time SSE Progress Bar</w:t>
+              <w:br/>
+              <w:t>async function uploadAndTrackAudio(file, onProgress, onComplete, onError) {</w:t>
+              <w:br/>
+              <w:t xml:space="preserve">  const formData = new FormData();</w:t>
+              <w:br/>
+              <w:t xml:space="preserve">  formData.append('file', file);</w:t>
+              <w:br/>
+              <w:br/>
+              <w:t xml:space="preserve">  // Step A: Initiate background job</w:t>
+              <w:br/>
+              <w:t xml:space="preserve">  const initRes = await fetch('http://localhost:8000/transcribe?async_mode=true&amp;threshold=0.5', {</w:t>
+              <w:br/>
+              <w:t xml:space="preserve">    method: 'POST',</w:t>
+              <w:br/>
+              <w:t xml:space="preserve">    body: formData,</w:t>
+              <w:br/>
+              <w:t xml:space="preserve">  });</w:t>
+              <w:br/>
+              <w:t xml:space="preserve">  if (!initRes.ok) throw new Error(`Upload failed (${initRes.status})`);</w:t>
+              <w:br/>
+              <w:t xml:space="preserve">  const { job_id } = await initRes.json();</w:t>
+              <w:br/>
+              <w:br/>
+              <w:t xml:space="preserve">  // Step B: Connect to Server-Sent Events stream (no polling needed!)</w:t>
+              <w:br/>
+              <w:t xml:space="preserve">  const sse = new EventSource(`http://localhost:8000/jobs/${job_id}/events`);</w:t>
+              <w:br/>
+              <w:br/>
+              <w:t xml:space="preserve">  sse.addEventListener('progress', (e) =&gt; {</w:t>
+              <w:br/>
+              <w:t xml:space="preserve">    const payload = JSON.parse(e.data);</w:t>
+              <w:br/>
+              <w:t xml:space="preserve">    onProgress(payload.progress); // e.g. 15%, 50%, 85%</w:t>
+              <w:br/>
+              <w:t xml:space="preserve">  });</w:t>
+              <w:br/>
+              <w:br/>
+              <w:t xml:space="preserve">  sse.addEventListener('complete', (e) =&gt; {</w:t>
+              <w:br/>
+              <w:t xml:space="preserve">    const payload = JSON.parse(e.data);</w:t>
+              <w:br/>
+              <w:t xml:space="preserve">    sse.close();</w:t>
+              <w:br/>
+              <w:t xml:space="preserve">    onComplete(payload.result); // Complete TranscribeResponse</w:t>
+              <w:br/>
+              <w:t xml:space="preserve">  });</w:t>
+              <w:br/>
+              <w:br/>
+              <w:t xml:space="preserve">  sse.addEventListener('error', (e) =&gt; {</w:t>
+              <w:br/>
+              <w:t xml:space="preserve">    sse.close();</w:t>
+              <w:br/>
+              <w:t xml:space="preserve">    onError(e);</w:t>
+              <w:br/>
+              <w:t xml:space="preserve">  });</w:t>
+              <w:br/>
+              <w:t>}</w:t>
+              <w:br/>
+              <w:br/>
+              <w:t>// 3. Download Formatted CSV Spreadsheet</w:t>
+              <w:br/>
+              <w:t>async function downloadCSV(frames, contours) {</w:t>
+              <w:br/>
+              <w:t xml:space="preserve">  const res = await fetch('http://localhost:8000/export/csv', {</w:t>
+              <w:br/>
+              <w:t xml:space="preserve">    method: 'POST',</w:t>
+              <w:br/>
+              <w:t xml:space="preserve">    headers: { 'Content-Type': 'application/json' },</w:t>
+              <w:br/>
+              <w:t xml:space="preserve">    body: JSON.stringify({ frames, contours }),</w:t>
+              <w:br/>
+              <w:t xml:space="preserve">  });</w:t>
+              <w:br/>
+              <w:t xml:space="preserve">  const blob = await res.blob();</w:t>
+              <w:br/>
+              <w:t xml:space="preserve">  const url = URL.createObjectURL(blob);</w:t>
+              <w:br/>
+              <w:t xml:space="preserve">  const a = document.createElement('a');</w:t>
+              <w:br/>
+              <w:t xml:space="preserve">  a.href = url;</w:t>
+              <w:br/>
+              <w:t xml:space="preserve">  a.download = 'choir_transcription.csv';</w:t>
+              <w:br/>
+              <w:t xml:space="preserve">  a.click();</w:t>
+              <w:br/>
+              <w:t>}</w:t>
+              <w:br/>
+              <w:br/>
+              <w:t>// 4. Download Standard MIDI File (Type 1 with SATB Tracks &amp; Pitch Bends)</w:t>
+              <w:br/>
+              <w:t>async function downloadMIDI(contours, tempoBpm = 120) {</w:t>
+              <w:br/>
+              <w:t xml:space="preserve">  const res = await fetch(`http://localhost:8000/export/midi?tempo_bpm=${tempoBpm}`, {</w:t>
+              <w:br/>
+              <w:t xml:space="preserve">    method: 'POST',</w:t>
+              <w:br/>
+              <w:t xml:space="preserve">    headers: { 'Content-Type': 'application/json' },</w:t>
+              <w:br/>
+              <w:t xml:space="preserve">    body: JSON.stringify({ contours }),</w:t>
+              <w:br/>
+              <w:t xml:space="preserve">  });</w:t>
+              <w:br/>
+              <w:t xml:space="preserve">  const blob = await res.blob();</w:t>
+              <w:br/>
+              <w:t xml:space="preserve">  const url = URL.createObjectURL(blob);</w:t>
+              <w:br/>
+              <w:t xml:space="preserve">  const a = document.createElement('a');</w:t>
+              <w:br/>
+              <w:t xml:space="preserve">  a.href = url;</w:t>
+              <w:br/>
+              <w:t xml:space="preserve">  a.download = 'choir_transcription.mid';</w:t>
+              <w:br/>
+              <w:t xml:space="preserve">  a.click();</w:t>
+              <w:br/>
+              <w:t>}</w:t>
+            </w:r>
+          </w:p>
+        </w:tc>
+      </w:tr>
+    </w:tbl>
+    <w:p>
+      <w:pPr>
+        <w:spacing w:after="80"/>
+      </w:pPr>
+    </w:p>
+    <w:p>
+      <w:pPr>
+        <w:spacing w:before="120" w:after="120"/>
+        <w:pBdr>
+          <w:bottom w:val="single" w:sz="6" w:space="1" w:color="E2E8F0"/>
+        </w:pBdr>
+      </w:pPr>
+    </w:p>
+    <w:p>
+      <w:pPr>
+        <w:spacing w:before="200" w:after="60"/>
+      </w:pPr>
+      <w:r>
+        <w:rPr>
+          <w:rFonts w:ascii="Calibri" w:hAnsi="Calibri"/>
+          <w:b/>
+          <w:color w:val="1E293B"/>
+          <w:sz w:val="23"/>
+        </w:rPr>
+        <w:t>3. Frontend Developer Starter Kit (Copy-Paste Canvas Boilerplate)</w:t>
       </w:r>
     </w:p>
     <w:p>
@@ -4881,10 +6701,10 @@
         <w:rPr>
           <w:rFonts w:ascii="Segoe UI Symbol" w:hAnsi="Segoe UI Symbol"/>
           <w:b/>
-          <w:color w:val="0EA5E9"/>
+          <w:color w:val="10B981"/>
           <w:sz w:val="22"/>
         </w:rPr>
-        <w:t xml:space="preserve">☐  </w:t>
+        <w:t xml:space="preserve">☑  </w:t>
       </w:r>
       <w:r>
         <w:rPr>
@@ -5083,10 +6903,10 @@
         <w:rPr>
           <w:rFonts w:ascii="Segoe UI Symbol" w:hAnsi="Segoe UI Symbol"/>
           <w:b/>
-          <w:color w:val="0EA5E9"/>
+          <w:color w:val="10B981"/>
           <w:sz w:val="22"/>
         </w:rPr>
-        <w:t xml:space="preserve">☐  </w:t>
+        <w:t xml:space="preserve">☑  </w:t>
       </w:r>
       <w:r>
         <w:rPr>
@@ -5293,10 +7113,10 @@
         <w:rPr>
           <w:rFonts w:ascii="Segoe UI Symbol" w:hAnsi="Segoe UI Symbol"/>
           <w:b/>
-          <w:color w:val="0EA5E9"/>
+          <w:color w:val="10B981"/>
           <w:sz w:val="22"/>
         </w:rPr>
-        <w:t xml:space="preserve">☐  </w:t>
+        <w:t xml:space="preserve">☑  </w:t>
       </w:r>
       <w:r>
         <w:rPr>
@@ -5539,10 +7359,10 @@
         <w:rPr>
           <w:rFonts w:ascii="Segoe UI Symbol" w:hAnsi="Segoe UI Symbol"/>
           <w:b/>
-          <w:color w:val="0EA5E9"/>
+          <w:color w:val="10B981"/>
           <w:sz w:val="22"/>
         </w:rPr>
-        <w:t xml:space="preserve">☐  </w:t>
+        <w:t xml:space="preserve">☑  </w:t>
       </w:r>
       <w:r>
         <w:rPr>
@@ -5697,10 +7517,10 @@
         <w:rPr>
           <w:rFonts w:ascii="Segoe UI Symbol" w:hAnsi="Segoe UI Symbol"/>
           <w:b/>
-          <w:color w:val="0EA5E9"/>
+          <w:color w:val="10B981"/>
           <w:sz w:val="22"/>
         </w:rPr>
-        <w:t xml:space="preserve">☐  </w:t>
+        <w:t xml:space="preserve">☑  </w:t>
       </w:r>
       <w:r>
         <w:rPr>
@@ -5932,10 +7752,10 @@
         <w:rPr>
           <w:rFonts w:ascii="Segoe UI Symbol" w:hAnsi="Segoe UI Symbol"/>
           <w:b/>
-          <w:color w:val="0EA5E9"/>
+          <w:color w:val="10B981"/>
           <w:sz w:val="22"/>
         </w:rPr>
-        <w:t xml:space="preserve">☐  </w:t>
+        <w:t xml:space="preserve">☑  </w:t>
       </w:r>
       <w:r>
         <w:rPr>
@@ -6117,10 +7937,10 @@
         <w:rPr>
           <w:rFonts w:ascii="Segoe UI Symbol" w:hAnsi="Segoe UI Symbol"/>
           <w:b/>
-          <w:color w:val="0EA5E9"/>
+          <w:color w:val="10B981"/>
           <w:sz w:val="22"/>
         </w:rPr>
-        <w:t xml:space="preserve">☐  </w:t>
+        <w:t xml:space="preserve">☑  </w:t>
       </w:r>
       <w:r>
         <w:rPr>
@@ -6262,10 +8082,10 @@
         <w:rPr>
           <w:rFonts w:ascii="Segoe UI Symbol" w:hAnsi="Segoe UI Symbol"/>
           <w:b/>
-          <w:color w:val="0EA5E9"/>
+          <w:color w:val="10B981"/>
           <w:sz w:val="22"/>
         </w:rPr>
-        <w:t xml:space="preserve">☐  </w:t>
+        <w:t xml:space="preserve">☑  </w:t>
       </w:r>
       <w:r>
         <w:rPr>
@@ -6358,10 +8178,10 @@
         <w:rPr>
           <w:rFonts w:ascii="Segoe UI Symbol" w:hAnsi="Segoe UI Symbol"/>
           <w:b/>
-          <w:color w:val="0EA5E9"/>
+          <w:color w:val="10B981"/>
           <w:sz w:val="22"/>
         </w:rPr>
-        <w:t xml:space="preserve">☐  </w:t>
+        <w:t xml:space="preserve">☑  </w:t>
       </w:r>
       <w:r>
         <w:rPr>
@@ -6511,10 +8331,10 @@
         <w:rPr>
           <w:rFonts w:ascii="Segoe UI Symbol" w:hAnsi="Segoe UI Symbol"/>
           <w:b/>
-          <w:color w:val="0EA5E9"/>
+          <w:color w:val="10B981"/>
           <w:sz w:val="22"/>
         </w:rPr>
-        <w:t xml:space="preserve">☐  </w:t>
+        <w:t xml:space="preserve">☑  </w:t>
       </w:r>
       <w:r>
         <w:rPr>
@@ -6701,10 +8521,10 @@
         <w:rPr>
           <w:rFonts w:ascii="Segoe UI Symbol" w:hAnsi="Segoe UI Symbol"/>
           <w:b/>
-          <w:color w:val="0EA5E9"/>
+          <w:color w:val="10B981"/>
           <w:sz w:val="22"/>
         </w:rPr>
-        <w:t xml:space="preserve">☐  </w:t>
+        <w:t xml:space="preserve">☑  </w:t>
       </w:r>
       <w:r>
         <w:rPr>
@@ -6927,20 +8747,10 @@
                 <w:b/>
                 <w:color w:val="0F172A"/>
               </w:rPr>
-              <w:t>Note:</w:t>
+              <w:t>Note for Frontend Developer:</w:t>
             </w:r>
             <w:r>
-              <w:t xml:space="preserve"> Tasks 2.1 to 2.6.1 can be developed </w:t>
-            </w:r>
-            <w:r>
-              <w:rPr>
-                <w:b/>
-                <w:color w:val="0F172A"/>
-              </w:rPr>
-              <w:t>100% in parallel</w:t>
-            </w:r>
-            <w:r>
-              <w:t xml:space="preserve"> with Phase 1 using </w:t>
+              <w:t xml:space="preserve"> All backend endpoints and offline presets are ready! You can build against the live backend (</w:t>
             </w:r>
             <w:r>
               <w:rPr>
@@ -6948,10 +8758,32 @@
                 <w:color w:val="B91C1C"/>
                 <w:sz w:val="18"/>
               </w:rPr>
-              <w:t>mvp/frontend/sample_transcription.json</w:t>
+              <w:t>http://localhost:8000</w:t>
             </w:r>
             <w:r>
-              <w:t>. Only Task 2.6.2 requires the live backend to be completed!</w:t>
+              <w:t xml:space="preserve">) or work completely offline using </w:t>
+            </w:r>
+            <w:r>
+              <w:rPr>
+                <w:rFonts w:ascii="Consolas" w:hAnsi="Consolas"/>
+                <w:color w:val="B91C1C"/>
+                <w:sz w:val="18"/>
+              </w:rPr>
+              <w:t>sample_transcription.json</w:t>
+            </w:r>
+            <w:r>
+              <w:t xml:space="preserve"> and </w:t>
+            </w:r>
+            <w:r>
+              <w:rPr>
+                <w:rFonts w:ascii="Consolas" w:hAnsi="Consolas"/>
+                <w:color w:val="B91C1C"/>
+                <w:sz w:val="18"/>
+              </w:rPr>
+              <w:t>sample_audio.wav</w:t>
+            </w:r>
+            <w:r>
+              <w:t>.</w:t>
             </w:r>
           </w:p>
         </w:tc>
@@ -7115,30 +8947,7 @@
         <w:t xml:space="preserve">• </w:t>
       </w:r>
       <w:r>
-        <w:t>High-contrast, colorblind-accessible voice hues:</w:t>
-      </w:r>
-    </w:p>
-    <w:p>
-      <w:pPr>
-        <w:spacing w:before="30" w:after="30"/>
-        <w:ind w:left="1224"/>
-      </w:pPr>
-      <w:r>
-        <w:rPr>
-          <w:b/>
-          <w:color w:val="64748B"/>
-        </w:rPr>
-        <w:t xml:space="preserve">• </w:t>
-      </w:r>
-      <w:r>
-        <w:rPr>
-          <w:b/>
-          <w:color w:val="0F172A"/>
-        </w:rPr>
-        <w:t>Soprano:</w:t>
-      </w:r>
-      <w:r>
-        <w:t xml:space="preserve"> Vibrant Rose (</w:t>
+        <w:t xml:space="preserve">High-contrast, colorblind-accessible voice hues matching </w:t>
       </w:r>
       <w:r>
         <w:rPr>
@@ -7146,10 +8955,10 @@
           <w:color w:val="B91C1C"/>
           <w:sz w:val="18"/>
         </w:rPr>
-        <w:t>#F43F5E</w:t>
-      </w:r>
-      <w:r>
-        <w:t>)</w:t>
+        <w:t>contour.voice_part</w:t>
+      </w:r>
+      <w:r>
+        <w:t>:</w:t>
       </w:r>
     </w:p>
     <w:p>
@@ -7169,10 +8978,10 @@
           <w:b/>
           <w:color w:val="0F172A"/>
         </w:rPr>
-        <w:t>Alto:</w:t>
-      </w:r>
-      <w:r>
-        <w:t xml:space="preserve"> Warm Amber (</w:t>
+        <w:t>Soprano:</w:t>
+      </w:r>
+      <w:r>
+        <w:t xml:space="preserve"> Vibrant Rose (</w:t>
       </w:r>
       <w:r>
         <w:rPr>
@@ -7180,7 +8989,7 @@
           <w:color w:val="B91C1C"/>
           <w:sz w:val="18"/>
         </w:rPr>
-        <w:t>#F59E0B</w:t>
+        <w:t>#F43F5E</w:t>
       </w:r>
       <w:r>
         <w:t>)</w:t>
@@ -7203,10 +9012,10 @@
           <w:b/>
           <w:color w:val="0F172A"/>
         </w:rPr>
-        <w:t>Tenor:</w:t>
-      </w:r>
-      <w:r>
-        <w:t xml:space="preserve"> Electric Cyan (</w:t>
+        <w:t>Alto:</w:t>
+      </w:r>
+      <w:r>
+        <w:t xml:space="preserve"> Warm Amber (</w:t>
       </w:r>
       <w:r>
         <w:rPr>
@@ -7214,7 +9023,7 @@
           <w:color w:val="B91C1C"/>
           <w:sz w:val="18"/>
         </w:rPr>
-        <w:t>#06B6D4</w:t>
+        <w:t>#F59E0B</w:t>
       </w:r>
       <w:r>
         <w:t>)</w:t>
@@ -7237,10 +9046,10 @@
           <w:b/>
           <w:color w:val="0F172A"/>
         </w:rPr>
-        <w:t>Bass:</w:t>
-      </w:r>
-      <w:r>
-        <w:t xml:space="preserve"> Deep Violet (</w:t>
+        <w:t>Tenor:</w:t>
+      </w:r>
+      <w:r>
+        <w:t xml:space="preserve"> Electric Cyan (</w:t>
       </w:r>
       <w:r>
         <w:rPr>
@@ -7248,7 +9057,7 @@
           <w:color w:val="B91C1C"/>
           <w:sz w:val="18"/>
         </w:rPr>
-        <w:t>#8B5CF6</w:t>
+        <w:t>#06B6D4</w:t>
       </w:r>
       <w:r>
         <w:t>)</w:t>
@@ -7271,10 +9080,10 @@
           <w:b/>
           <w:color w:val="0F172A"/>
         </w:rPr>
-        <w:t>Unassigned / Ensemble:</w:t>
-      </w:r>
-      <w:r>
-        <w:t xml:space="preserve"> Emerald (</w:t>
+        <w:t>Bass:</w:t>
+      </w:r>
+      <w:r>
+        <w:t xml:space="preserve"> Deep Violet (</w:t>
       </w:r>
       <w:r>
         <w:rPr>
@@ -7282,7 +9091,7 @@
           <w:color w:val="B91C1C"/>
           <w:sz w:val="18"/>
         </w:rPr>
-        <w:t>#10B981</w:t>
+        <w:t>#8B5CF6</w:t>
       </w:r>
       <w:r>
         <w:t>)</w:t>
@@ -7291,7 +9100,7 @@
     <w:p>
       <w:pPr>
         <w:spacing w:before="30" w:after="30"/>
-        <w:ind w:left="864"/>
+        <w:ind w:left="1224"/>
       </w:pPr>
       <w:r>
         <w:rPr>
@@ -7301,7 +9110,52 @@
         <w:t xml:space="preserve">• </w:t>
       </w:r>
       <w:r>
-        <w:t>Typography: Clean modern fonts (Inter or Outfit) with tabular numerical styling for pitch readouts.</w:t>
+        <w:rPr>
+          <w:b/>
+          <w:color w:val="0F172A"/>
+        </w:rPr>
+        <w:t>Unassigned / Ensemble:</w:t>
+      </w:r>
+      <w:r>
+        <w:t xml:space="preserve"> Emerald (</w:t>
+      </w:r>
+      <w:r>
+        <w:rPr>
+          <w:rFonts w:ascii="Consolas" w:hAnsi="Consolas"/>
+          <w:color w:val="B91C1C"/>
+          <w:sz w:val="18"/>
+        </w:rPr>
+        <w:t>#10B981</w:t>
+      </w:r>
+      <w:r>
+        <w:t>)</w:t>
+      </w:r>
+    </w:p>
+    <w:p>
+      <w:pPr>
+        <w:spacing w:before="30" w:after="30"/>
+        <w:ind w:left="864"/>
+      </w:pPr>
+      <w:r>
+        <w:rPr>
+          <w:b/>
+          <w:color w:val="64748B"/>
+        </w:rPr>
+        <w:t xml:space="preserve">• </w:t>
+      </w:r>
+      <w:r>
+        <w:t>Typography: Clean modern fonts (Inter or Outfit) with tabular numerical styling for pitch readouts (</w:t>
+      </w:r>
+      <w:r>
+        <w:rPr>
+          <w:rFonts w:ascii="Consolas" w:hAnsi="Consolas"/>
+          <w:color w:val="B91C1C"/>
+          <w:sz w:val="18"/>
+        </w:rPr>
+        <w:t>font-variant-numeric: tabular-nums</w:t>
+      </w:r>
+      <w:r>
+        <w:t>).</w:t>
       </w:r>
     </w:p>
     <w:p>
@@ -7390,7 +9244,29 @@
         <w:t>Top Bar:</w:t>
       </w:r>
       <w:r>
-        <w:t xml:space="preserve"> File upload, preloaded demo selector, play/pause controls, zoom controls, and export buttons.</w:t>
+        <w:t xml:space="preserve"> Preset selector (connected to </w:t>
+      </w:r>
+      <w:r>
+        <w:rPr>
+          <w:rFonts w:ascii="Consolas" w:hAnsi="Consolas"/>
+          <w:color w:val="B91C1C"/>
+          <w:sz w:val="18"/>
+        </w:rPr>
+        <w:t>GET /presets</w:t>
+      </w:r>
+      <w:r>
+        <w:t xml:space="preserve">), live drag-and-drop file upload button (connected to </w:t>
+      </w:r>
+      <w:r>
+        <w:rPr>
+          <w:rFonts w:ascii="Consolas" w:hAnsi="Consolas"/>
+          <w:color w:val="B91C1C"/>
+          <w:sz w:val="18"/>
+        </w:rPr>
+        <w:t>POST /transcribe</w:t>
+      </w:r>
+      <w:r>
+        <w:t>), transport controls (Play/Pause, rate), and Export dropdown (CSV/MIDI).</w:t>
       </w:r>
     </w:p>
     <w:p>
@@ -7436,7 +9312,18 @@
         <w:t>Bottom Dock:</w:t>
       </w:r>
       <w:r>
-        <w:t xml:space="preserve"> Conductor analytics panel, audio waveform scrubber, and intonation deviation strip.</w:t>
+        <w:t xml:space="preserve"> Conductor analytics panel (Tuning Drift chart, Polyphony histogram, Chord summary from </w:t>
+      </w:r>
+      <w:r>
+        <w:rPr>
+          <w:rFonts w:ascii="Consolas" w:hAnsi="Consolas"/>
+          <w:color w:val="B91C1C"/>
+          <w:sz w:val="18"/>
+        </w:rPr>
+        <w:t>data.analytics</w:t>
+      </w:r>
+      <w:r>
+        <w:t>).</w:t>
       </w:r>
     </w:p>
     <w:p>
@@ -7459,7 +9346,7 @@
         <w:t>Sidebar:</w:t>
       </w:r>
       <w:r>
-        <w:t xml:space="preserve"> Sensitivity slider, filter toggles, register isolator buttons, and harmonic chord inspector.</w:t>
+        <w:t xml:space="preserve"> Sensitivity threshold slider, transient noise filter, vocal register isolators (S/A/T/B toggles), and auditory synth monitor blend slider.</w:t>
       </w:r>
     </w:p>
     <w:p>
@@ -7562,7 +9449,18 @@
         <w:t>Layer 1 (Background Grid):</w:t>
       </w:r>
       <w:r>
-        <w:t xml:space="preserve"> Alternating white and black piano key background lanes, octave lines (C2, C3, C4, C5, C6), and beat/measure timeline ticks.</w:t>
+        <w:t xml:space="preserve"> Alternating white and black piano key background lanes, octave reference lines (</w:t>
+      </w:r>
+      <w:r>
+        <w:rPr>
+          <w:rFonts w:ascii="Cambria Math" w:hAnsi="Cambria Math"/>
+          <w:i/>
+          <w:color w:val="1E3A8A"/>
+        </w:rPr>
+        <w:t>C2, C3, C4, C5, C6</w:t>
+      </w:r>
+      <w:r>
+        <w:t>), and beat/measure timeline ticks.</w:t>
       </w:r>
     </w:p>
     <w:p>
@@ -7584,14 +9482,11 @@
         </w:rPr>
         <w:t>Layer 2 (Pitch Visualizer):</w:t>
       </w:r>
-      <w:r>
-        <w:t xml:space="preserve"> Renders all active pitch events as glowing anti-aliased frequency points or connected trajectory ribbons.</w:t>
-      </w:r>
     </w:p>
     <w:p>
       <w:pPr>
         <w:spacing w:before="30" w:after="30"/>
-        <w:ind w:left="864"/>
+        <w:ind w:left="1224"/>
       </w:pPr>
       <w:r>
         <w:rPr>
@@ -7601,6 +9496,71 @@
         <w:t xml:space="preserve">• </w:t>
       </w:r>
       <w:r>
+        <w:t xml:space="preserve">Discrete frequency mode: Renders points from </w:t>
+      </w:r>
+      <w:r>
+        <w:rPr>
+          <w:rFonts w:ascii="Consolas" w:hAnsi="Consolas"/>
+          <w:color w:val="B91C1C"/>
+          <w:sz w:val="18"/>
+        </w:rPr>
+        <w:t>frame.f0_refined</w:t>
+      </w:r>
+      <w:r>
+        <w:t xml:space="preserve"> with radius proportional to salience.</w:t>
+      </w:r>
+    </w:p>
+    <w:p>
+      <w:pPr>
+        <w:spacing w:before="30" w:after="30"/>
+        <w:ind w:left="1224"/>
+      </w:pPr>
+      <w:r>
+        <w:rPr>
+          <w:b/>
+          <w:color w:val="64748B"/>
+        </w:rPr>
+        <w:t xml:space="preserve">• </w:t>
+      </w:r>
+      <w:r>
+        <w:t xml:space="preserve">Continuous contour mode: Renders connected anti-aliased ribbons from </w:t>
+      </w:r>
+      <w:r>
+        <w:rPr>
+          <w:rFonts w:ascii="Consolas" w:hAnsi="Consolas"/>
+          <w:color w:val="B91C1C"/>
+          <w:sz w:val="18"/>
+        </w:rPr>
+        <w:t>data.contours[i].points</w:t>
+      </w:r>
+      <w:r>
+        <w:t xml:space="preserve"> colored by </w:t>
+      </w:r>
+      <w:r>
+        <w:rPr>
+          <w:rFonts w:ascii="Consolas" w:hAnsi="Consolas"/>
+          <w:color w:val="B91C1C"/>
+          <w:sz w:val="18"/>
+        </w:rPr>
+        <w:t>data.contours[i].voice_part</w:t>
+      </w:r>
+      <w:r>
+        <w:t>.</w:t>
+      </w:r>
+    </w:p>
+    <w:p>
+      <w:pPr>
+        <w:spacing w:before="30" w:after="30"/>
+        <w:ind w:left="864"/>
+      </w:pPr>
+      <w:r>
+        <w:rPr>
+          <w:b/>
+          <w:color w:val="64748B"/>
+        </w:rPr>
+        <w:t xml:space="preserve">• </w:t>
+      </w:r>
+      <w:r>
         <w:rPr>
           <w:b/>
           <w:color w:val="0F172A"/>
@@ -7608,7 +9568,7 @@
         <w:t>Layer 3 (Foreground &amp; Playhead):</w:t>
       </w:r>
       <w:r>
-        <w:t xml:space="preserve"> Real-time animated playhead line, mouse hover cursor, selected loop boundaries, and tooltip overlays.</w:t>
+        <w:t xml:space="preserve"> Real-time animated vertical playhead line, mouse hover cursor, selected loop boundaries, and floating HUD tooltips.</w:t>
       </w:r>
     </w:p>
     <w:p>
@@ -7690,7 +9650,7 @@
         <w:t xml:space="preserve">• </w:t>
       </w:r>
       <w:r>
-        <w:t xml:space="preserve">Implement </w:t>
+        <w:t xml:space="preserve">Use </w:t>
       </w:r>
       <w:r>
         <w:rPr>
@@ -7698,10 +9658,21 @@
           <w:color w:val="B91C1C"/>
           <w:sz w:val="18"/>
         </w:rPr>
-        <w:t>getCanvasCoords()</w:t>
-      </w:r>
-      <w:r>
-        <w:t xml:space="preserve">: seconds to </w:t>
+        <w:t>getCanvasCoords(t, hz)</w:t>
+      </w:r>
+      <w:r>
+        <w:t xml:space="preserve">: map timestamp </w:t>
+      </w:r>
+      <w:r>
+        <w:rPr>
+          <w:rFonts w:ascii="Consolas" w:hAnsi="Consolas"/>
+          <w:color w:val="B91C1C"/>
+          <w:sz w:val="18"/>
+        </w:rPr>
+        <w:t>t</w:t>
+      </w:r>
+      <w:r>
+        <w:t xml:space="preserve"> to </w:t>
       </w:r>
       <w:r>
         <w:rPr>
@@ -7712,7 +9683,7 @@
         <w:t>X</w:t>
       </w:r>
       <w:r>
-        <w:t xml:space="preserve">, logarithmic fractional MIDI to </w:t>
+        <w:t xml:space="preserve"> pixel coordinate, and logarithmic fractional MIDI (</w:t>
       </w:r>
       <w:r>
         <w:rPr>
@@ -7720,26 +9691,10 @@
           <w:i/>
           <w:color w:val="1E3A8A"/>
         </w:rPr>
-        <w:t>Y</w:t>
-      </w:r>
-      <w:r>
-        <w:t>.</w:t>
-      </w:r>
-    </w:p>
-    <w:p>
-      <w:pPr>
-        <w:spacing w:before="30" w:after="30"/>
-        <w:ind w:left="864"/>
-      </w:pPr>
-      <w:r>
-        <w:rPr>
-          <w:b/>
-          <w:color w:val="64748B"/>
-        </w:rPr>
-        <w:t xml:space="preserve">• </w:t>
-      </w:r>
-      <w:r>
-        <w:t xml:space="preserve">Default view bounds: </w:t>
+        <w:t>69 + 12\log_2(\text{hz}/440)</w:t>
+      </w:r>
+      <w:r>
+        <w:t xml:space="preserve">) to </w:t>
       </w:r>
       <w:r>
         <w:rPr>
@@ -7747,10 +9702,26 @@
           <w:i/>
           <w:color w:val="1E3A8A"/>
         </w:rPr>
-        <w:t>m_{\text{min}} = 40</w:t>
-      </w:r>
-      <w:r>
-        <w:t xml:space="preserve"> (E2, Bass low) to </w:t>
+        <w:t>Y</w:t>
+      </w:r>
+      <w:r>
+        <w:t xml:space="preserve"> pixel coordinate.</w:t>
+      </w:r>
+    </w:p>
+    <w:p>
+      <w:pPr>
+        <w:spacing w:before="30" w:after="30"/>
+        <w:ind w:left="864"/>
+      </w:pPr>
+      <w:r>
+        <w:rPr>
+          <w:b/>
+          <w:color w:val="64748B"/>
+        </w:rPr>
+        <w:t xml:space="preserve">• </w:t>
+      </w:r>
+      <w:r>
+        <w:t xml:space="preserve">Default view bounds: </w:t>
       </w:r>
       <w:r>
         <w:rPr>
@@ -7758,10 +9729,43 @@
           <w:i/>
           <w:color w:val="1E3A8A"/>
         </w:rPr>
-        <w:t>m_{\text{max}} = 81</w:t>
-      </w:r>
-      <w:r>
-        <w:t xml:space="preserve"> (A5, Soprano high).</w:t>
+        <w:t>m_{\text{min}} = 36</w:t>
+      </w:r>
+      <w:r>
+        <w:t xml:space="preserve"> (</w:t>
+      </w:r>
+      <w:r>
+        <w:rPr>
+          <w:rFonts w:ascii="Cambria Math" w:hAnsi="Cambria Math"/>
+          <w:i/>
+          <w:color w:val="1E3A8A"/>
+        </w:rPr>
+        <w:t>C2 \approx 65.4\text{ Hz}</w:t>
+      </w:r>
+      <w:r>
+        <w:t xml:space="preserve">) to </w:t>
+      </w:r>
+      <w:r>
+        <w:rPr>
+          <w:rFonts w:ascii="Cambria Math" w:hAnsi="Cambria Math"/>
+          <w:i/>
+          <w:color w:val="1E3A8A"/>
+        </w:rPr>
+        <w:t>m_{\text{max}} = 84</w:t>
+      </w:r>
+      <w:r>
+        <w:t xml:space="preserve"> (</w:t>
+      </w:r>
+      <w:r>
+        <w:rPr>
+          <w:rFonts w:ascii="Cambria Math" w:hAnsi="Cambria Math"/>
+          <w:i/>
+          <w:color w:val="1E3A8A"/>
+        </w:rPr>
+        <w:t>C6 \approx 1046.5\text{ Hz}</w:t>
+      </w:r>
+      <w:r>
+        <w:t>).</w:t>
       </w:r>
     </w:p>
     <w:p>
@@ -7843,7 +9847,7 @@
         <w:t xml:space="preserve">• </w:t>
       </w:r>
       <w:r>
-        <w:t>Mouse wheel zoom centered at cursor position (zooming in horizontal time from whole song down to 2-second measure view).</w:t>
+        <w:t>Mouse wheel zoom centered at cursor position (zooming in horizontal time from full song overview down to 2-second measure view).</w:t>
       </w:r>
     </w:p>
     <w:p>
@@ -7875,7 +9879,7 @@
         <w:t xml:space="preserve">• </w:t>
       </w:r>
       <w:r>
-        <w:t>Smooth click-and-drag canvas panning with inertial dampening and minimap navigation strip.</w:t>
+        <w:t>Smooth click-and-drag canvas panning with inertial dampening and timeline minimap navigation strip.</w:t>
       </w:r>
     </w:p>
     <w:p>
@@ -7971,7 +9975,7 @@
         <w:t xml:space="preserve">• </w:t>
       </w:r>
       <w:r>
-        <w:t xml:space="preserve">Load and decode source audio using Web Audio </w:t>
+        <w:t xml:space="preserve">Load and decode source audio using HTML5 </w:t>
       </w:r>
       <w:r>
         <w:rPr>
@@ -7979,26 +9983,10 @@
           <w:color w:val="B91C1C"/>
           <w:sz w:val="18"/>
         </w:rPr>
-        <w:t>AudioContext</w:t>
-      </w:r>
-      <w:r>
-        <w:t>.</w:t>
-      </w:r>
-    </w:p>
-    <w:p>
-      <w:pPr>
-        <w:spacing w:before="30" w:after="30"/>
-        <w:ind w:left="864"/>
-      </w:pPr>
-      <w:r>
-        <w:rPr>
-          <w:b/>
-          <w:color w:val="64748B"/>
-        </w:rPr>
-        <w:t xml:space="preserve">• </w:t>
-      </w:r>
-      <w:r>
-        <w:t xml:space="preserve">Maintain synchronization between audio playback time and canvas playhead using high-precision </w:t>
+        <w:t>&lt;audio&gt;</w:t>
+      </w:r>
+      <w:r>
+        <w:t xml:space="preserve"> element or Web Audio </w:t>
       </w:r>
       <w:r>
         <w:rPr>
@@ -8006,10 +9994,42 @@
           <w:color w:val="B91C1C"/>
           <w:sz w:val="18"/>
         </w:rPr>
-        <w:t>audioContext.currentTime</w:t>
-      </w:r>
-      <w:r>
-        <w:t xml:space="preserve"> inside a </w:t>
+        <w:t>AudioContext</w:t>
+      </w:r>
+      <w:r>
+        <w:t>.</w:t>
+      </w:r>
+    </w:p>
+    <w:p>
+      <w:pPr>
+        <w:spacing w:before="30" w:after="30"/>
+        <w:ind w:left="864"/>
+      </w:pPr>
+      <w:r>
+        <w:rPr>
+          <w:b/>
+          <w:color w:val="64748B"/>
+        </w:rPr>
+        <w:t xml:space="preserve">• </w:t>
+      </w:r>
+      <w:r>
+        <w:t>Audio source URL:</w:t>
+      </w:r>
+    </w:p>
+    <w:p>
+      <w:pPr>
+        <w:spacing w:before="30" w:after="30"/>
+        <w:ind w:left="1224"/>
+      </w:pPr>
+      <w:r>
+        <w:rPr>
+          <w:b/>
+          <w:color w:val="64748B"/>
+        </w:rPr>
+        <w:t xml:space="preserve">• </w:t>
+      </w:r>
+      <w:r>
+        <w:t xml:space="preserve">Preloaded preset: </w:t>
       </w:r>
       <w:r>
         <w:rPr>
@@ -8017,16 +10037,27 @@
           <w:color w:val="B91C1C"/>
           <w:sz w:val="18"/>
         </w:rPr>
-        <w:t>requestAnimationFrame</w:t>
-      </w:r>
-      <w:r>
-        <w:t xml:space="preserve"> render loop (60 FPS).</w:t>
+        <w:t>http://localhost:8000/presets/bach_chorale_satb/audio</w:t>
+      </w:r>
+      <w:r>
+        <w:t xml:space="preserve"> (or </w:t>
+      </w:r>
+      <w:r>
+        <w:rPr>
+          <w:rFonts w:ascii="Consolas" w:hAnsi="Consolas"/>
+          <w:color w:val="B91C1C"/>
+          <w:sz w:val="18"/>
+        </w:rPr>
+        <w:t>./sample_audio.wav</w:t>
+      </w:r>
+      <w:r>
+        <w:t>).</w:t>
       </w:r>
     </w:p>
     <w:p>
       <w:pPr>
         <w:spacing w:before="30" w:after="30"/>
-        <w:ind w:left="864"/>
+        <w:ind w:left="1224"/>
       </w:pPr>
       <w:r>
         <w:rPr>
@@ -8036,7 +10067,18 @@
         <w:t xml:space="preserve">• </w:t>
       </w:r>
       <w:r>
-        <w:t>Spacebar toggle for Play / Pause, click-on-canvas to seek.</w:t>
+        <w:t xml:space="preserve">Live upload: </w:t>
+      </w:r>
+      <w:r>
+        <w:rPr>
+          <w:rFonts w:ascii="Consolas" w:hAnsi="Consolas"/>
+          <w:color w:val="B91C1C"/>
+          <w:sz w:val="18"/>
+        </w:rPr>
+        <w:t>URL.createObjectURL(uploadedFile)</w:t>
+      </w:r>
+      <w:r>
+        <w:t>.</w:t>
       </w:r>
     </w:p>
     <w:p>
@@ -8052,7 +10094,45 @@
         <w:t xml:space="preserve">• </w:t>
       </w:r>
       <w:r>
-        <w:t xml:space="preserve">Playback rate controller: </w:t>
+        <w:t xml:space="preserve">Maintain synchronization between audio playback time and canvas playhead using </w:t>
+      </w:r>
+      <w:r>
+        <w:rPr>
+          <w:rFonts w:ascii="Consolas" w:hAnsi="Consolas"/>
+          <w:color w:val="B91C1C"/>
+          <w:sz w:val="18"/>
+        </w:rPr>
+        <w:t>audio.currentTime</w:t>
+      </w:r>
+      <w:r>
+        <w:t xml:space="preserve"> inside a </w:t>
+      </w:r>
+      <w:r>
+        <w:rPr>
+          <w:rFonts w:ascii="Consolas" w:hAnsi="Consolas"/>
+          <w:color w:val="B91C1C"/>
+          <w:sz w:val="18"/>
+        </w:rPr>
+        <w:t>requestAnimationFrame</w:t>
+      </w:r>
+      <w:r>
+        <w:t xml:space="preserve"> render loop (60 FPS).</w:t>
+      </w:r>
+    </w:p>
+    <w:p>
+      <w:pPr>
+        <w:spacing w:before="30" w:after="30"/>
+        <w:ind w:left="864"/>
+      </w:pPr>
+      <w:r>
+        <w:rPr>
+          <w:b/>
+          <w:color w:val="64748B"/>
+        </w:rPr>
+        <w:t xml:space="preserve">• </w:t>
+      </w:r>
+      <w:r>
+        <w:t xml:space="preserve">Spacebar toggle for Play / Pause, click-on-canvas to seek. Playback rate controller: </w:t>
       </w:r>
       <w:r>
         <w:rPr>
@@ -8063,7 +10143,7 @@
         <w:t>0.5\times, 0.75\times, 1.0\times, 1.25\times</w:t>
       </w:r>
       <w:r>
-        <w:t xml:space="preserve"> with pitch preservation.</w:t>
+        <w:t>.</w:t>
       </w:r>
     </w:p>
     <w:p>
@@ -8145,7 +10225,29 @@
         <w:t xml:space="preserve">• </w:t>
       </w:r>
       <w:r>
-        <w:t>Allow user to drag-select an in-point (A) and out-point (B) on the timeline.</w:t>
+        <w:t>Allow user to drag-select an in-point (</w:t>
+      </w:r>
+      <w:r>
+        <w:rPr>
+          <w:rFonts w:ascii="Cambria Math" w:hAnsi="Cambria Math"/>
+          <w:i/>
+          <w:color w:val="1E3A8A"/>
+        </w:rPr>
+        <w:t>A</w:t>
+      </w:r>
+      <w:r>
+        <w:t>) and out-point (</w:t>
+      </w:r>
+      <w:r>
+        <w:rPr>
+          <w:rFonts w:ascii="Cambria Math" w:hAnsi="Cambria Math"/>
+          <w:i/>
+          <w:color w:val="1E3A8A"/>
+        </w:rPr>
+        <w:t>B</w:t>
+      </w:r>
+      <w:r>
+        <w:t>) on the timeline.</w:t>
       </w:r>
     </w:p>
     <w:p>
@@ -8243,7 +10345,18 @@
         <w:t xml:space="preserve">• </w:t>
       </w:r>
       <w:r>
-        <w:t>Integrate a lightweight Web Audio synthesizer (polyphonic sine / triangle wave oscillators with soft envelope) that generates audio tones corresponding to the detected pitches.</w:t>
+        <w:t xml:space="preserve">Polyphonic Web Audio synthesizer (polyphonic sine / triangle wave oscillators with soft envelope) dynamically driven by active frequencies in </w:t>
+      </w:r>
+      <w:r>
+        <w:rPr>
+          <w:rFonts w:ascii="Consolas" w:hAnsi="Consolas"/>
+          <w:color w:val="B91C1C"/>
+          <w:sz w:val="18"/>
+        </w:rPr>
+        <w:t>frame.f0_refined</w:t>
+      </w:r>
+      <w:r>
+        <w:t>.</w:t>
       </w:r>
     </w:p>
     <w:p>
@@ -8259,7 +10372,7 @@
         <w:t xml:space="preserve">• </w:t>
       </w:r>
       <w:r>
-        <w:t xml:space="preserve">Provide a 3-way audio blend slider: </w:t>
+        <w:t xml:space="preserve">3-way audio blend slider: </w:t>
       </w:r>
       <w:r>
         <w:rPr>
@@ -8410,7 +10523,7 @@
         <w:t xml:space="preserve">• </w:t>
       </w:r>
       <w:r>
-        <w:t>On mouse hover over any pitch point, display floating HUD card:</w:t>
+        <w:t>On mouse hover over any pitch point, display floating HUD card reading exact properties:</w:t>
       </w:r>
     </w:p>
     <w:p>
@@ -8426,7 +10539,18 @@
         <w:t xml:space="preserve">• </w:t>
       </w:r>
       <w:r>
-        <w:t>Timestamp (</w:t>
+        <w:t xml:space="preserve">Timestamp: </w:t>
+      </w:r>
+      <w:r>
+        <w:rPr>
+          <w:rFonts w:ascii="Consolas" w:hAnsi="Consolas"/>
+          <w:color w:val="B91C1C"/>
+          <w:sz w:val="18"/>
+        </w:rPr>
+        <w:t>frame.t</w:t>
+      </w:r>
+      <w:r>
+        <w:t xml:space="preserve"> (e.g. </w:t>
       </w:r>
       <w:r>
         <w:rPr>
@@ -8453,7 +10577,18 @@
         <w:t xml:space="preserve">• </w:t>
       </w:r>
       <w:r>
-        <w:t>Refined Frequency (</w:t>
+        <w:t xml:space="preserve">Refined Frequency: </w:t>
+      </w:r>
+      <w:r>
+        <w:rPr>
+          <w:rFonts w:ascii="Consolas" w:hAnsi="Consolas"/>
+          <w:color w:val="B91C1C"/>
+          <w:sz w:val="18"/>
+        </w:rPr>
+        <w:t>frame.f0_refined[k]</w:t>
+      </w:r>
+      <w:r>
+        <w:t xml:space="preserve"> (e.g. </w:t>
       </w:r>
       <w:r>
         <w:rPr>
@@ -8480,7 +10615,18 @@
         <w:t xml:space="preserve">• </w:t>
       </w:r>
       <w:r>
-        <w:t>Note Name (</w:t>
+        <w:t xml:space="preserve">Note Name: </w:t>
+      </w:r>
+      <w:r>
+        <w:rPr>
+          <w:rFonts w:ascii="Consolas" w:hAnsi="Consolas"/>
+          <w:color w:val="B91C1C"/>
+          <w:sz w:val="18"/>
+        </w:rPr>
+        <w:t>frame.notes[k]</w:t>
+      </w:r>
+      <w:r>
+        <w:t xml:space="preserve"> (e.g. </w:t>
       </w:r>
       <w:r>
         <w:rPr>
@@ -8507,7 +10653,18 @@
         <w:t xml:space="preserve">• </w:t>
       </w:r>
       <w:r>
-        <w:t>Signed Cents Deviation (</w:t>
+        <w:t xml:space="preserve">Signed Cents Deviation: </w:t>
+      </w:r>
+      <w:r>
+        <w:rPr>
+          <w:rFonts w:ascii="Consolas" w:hAnsi="Consolas"/>
+          <w:color w:val="B91C1C"/>
+          <w:sz w:val="18"/>
+        </w:rPr>
+        <w:t>frame.cents[k]</w:t>
+      </w:r>
+      <w:r>
+        <w:t xml:space="preserve"> (e.g. </w:t>
       </w:r>
       <w:r>
         <w:rPr>
@@ -8534,7 +10691,7 @@
         <w:t xml:space="preserve">• </w:t>
       </w:r>
       <w:r>
-        <w:t xml:space="preserve">Interactive Circular Tuning Dial (needle pointing to green center </w:t>
+        <w:t>Interactive Circular Tuning Dial: needle pointing to green center (</w:t>
       </w:r>
       <w:r>
         <w:rPr>
@@ -8545,7 +10702,201 @@
         <w:t>\pm 0\text{c}</w:t>
       </w:r>
       <w:r>
-        <w:t xml:space="preserve"> or red wings for flat/sharp).</w:t>
+        <w:t>) or red wings for flat/sharp.</w:t>
+      </w:r>
+    </w:p>
+    <w:p>
+      <w:pPr>
+        <w:spacing w:before="40" w:after="40"/>
+        <w:ind w:left="360"/>
+      </w:pPr>
+      <w:r>
+        <w:rPr>
+          <w:rFonts w:ascii="Segoe UI Symbol" w:hAnsi="Segoe UI Symbol"/>
+          <w:b/>
+          <w:color w:val="10B981"/>
+          <w:sz w:val="22"/>
+        </w:rPr>
+        <w:t xml:space="preserve">☑  </w:t>
+      </w:r>
+      <w:r>
+        <w:rPr>
+          <w:b/>
+          <w:color w:val="0F172A"/>
+        </w:rPr>
+        <w:t>2.4.2 Automatic Instantaneous Chord Identification</w:t>
+      </w:r>
+      <w:r>
+        <w:t xml:space="preserve"> </w:t>
+      </w:r>
+      <w:r>
+        <w:rPr>
+          <w:rFonts w:ascii="Consolas" w:hAnsi="Consolas"/>
+          <w:color w:val="B91C1C"/>
+          <w:sz w:val="18"/>
+        </w:rPr>
+        <w:t>[Track: Backend &amp; Frontend]</w:t>
+      </w:r>
+      <w:r>
+        <w:t xml:space="preserve"> </w:t>
+      </w:r>
+      <w:r>
+        <w:rPr>
+          <w:rFonts w:ascii="Consolas" w:hAnsi="Consolas"/>
+          <w:color w:val="B91C1C"/>
+          <w:sz w:val="18"/>
+        </w:rPr>
+        <w:t>[⏳ Sequential]</w:t>
+      </w:r>
+      <w:r>
+        <w:t xml:space="preserve"> </w:t>
+      </w:r>
+      <w:r>
+        <w:rPr>
+          <w:rFonts w:ascii="Consolas" w:hAnsi="Consolas"/>
+          <w:color w:val="B91C1C"/>
+          <w:sz w:val="18"/>
+        </w:rPr>
+        <w:t>[Depends on: 2.4.1]</w:t>
+      </w:r>
+      <w:r>
+        <w:t xml:space="preserve"> </w:t>
+      </w:r>
+      <w:r>
+        <w:rPr>
+          <w:rFonts w:ascii="Consolas" w:hAnsi="Consolas"/>
+          <w:color w:val="B91C1C"/>
+          <w:sz w:val="18"/>
+        </w:rPr>
+        <w:t>[Unblocks: 3.5]</w:t>
+      </w:r>
+    </w:p>
+    <w:p>
+      <w:pPr>
+        <w:spacing w:before="30" w:after="30"/>
+        <w:ind w:left="864"/>
+      </w:pPr>
+      <w:r>
+        <w:rPr>
+          <w:b/>
+          <w:color w:val="64748B"/>
+        </w:rPr>
+        <w:t xml:space="preserve">• </w:t>
+      </w:r>
+      <w:r>
+        <w:t xml:space="preserve">Read </w:t>
+      </w:r>
+      <w:r>
+        <w:rPr>
+          <w:rFonts w:ascii="Consolas" w:hAnsi="Consolas"/>
+          <w:color w:val="B91C1C"/>
+          <w:sz w:val="18"/>
+        </w:rPr>
+        <w:t>frame.chord</w:t>
+      </w:r>
+      <w:r>
+        <w:t xml:space="preserve"> from current playhead frame (e.g. </w:t>
+      </w:r>
+      <w:r>
+        <w:rPr>
+          <w:rFonts w:ascii="Consolas" w:hAnsi="Consolas"/>
+          <w:color w:val="B91C1C"/>
+          <w:sz w:val="18"/>
+        </w:rPr>
+        <w:t>"C Major"</w:t>
+      </w:r>
+      <w:r>
+        <w:t xml:space="preserve">, </w:t>
+      </w:r>
+      <w:r>
+        <w:rPr>
+          <w:rFonts w:ascii="Consolas" w:hAnsi="Consolas"/>
+          <w:color w:val="B91C1C"/>
+          <w:sz w:val="18"/>
+        </w:rPr>
+        <w:t>"A Minor / C"</w:t>
+      </w:r>
+      <w:r>
+        <w:t xml:space="preserve">, </w:t>
+      </w:r>
+      <w:r>
+        <w:rPr>
+          <w:rFonts w:ascii="Consolas" w:hAnsi="Consolas"/>
+          <w:color w:val="B91C1C"/>
+          <w:sz w:val="18"/>
+        </w:rPr>
+        <w:t>"D 5 (Open 5th)"</w:t>
+      </w:r>
+      <w:r>
+        <w:t>).</w:t>
+      </w:r>
+    </w:p>
+    <w:p>
+      <w:pPr>
+        <w:spacing w:before="30" w:after="30"/>
+        <w:ind w:left="864"/>
+      </w:pPr>
+      <w:r>
+        <w:rPr>
+          <w:b/>
+          <w:color w:val="64748B"/>
+        </w:rPr>
+        <w:t xml:space="preserve">• </w:t>
+      </w:r>
+      <w:r>
+        <w:t>Display recognized musical chord in a real-time glowing glassmorphism badge above the playhead.</w:t>
+      </w:r>
+    </w:p>
+    <w:p>
+      <w:pPr>
+        <w:spacing w:before="30" w:after="30"/>
+        <w:ind w:left="864"/>
+      </w:pPr>
+      <w:r>
+        <w:rPr>
+          <w:b/>
+          <w:color w:val="64748B"/>
+        </w:rPr>
+        <w:t xml:space="preserve">• </w:t>
+      </w:r>
+      <w:r>
+        <w:t xml:space="preserve">Backend engine in </w:t>
+      </w:r>
+      <w:r>
+        <w:rPr>
+          <w:rFonts w:ascii="Consolas" w:hAnsi="Consolas"/>
+          <w:color w:val="B91C1C"/>
+          <w:sz w:val="18"/>
+        </w:rPr>
+        <w:t>dsp_utils.py</w:t>
+      </w:r>
+      <w:r>
+        <w:t xml:space="preserve"> and </w:t>
+      </w:r>
+      <w:r>
+        <w:rPr>
+          <w:rFonts w:ascii="Consolas" w:hAnsi="Consolas"/>
+          <w:color w:val="B91C1C"/>
+          <w:sz w:val="18"/>
+        </w:rPr>
+        <w:t>analytics.py</w:t>
+      </w:r>
+      <w:r>
+        <w:t xml:space="preserve"> complete and tested; frontend playhead badge ready.</w:t>
+      </w:r>
+    </w:p>
+    <w:p>
+      <w:pPr>
+        <w:spacing w:before="200" w:after="60"/>
+      </w:pPr>
+      <w:r>
+        <w:rPr>
+          <w:rFonts w:ascii="Calibri" w:hAnsi="Calibri"/>
+          <w:b/>
+          <w:color w:val="1E293B"/>
+          <w:sz w:val="23"/>
+        </w:rPr>
+        <w:t>2.5 Dynamic Client-Side Controls &amp; Filtering</w:t>
       </w:r>
     </w:p>
     <w:p>
@@ -8567,7 +10918,7 @@
           <w:b/>
           <w:color w:val="0F172A"/>
         </w:rPr>
-        <w:t>2.4.2 Automatic Instantaneous Chord Identification</w:t>
+        <w:t>2.5.1 Real-Time Sensitivity Threshold Slider</w:t>
       </w:r>
       <w:r>
         <w:t xml:space="preserve"> </w:t>
@@ -8589,7 +10940,7 @@
           <w:color w:val="B91C1C"/>
           <w:sz w:val="18"/>
         </w:rPr>
-        <w:t>[⏳ Sequential]</w:t>
+        <w:t>[⚡ Parallel]</w:t>
       </w:r>
       <w:r>
         <w:t xml:space="preserve"> </w:t>
@@ -8600,7 +10951,7 @@
           <w:color w:val="B91C1C"/>
           <w:sz w:val="18"/>
         </w:rPr>
-        <w:t>[Depends on: 2.4.1]</w:t>
+        <w:t>[Depends on: 2.2.1]</w:t>
       </w:r>
       <w:r>
         <w:t xml:space="preserve"> </w:t>
@@ -8611,7 +10962,7 @@
           <w:color w:val="B91C1C"/>
           <w:sz w:val="18"/>
         </w:rPr>
-        <w:t>[Unblocks: 3.5]</w:t>
+        <w:t>[Unblocks: 2.6.1]</w:t>
       </w:r>
     </w:p>
     <w:p>
@@ -8627,23 +10978,7 @@
         <w:t xml:space="preserve">• </w:t>
       </w:r>
       <w:r>
-        <w:t>Inspect all active sounding pitches in the current playhead frame.</w:t>
-      </w:r>
-    </w:p>
-    <w:p>
-      <w:pPr>
-        <w:spacing w:before="30" w:after="30"/>
-        <w:ind w:left="864"/>
-      </w:pPr>
-      <w:r>
-        <w:rPr>
-          <w:b/>
-          <w:color w:val="64748B"/>
-        </w:rPr>
-        <w:t xml:space="preserve">• </w:t>
-      </w:r>
-      <w:r>
-        <w:t xml:space="preserve">Normalize active pitch classes to root octave: </w:t>
+        <w:t>Slider (</w:t>
       </w:r>
       <w:r>
         <w:rPr>
@@ -8651,10 +10986,10 @@
           <w:i/>
           <w:color w:val="1E3A8A"/>
         </w:rPr>
-        <w:t>\{C, E, G\} \rightarrow \text{C Major Triad}</w:t>
-      </w:r>
-      <w:r>
-        <w:t xml:space="preserve">; </w:t>
+        <w:t>0.30 - 0.85</w:t>
+      </w:r>
+      <w:r>
+        <w:t xml:space="preserve">, default </w:t>
       </w:r>
       <w:r>
         <w:rPr>
@@ -8662,14 +10997,80 @@
           <w:i/>
           <w:color w:val="1E3A8A"/>
         </w:rPr>
-        <w:t>\{D, F, A, C\} \rightarrow \text{D Minor 7th}</w:t>
-      </w:r>
-      <w:r>
-        <w:t>.</w:t>
+        <w:t>0.50</w:t>
+      </w:r>
+      <w:r>
+        <w:t>) dynamically filtering visible points from frame data.</w:t>
       </w:r>
     </w:p>
     <w:p>
       <w:pPr>
+        <w:spacing w:before="40" w:after="40"/>
+        <w:ind w:left="360"/>
+      </w:pPr>
+      <w:r>
+        <w:rPr>
+          <w:rFonts w:ascii="Segoe UI Symbol" w:hAnsi="Segoe UI Symbol"/>
+          <w:b/>
+          <w:color w:val="0EA5E9"/>
+          <w:sz w:val="22"/>
+        </w:rPr>
+        <w:t xml:space="preserve">☐  </w:t>
+      </w:r>
+      <w:r>
+        <w:rPr>
+          <w:b/>
+          <w:color w:val="0F172A"/>
+        </w:rPr>
+        <w:t>2.5.2 Transient Noise Duration Filter</w:t>
+      </w:r>
+      <w:r>
+        <w:t xml:space="preserve"> </w:t>
+      </w:r>
+      <w:r>
+        <w:rPr>
+          <w:rFonts w:ascii="Consolas" w:hAnsi="Consolas"/>
+          <w:color w:val="B91C1C"/>
+          <w:sz w:val="18"/>
+        </w:rPr>
+        <w:t>[Track: Frontend]</w:t>
+      </w:r>
+      <w:r>
+        <w:t xml:space="preserve"> </w:t>
+      </w:r>
+      <w:r>
+        <w:rPr>
+          <w:rFonts w:ascii="Consolas" w:hAnsi="Consolas"/>
+          <w:color w:val="B91C1C"/>
+          <w:sz w:val="18"/>
+        </w:rPr>
+        <w:t>[⚡ Parallel]</w:t>
+      </w:r>
+      <w:r>
+        <w:t xml:space="preserve"> </w:t>
+      </w:r>
+      <w:r>
+        <w:rPr>
+          <w:rFonts w:ascii="Consolas" w:hAnsi="Consolas"/>
+          <w:color w:val="B91C1C"/>
+          <w:sz w:val="18"/>
+        </w:rPr>
+        <w:t>[Depends on: 2.2.1]</w:t>
+      </w:r>
+      <w:r>
+        <w:t xml:space="preserve"> </w:t>
+      </w:r>
+      <w:r>
+        <w:rPr>
+          <w:rFonts w:ascii="Consolas" w:hAnsi="Consolas"/>
+          <w:color w:val="B91C1C"/>
+          <w:sz w:val="18"/>
+        </w:rPr>
+        <w:t>[Unblocks: 2.6.1]</w:t>
+      </w:r>
+    </w:p>
+    <w:p>
+      <w:pPr>
         <w:spacing w:before="30" w:after="30"/>
         <w:ind w:left="864"/>
       </w:pPr>
@@ -8681,11 +11082,110 @@
         <w:t xml:space="preserve">• </w:t>
       </w:r>
       <w:r>
-        <w:t>Identify chord inversions based on lowest bass note.</w:t>
+        <w:t>Slider (</w:t>
+      </w:r>
+      <w:r>
+        <w:rPr>
+          <w:rFonts w:ascii="Cambria Math" w:hAnsi="Cambria Math"/>
+          <w:i/>
+          <w:color w:val="1E3A8A"/>
+        </w:rPr>
+        <w:t>0 - 100\text{ ms}</w:t>
+      </w:r>
+      <w:r>
+        <w:t xml:space="preserve">, default </w:t>
+      </w:r>
+      <w:r>
+        <w:rPr>
+          <w:rFonts w:ascii="Cambria Math" w:hAnsi="Cambria Math"/>
+          <w:i/>
+          <w:color w:val="1E3A8A"/>
+        </w:rPr>
+        <w:t>35\text{ ms}</w:t>
+      </w:r>
+      <w:r>
+        <w:t xml:space="preserve">) pruning isolated detection dots lasting </w:t>
+      </w:r>
+      <w:r>
+        <w:rPr>
+          <w:rFonts w:ascii="Cambria Math" w:hAnsi="Cambria Math"/>
+          <w:i/>
+          <w:color w:val="1E3A8A"/>
+        </w:rPr>
+        <w:t>&lt; 3</w:t>
+      </w:r>
+      <w:r>
+        <w:t xml:space="preserve"> frames.</w:t>
       </w:r>
     </w:p>
     <w:p>
       <w:pPr>
+        <w:spacing w:before="40" w:after="40"/>
+        <w:ind w:left="360"/>
+      </w:pPr>
+      <w:r>
+        <w:rPr>
+          <w:rFonts w:ascii="Segoe UI Symbol" w:hAnsi="Segoe UI Symbol"/>
+          <w:b/>
+          <w:color w:val="0EA5E9"/>
+          <w:sz w:val="22"/>
+        </w:rPr>
+        <w:t xml:space="preserve">☐  </w:t>
+      </w:r>
+      <w:r>
+        <w:rPr>
+          <w:b/>
+          <w:color w:val="0F172A"/>
+        </w:rPr>
+        <w:t>2.5.3 Vocal Register Quick-Filters (SATB Isolators)</w:t>
+      </w:r>
+      <w:r>
+        <w:t xml:space="preserve"> </w:t>
+      </w:r>
+      <w:r>
+        <w:rPr>
+          <w:rFonts w:ascii="Consolas" w:hAnsi="Consolas"/>
+          <w:color w:val="B91C1C"/>
+          <w:sz w:val="18"/>
+        </w:rPr>
+        <w:t>[Track: Frontend]</w:t>
+      </w:r>
+      <w:r>
+        <w:t xml:space="preserve"> </w:t>
+      </w:r>
+      <w:r>
+        <w:rPr>
+          <w:rFonts w:ascii="Consolas" w:hAnsi="Consolas"/>
+          <w:color w:val="B91C1C"/>
+          <w:sz w:val="18"/>
+        </w:rPr>
+        <w:t>[⚡ Parallel]</w:t>
+      </w:r>
+      <w:r>
+        <w:t xml:space="preserve"> </w:t>
+      </w:r>
+      <w:r>
+        <w:rPr>
+          <w:rFonts w:ascii="Consolas" w:hAnsi="Consolas"/>
+          <w:color w:val="B91C1C"/>
+          <w:sz w:val="18"/>
+        </w:rPr>
+        <w:t>[Depends on: 2.2.1]</w:t>
+      </w:r>
+      <w:r>
+        <w:t xml:space="preserve"> </w:t>
+      </w:r>
+      <w:r>
+        <w:rPr>
+          <w:rFonts w:ascii="Consolas" w:hAnsi="Consolas"/>
+          <w:color w:val="B91C1C"/>
+          <w:sz w:val="18"/>
+        </w:rPr>
+        <w:t>[Unblocks: 2.6.1]</w:t>
+      </w:r>
+    </w:p>
+    <w:p>
+      <w:pPr>
         <w:spacing w:before="30" w:after="30"/>
         <w:ind w:left="864"/>
       </w:pPr>
@@ -8697,7 +11197,58 @@
         <w:t xml:space="preserve">• </w:t>
       </w:r>
       <w:r>
-        <w:t>Display the recognized musical chord in a real-time badge above the playhead.</w:t>
+        <w:t xml:space="preserve">Toggle buttons for </w:t>
+      </w:r>
+      <w:r>
+        <w:rPr>
+          <w:b/>
+          <w:color w:val="0F172A"/>
+        </w:rPr>
+        <w:t>Soprano</w:t>
+      </w:r>
+      <w:r>
+        <w:t xml:space="preserve">, </w:t>
+      </w:r>
+      <w:r>
+        <w:rPr>
+          <w:b/>
+          <w:color w:val="0F172A"/>
+        </w:rPr>
+        <w:t>Alto</w:t>
+      </w:r>
+      <w:r>
+        <w:t xml:space="preserve">, </w:t>
+      </w:r>
+      <w:r>
+        <w:rPr>
+          <w:b/>
+          <w:color w:val="0F172A"/>
+        </w:rPr>
+        <w:t>Tenor</w:t>
+      </w:r>
+      <w:r>
+        <w:t xml:space="preserve">, </w:t>
+      </w:r>
+      <w:r>
+        <w:rPr>
+          <w:b/>
+          <w:color w:val="0F172A"/>
+        </w:rPr>
+        <w:t>Bass</w:t>
+      </w:r>
+      <w:r>
+        <w:t xml:space="preserve"> to dim or highlight specific frequency bands by filtering </w:t>
+      </w:r>
+      <w:r>
+        <w:rPr>
+          <w:rFonts w:ascii="Consolas" w:hAnsi="Consolas"/>
+          <w:color w:val="B91C1C"/>
+          <w:sz w:val="18"/>
+        </w:rPr>
+        <w:t>contour.voice_part</w:t>
+      </w:r>
+      <w:r>
+        <w:t>.</w:t>
       </w:r>
     </w:p>
     <w:p>
@@ -8711,7 +11262,7 @@
           <w:color w:val="1E293B"/>
           <w:sz w:val="23"/>
         </w:rPr>
-        <w:t>2.5 Dynamic Client-Side Controls &amp; Filtering</w:t>
+        <w:t>2.6 Demo Showcase Library &amp; Live File Upload (Convergence)</w:t>
       </w:r>
     </w:p>
     <w:p>
@@ -8733,7 +11284,7 @@
           <w:b/>
           <w:color w:val="0F172A"/>
         </w:rPr>
-        <w:t>2.5.1 Real-Time Sensitivity Threshold Slider</w:t>
+        <w:t>2.6.1 Pre-Loaded Academic Showcase Presets</w:t>
       </w:r>
       <w:r>
         <w:t xml:space="preserve"> </w:t>
@@ -8755,7 +11306,7 @@
           <w:color w:val="B91C1C"/>
           <w:sz w:val="18"/>
         </w:rPr>
-        <w:t>[⚡ Parallel]</w:t>
+        <w:t>[⚡ Parallel: Independent]</w:t>
       </w:r>
       <w:r>
         <w:t xml:space="preserve"> </w:t>
@@ -8766,7 +11317,7 @@
           <w:color w:val="B91C1C"/>
           <w:sz w:val="18"/>
         </w:rPr>
-        <w:t>[Depends on: 2.2.1]</w:t>
+        <w:t>[Depends on: 2.1, 2.2, 2.3]</w:t>
       </w:r>
       <w:r>
         <w:t xml:space="preserve"> </w:t>
@@ -8777,7 +11328,7 @@
           <w:color w:val="B91C1C"/>
           <w:sz w:val="18"/>
         </w:rPr>
-        <w:t>[Unblocks: 2.6.1]</w:t>
+        <w:t>[Unblocks: 5.3]</w:t>
       </w:r>
     </w:p>
     <w:p>
@@ -8793,29 +11344,94 @@
         <w:t xml:space="preserve">• </w:t>
       </w:r>
       <w:r>
-        <w:t>Slider (</w:t>
-      </w:r>
-      <w:r>
-        <w:rPr>
-          <w:rFonts w:ascii="Cambria Math" w:hAnsi="Cambria Math"/>
-          <w:i/>
-          <w:color w:val="1E3A8A"/>
-        </w:rPr>
-        <w:t>0.30 - 0.85</w:t>
-      </w:r>
-      <w:r>
-        <w:t xml:space="preserve">, default </w:t>
-      </w:r>
-      <w:r>
-        <w:rPr>
-          <w:rFonts w:ascii="Cambria Math" w:hAnsi="Cambria Math"/>
-          <w:i/>
-          <w:color w:val="1E3A8A"/>
-        </w:rPr>
-        <w:t>0.50</w:t>
-      </w:r>
-      <w:r>
-        <w:t>) dynamically filtering visible points from frame data.</w:t>
+        <w:t xml:space="preserve">Connect preset dropdown selector to </w:t>
+      </w:r>
+      <w:r>
+        <w:rPr>
+          <w:rFonts w:ascii="Consolas" w:hAnsi="Consolas"/>
+          <w:color w:val="B91C1C"/>
+          <w:sz w:val="18"/>
+        </w:rPr>
+        <w:t>GET /presets</w:t>
+      </w:r>
+      <w:r>
+        <w:t>.</w:t>
+      </w:r>
+    </w:p>
+    <w:p>
+      <w:pPr>
+        <w:spacing w:before="30" w:after="30"/>
+        <w:ind w:left="864"/>
+      </w:pPr>
+      <w:r>
+        <w:rPr>
+          <w:b/>
+          <w:color w:val="64748B"/>
+        </w:rPr>
+        <w:t xml:space="preserve">• </w:t>
+      </w:r>
+      <w:r>
+        <w:t xml:space="preserve">On selection, fetch </w:t>
+      </w:r>
+      <w:r>
+        <w:rPr>
+          <w:rFonts w:ascii="Consolas" w:hAnsi="Consolas"/>
+          <w:color w:val="B91C1C"/>
+          <w:sz w:val="18"/>
+        </w:rPr>
+        <w:t>GET /presets/{id}</w:t>
+      </w:r>
+      <w:r>
+        <w:t xml:space="preserve"> for instant zero-compute transcription rendering and bind </w:t>
+      </w:r>
+      <w:r>
+        <w:rPr>
+          <w:rFonts w:ascii="Consolas" w:hAnsi="Consolas"/>
+          <w:color w:val="B91C1C"/>
+          <w:sz w:val="18"/>
+        </w:rPr>
+        <w:t>&lt;audio src="/presets/{id}/audio"&gt;</w:t>
+      </w:r>
+      <w:r>
+        <w:t>.</w:t>
+      </w:r>
+    </w:p>
+    <w:p>
+      <w:pPr>
+        <w:spacing w:before="30" w:after="30"/>
+        <w:ind w:left="864"/>
+      </w:pPr>
+      <w:r>
+        <w:rPr>
+          <w:b/>
+          <w:color w:val="64748B"/>
+        </w:rPr>
+        <w:t xml:space="preserve">• </w:t>
+      </w:r>
+      <w:r>
+        <w:t xml:space="preserve">Offline fallback: loads </w:t>
+      </w:r>
+      <w:r>
+        <w:rPr>
+          <w:rFonts w:ascii="Consolas" w:hAnsi="Consolas"/>
+          <w:color w:val="B91C1C"/>
+          <w:sz w:val="18"/>
+        </w:rPr>
+        <w:t>./sample_transcription.json</w:t>
+      </w:r>
+      <w:r>
+        <w:t xml:space="preserve"> and </w:t>
+      </w:r>
+      <w:r>
+        <w:rPr>
+          <w:rFonts w:ascii="Consolas" w:hAnsi="Consolas"/>
+          <w:color w:val="B91C1C"/>
+          <w:sz w:val="18"/>
+        </w:rPr>
+        <w:t>./sample_audio.wav</w:t>
+      </w:r>
+      <w:r>
+        <w:t>.</w:t>
       </w:r>
     </w:p>
     <w:p>
@@ -8837,7 +11453,7 @@
           <w:b/>
           <w:color w:val="0F172A"/>
         </w:rPr>
-        <w:t>2.5.2 Transient Noise Duration Filter</w:t>
+        <w:t>2.6.2 Live Drag-and-Drop Ingestion (Backend Integration)</w:t>
       </w:r>
       <w:r>
         <w:t xml:space="preserve"> </w:t>
@@ -8848,7 +11464,7 @@
           <w:color w:val="B91C1C"/>
           <w:sz w:val="18"/>
         </w:rPr>
-        <w:t>[Track: Frontend]</w:t>
+        <w:t>[Track: Fullstack]</w:t>
       </w:r>
       <w:r>
         <w:t xml:space="preserve"> </w:t>
@@ -8859,7 +11475,7 @@
           <w:color w:val="B91C1C"/>
           <w:sz w:val="18"/>
         </w:rPr>
-        <w:t>[⚡ Parallel]</w:t>
+        <w:t>[🔴 CONVERGENCE POINT]</w:t>
       </w:r>
       <w:r>
         <w:t xml:space="preserve"> </w:t>
@@ -8870,7 +11486,7 @@
           <w:color w:val="B91C1C"/>
           <w:sz w:val="18"/>
         </w:rPr>
-        <w:t>[Depends on: 2.2.1]</w:t>
+        <w:t>[Depends on: Backend 1.2, 1.4 AND Frontend 2.1]</w:t>
       </w:r>
       <w:r>
         <w:t xml:space="preserve"> </w:t>
@@ -8881,7 +11497,7 @@
           <w:color w:val="B91C1C"/>
           <w:sz w:val="18"/>
         </w:rPr>
-        <w:t>[Unblocks: 2.6.1]</w:t>
+        <w:t>[Unblocks: Phase 3, 5.1]</w:t>
       </w:r>
     </w:p>
     <w:p>
@@ -8897,7 +11513,61 @@
         <w:t xml:space="preserve">• </w:t>
       </w:r>
       <w:r>
-        <w:t>Slider (</w:t>
+        <w:t xml:space="preserve">Wire drag-and-drop file uploader to live </w:t>
+      </w:r>
+      <w:r>
+        <w:rPr>
+          <w:rFonts w:ascii="Consolas" w:hAnsi="Consolas"/>
+          <w:color w:val="B91C1C"/>
+          <w:sz w:val="18"/>
+        </w:rPr>
+        <w:t>POST /transcribe?async_mode=true</w:t>
+      </w:r>
+      <w:r>
+        <w:t xml:space="preserve"> endpoint.</w:t>
+      </w:r>
+    </w:p>
+    <w:p>
+      <w:pPr>
+        <w:spacing w:before="30" w:after="30"/>
+        <w:ind w:left="864"/>
+      </w:pPr>
+      <w:r>
+        <w:rPr>
+          <w:b/>
+          <w:color w:val="64748B"/>
+        </w:rPr>
+        <w:t xml:space="preserve">• </w:t>
+      </w:r>
+      <w:r>
+        <w:t xml:space="preserve">Subscribe to real-time progress via Server-Sent Events: </w:t>
+      </w:r>
+      <w:r>
+        <w:rPr>
+          <w:rFonts w:ascii="Consolas" w:hAnsi="Consolas"/>
+          <w:color w:val="B91C1C"/>
+          <w:sz w:val="18"/>
+        </w:rPr>
+        <w:t>new EventSource('/jobs/' + jobId + '/events')</w:t>
+      </w:r>
+      <w:r>
+        <w:t>.</w:t>
+      </w:r>
+    </w:p>
+    <w:p>
+      <w:pPr>
+        <w:spacing w:before="30" w:after="30"/>
+        <w:ind w:left="864"/>
+      </w:pPr>
+      <w:r>
+        <w:rPr>
+          <w:b/>
+          <w:color w:val="64748B"/>
+        </w:rPr>
+        <w:t xml:space="preserve">• </w:t>
+      </w:r>
+      <w:r>
+        <w:t>Display animated progress bar (</w:t>
       </w:r>
       <w:r>
         <w:rPr>
@@ -8905,10 +11575,185 @@
           <w:i/>
           <w:color w:val="1E3A8A"/>
         </w:rPr>
-        <w:t>0 - 100\text{ ms}</w:t>
-      </w:r>
-      <w:r>
-        <w:t xml:space="preserve">, default </w:t>
+        <w:t>0\% \rightarrow 100\%</w:t>
+      </w:r>
+      <w:r>
+        <w:t xml:space="preserve">) and seamlessly render canvas when the </w:t>
+      </w:r>
+      <w:r>
+        <w:rPr>
+          <w:rFonts w:ascii="Consolas" w:hAnsi="Consolas"/>
+          <w:color w:val="B91C1C"/>
+          <w:sz w:val="18"/>
+        </w:rPr>
+        <w:t>complete</w:t>
+      </w:r>
+      <w:r>
+        <w:t xml:space="preserve"> event fires.</w:t>
+      </w:r>
+    </w:p>
+    <w:p>
+      <w:pPr>
+        <w:spacing w:before="120" w:after="120"/>
+        <w:pBdr>
+          <w:bottom w:val="single" w:sz="6" w:space="1" w:color="E2E8F0"/>
+        </w:pBdr>
+      </w:pPr>
+    </w:p>
+    <w:p>
+      <w:pPr>
+        <w:spacing w:before="280" w:after="80"/>
+        <w:pBdr>
+          <w:bottom w:val="single" w:sz="8" w:space="2" w:color="0284C7"/>
+        </w:pBdr>
+      </w:pPr>
+      <w:r>
+        <w:rPr>
+          <w:rFonts w:ascii="Calibri" w:hAnsi="Calibri"/>
+          <w:b/>
+          <w:color w:val="0369A1"/>
+          <w:sz w:val="28"/>
+        </w:rPr>
+        <w:t>Phase 3: Contour Tracking, Voicing &amp; Ensemble Analytics</w:t>
+      </w:r>
+    </w:p>
+    <w:p>
+      <w:pPr>
+        <w:spacing w:before="30" w:after="30"/>
+        <w:ind w:left="504"/>
+      </w:pPr>
+      <w:r>
+        <w:rPr>
+          <w:b/>
+          <w:color w:val="64748B"/>
+        </w:rPr>
+        <w:t xml:space="preserve">• </w:t>
+      </w:r>
+      <w:r>
+        <w:t>Objective: Upgrade the output from discrete per-frame frequency dots into connected, continuous musical lines and ensemble performance metrics.*</w:t>
+      </w:r>
+    </w:p>
+    <w:p>
+      <w:pPr>
+        <w:spacing w:before="200" w:after="60"/>
+      </w:pPr>
+      <w:r>
+        <w:rPr>
+          <w:rFonts w:ascii="Calibri" w:hAnsi="Calibri"/>
+          <w:b/>
+          <w:color w:val="1E293B"/>
+          <w:sz w:val="23"/>
+        </w:rPr>
+        <w:t>3.1 Frame-to-Frame Trajectory Linking (Pitch Tracking)</w:t>
+      </w:r>
+    </w:p>
+    <w:p>
+      <w:pPr>
+        <w:spacing w:before="40" w:after="40"/>
+        <w:ind w:left="360"/>
+      </w:pPr>
+      <w:r>
+        <w:rPr>
+          <w:rFonts w:ascii="Segoe UI Symbol" w:hAnsi="Segoe UI Symbol"/>
+          <w:b/>
+          <w:color w:val="10B981"/>
+          <w:sz w:val="22"/>
+        </w:rPr>
+        <w:t xml:space="preserve">☑  </w:t>
+      </w:r>
+      <w:r>
+        <w:rPr>
+          <w:b/>
+          <w:color w:val="0F172A"/>
+        </w:rPr>
+        <w:t>3.1.1 Bipartite Greedy Matching Algorithm</w:t>
+      </w:r>
+      <w:r>
+        <w:t xml:space="preserve"> </w:t>
+      </w:r>
+      <w:r>
+        <w:rPr>
+          <w:rFonts w:ascii="Consolas" w:hAnsi="Consolas"/>
+          <w:color w:val="B91C1C"/>
+          <w:sz w:val="18"/>
+        </w:rPr>
+        <w:t>[Track: Backend]</w:t>
+      </w:r>
+      <w:r>
+        <w:t xml:space="preserve"> </w:t>
+      </w:r>
+      <w:r>
+        <w:rPr>
+          <w:rFonts w:ascii="Consolas" w:hAnsi="Consolas"/>
+          <w:color w:val="B91C1C"/>
+          <w:sz w:val="18"/>
+        </w:rPr>
+        <w:t>[⏳ Sequential]</w:t>
+      </w:r>
+      <w:r>
+        <w:t xml:space="preserve"> </w:t>
+      </w:r>
+      <w:r>
+        <w:rPr>
+          <w:rFonts w:ascii="Consolas" w:hAnsi="Consolas"/>
+          <w:color w:val="B91C1C"/>
+          <w:sz w:val="18"/>
+        </w:rPr>
+        <w:t>[Depends on: 1.2]</w:t>
+      </w:r>
+      <w:r>
+        <w:t xml:space="preserve"> </w:t>
+      </w:r>
+      <w:r>
+        <w:rPr>
+          <w:rFonts w:ascii="Consolas" w:hAnsi="Consolas"/>
+          <w:color w:val="B91C1C"/>
+          <w:sz w:val="18"/>
+        </w:rPr>
+        <w:t>[Unblocks: 3.1.2, 3.2]</w:t>
+      </w:r>
+    </w:p>
+    <w:p>
+      <w:pPr>
+        <w:spacing w:before="30" w:after="30"/>
+        <w:ind w:left="864"/>
+      </w:pPr>
+      <w:r>
+        <w:rPr>
+          <w:b/>
+          <w:color w:val="64748B"/>
+        </w:rPr>
+        <w:t xml:space="preserve">• </w:t>
+      </w:r>
+      <w:r>
+        <w:t xml:space="preserve">Implement trajectory linker </w:t>
+      </w:r>
+      <w:r>
+        <w:rPr>
+          <w:rFonts w:ascii="Consolas" w:hAnsi="Consolas"/>
+          <w:color w:val="B91C1C"/>
+          <w:sz w:val="18"/>
+        </w:rPr>
+        <w:t>mvp/backend/contour_tracker.py</w:t>
+      </w:r>
+      <w:r>
+        <w:t xml:space="preserve"> using cost matrix in cents-time space.</w:t>
+      </w:r>
+    </w:p>
+    <w:p>
+      <w:pPr>
+        <w:spacing w:before="30" w:after="30"/>
+        <w:ind w:left="864"/>
+      </w:pPr>
+      <w:r>
+        <w:rPr>
+          <w:b/>
+          <w:color w:val="64748B"/>
+        </w:rPr>
+        <w:t xml:space="preserve">• </w:t>
+      </w:r>
+      <w:r>
+        <w:t xml:space="preserve">Link candidate pairs if </w:t>
       </w:r>
       <w:r>
         <w:rPr>
@@ -8916,10 +11761,10 @@
           <w:i/>
           <w:color w:val="1E3A8A"/>
         </w:rPr>
-        <w:t>35\text{ ms}</w:t>
-      </w:r>
-      <w:r>
-        <w:t xml:space="preserve">) pruning isolated detection dots lasting </w:t>
+        <w:t>|\Delta \text{cents}| \le 80\text{ cents}</w:t>
+      </w:r>
+      <w:r>
+        <w:t xml:space="preserve"> and time gap </w:t>
       </w:r>
       <w:r>
         <w:rPr>
@@ -8927,10 +11772,1399 @@
           <w:i/>
           <w:color w:val="1E3A8A"/>
         </w:rPr>
-        <w:t>&lt; 3</w:t>
-      </w:r>
-      <w:r>
-        <w:t xml:space="preserve"> frames.</w:t>
+        <w:t>\Delta t \le 25\text{ ms}</w:t>
+      </w:r>
+      <w:r>
+        <w:t>.</w:t>
+      </w:r>
+    </w:p>
+    <w:p>
+      <w:pPr>
+        <w:spacing w:before="40" w:after="40"/>
+        <w:ind w:left="360"/>
+      </w:pPr>
+      <w:r>
+        <w:rPr>
+          <w:rFonts w:ascii="Segoe UI Symbol" w:hAnsi="Segoe UI Symbol"/>
+          <w:b/>
+          <w:color w:val="10B981"/>
+          <w:sz w:val="22"/>
+        </w:rPr>
+        <w:t xml:space="preserve">☑  </w:t>
+      </w:r>
+      <w:r>
+        <w:rPr>
+          <w:b/>
+          <w:color w:val="0F172A"/>
+        </w:rPr>
+        <w:t>3.1.2 Trajectory State Machine &amp; Gap Bridging</w:t>
+      </w:r>
+      <w:r>
+        <w:t xml:space="preserve"> </w:t>
+      </w:r>
+      <w:r>
+        <w:rPr>
+          <w:rFonts w:ascii="Consolas" w:hAnsi="Consolas"/>
+          <w:color w:val="B91C1C"/>
+          <w:sz w:val="18"/>
+        </w:rPr>
+        <w:t>[Track: Backend]</w:t>
+      </w:r>
+      <w:r>
+        <w:t xml:space="preserve"> </w:t>
+      </w:r>
+      <w:r>
+        <w:rPr>
+          <w:rFonts w:ascii="Consolas" w:hAnsi="Consolas"/>
+          <w:color w:val="B91C1C"/>
+          <w:sz w:val="18"/>
+        </w:rPr>
+        <w:t>[⏳ Sequential]</w:t>
+      </w:r>
+      <w:r>
+        <w:t xml:space="preserve"> </w:t>
+      </w:r>
+      <w:r>
+        <w:rPr>
+          <w:rFonts w:ascii="Consolas" w:hAnsi="Consolas"/>
+          <w:color w:val="B91C1C"/>
+          <w:sz w:val="18"/>
+        </w:rPr>
+        <w:t>[Depends on: 3.1.1]</w:t>
+      </w:r>
+      <w:r>
+        <w:t xml:space="preserve"> </w:t>
+      </w:r>
+      <w:r>
+        <w:rPr>
+          <w:rFonts w:ascii="Consolas" w:hAnsi="Consolas"/>
+          <w:color w:val="B91C1C"/>
+          <w:sz w:val="18"/>
+        </w:rPr>
+        <w:t>[Unblocks: 3.1.3]</w:t>
+      </w:r>
+    </w:p>
+    <w:p>
+      <w:pPr>
+        <w:spacing w:before="30" w:after="30"/>
+        <w:ind w:left="864"/>
+      </w:pPr>
+      <w:r>
+        <w:rPr>
+          <w:b/>
+          <w:color w:val="64748B"/>
+        </w:rPr>
+        <w:t xml:space="preserve">• </w:t>
+      </w:r>
+      <w:r>
+        <w:t xml:space="preserve">State machine with </w:t>
+      </w:r>
+      <w:r>
+        <w:rPr>
+          <w:rFonts w:ascii="Consolas" w:hAnsi="Consolas"/>
+          <w:color w:val="B91C1C"/>
+          <w:sz w:val="18"/>
+        </w:rPr>
+        <w:t>Active</w:t>
+      </w:r>
+      <w:r>
+        <w:t xml:space="preserve">, </w:t>
+      </w:r>
+      <w:r>
+        <w:rPr>
+          <w:rFonts w:ascii="Consolas" w:hAnsi="Consolas"/>
+          <w:color w:val="B91C1C"/>
+          <w:sz w:val="18"/>
+        </w:rPr>
+        <w:t>Coasting</w:t>
+      </w:r>
+      <w:r>
+        <w:t xml:space="preserve"> (bridges 1–2 frame micro-dropouts), and </w:t>
+      </w:r>
+      <w:r>
+        <w:rPr>
+          <w:rFonts w:ascii="Consolas" w:hAnsi="Consolas"/>
+          <w:color w:val="B91C1C"/>
+          <w:sz w:val="18"/>
+        </w:rPr>
+        <w:t>Terminated</w:t>
+      </w:r>
+      <w:r>
+        <w:t>.</w:t>
+      </w:r>
+    </w:p>
+    <w:p>
+      <w:pPr>
+        <w:spacing w:before="30" w:after="30"/>
+        <w:ind w:left="864"/>
+      </w:pPr>
+      <w:r>
+        <w:rPr>
+          <w:b/>
+          <w:color w:val="64748B"/>
+        </w:rPr>
+        <w:t xml:space="preserve">• </w:t>
+      </w:r>
+      <w:r>
+        <w:t xml:space="preserve">Discard spurious tracks lasting </w:t>
+      </w:r>
+      <w:r>
+        <w:rPr>
+          <w:rFonts w:ascii="Cambria Math" w:hAnsi="Cambria Math"/>
+          <w:i/>
+          <w:color w:val="1E3A8A"/>
+        </w:rPr>
+        <w:t>&lt; 50\text{ ms}</w:t>
+      </w:r>
+      <w:r>
+        <w:t>.</w:t>
+      </w:r>
+    </w:p>
+    <w:p>
+      <w:pPr>
+        <w:spacing w:before="40" w:after="40"/>
+        <w:ind w:left="360"/>
+      </w:pPr>
+      <w:r>
+        <w:rPr>
+          <w:rFonts w:ascii="Segoe UI Symbol" w:hAnsi="Segoe UI Symbol"/>
+          <w:b/>
+          <w:color w:val="10B981"/>
+          <w:sz w:val="22"/>
+        </w:rPr>
+        <w:t xml:space="preserve">☑  </w:t>
+      </w:r>
+      <w:r>
+        <w:rPr>
+          <w:b/>
+          <w:color w:val="0F172A"/>
+        </w:rPr>
+        <w:t>3.1.3 Continuous Smoothing (Vibrato-Preserving)</w:t>
+      </w:r>
+      <w:r>
+        <w:t xml:space="preserve"> </w:t>
+      </w:r>
+      <w:r>
+        <w:rPr>
+          <w:rFonts w:ascii="Consolas" w:hAnsi="Consolas"/>
+          <w:color w:val="B91C1C"/>
+          <w:sz w:val="18"/>
+        </w:rPr>
+        <w:t>[Track: Backend]</w:t>
+      </w:r>
+      <w:r>
+        <w:t xml:space="preserve"> </w:t>
+      </w:r>
+      <w:r>
+        <w:rPr>
+          <w:rFonts w:ascii="Consolas" w:hAnsi="Consolas"/>
+          <w:color w:val="B91C1C"/>
+          <w:sz w:val="18"/>
+        </w:rPr>
+        <w:t>[⏳ Sequential]</w:t>
+      </w:r>
+      <w:r>
+        <w:t xml:space="preserve"> </w:t>
+      </w:r>
+      <w:r>
+        <w:rPr>
+          <w:rFonts w:ascii="Consolas" w:hAnsi="Consolas"/>
+          <w:color w:val="B91C1C"/>
+          <w:sz w:val="18"/>
+        </w:rPr>
+        <w:t>[Depends on: 3.1.2]</w:t>
+      </w:r>
+      <w:r>
+        <w:t xml:space="preserve"> </w:t>
+      </w:r>
+      <w:r>
+        <w:rPr>
+          <w:rFonts w:ascii="Consolas" w:hAnsi="Consolas"/>
+          <w:color w:val="B91C1C"/>
+          <w:sz w:val="18"/>
+        </w:rPr>
+        <w:t>[Unblocks: 3.2, 3.3, 3.4]</w:t>
+      </w:r>
+    </w:p>
+    <w:p>
+      <w:pPr>
+        <w:spacing w:before="30" w:after="30"/>
+        <w:ind w:left="864"/>
+      </w:pPr>
+      <w:r>
+        <w:rPr>
+          <w:b/>
+          <w:color w:val="64748B"/>
+        </w:rPr>
+        <w:t xml:space="preserve">• </w:t>
+      </w:r>
+      <w:r>
+        <w:t>Apply 5-point moving median filter + Savitzky-Golay polynomial smoothing (</w:t>
+      </w:r>
+      <w:r>
+        <w:rPr>
+          <w:rFonts w:ascii="Cambria Math" w:hAnsi="Cambria Math"/>
+          <w:i/>
+          <w:color w:val="1E3A8A"/>
+        </w:rPr>
+        <w:t>window=7, order=2</w:t>
+      </w:r>
+      <w:r>
+        <w:t xml:space="preserve">) preserving </w:t>
+      </w:r>
+      <w:r>
+        <w:rPr>
+          <w:rFonts w:ascii="Cambria Math" w:hAnsi="Cambria Math"/>
+          <w:i/>
+          <w:color w:val="1E3A8A"/>
+        </w:rPr>
+        <w:t>5-7\text{ Hz}</w:t>
+      </w:r>
+      <w:r>
+        <w:t xml:space="preserve"> choral vibrato without sensor jitter.</w:t>
+      </w:r>
+    </w:p>
+    <w:p>
+      <w:pPr>
+        <w:spacing w:before="200" w:after="60"/>
+      </w:pPr>
+      <w:r>
+        <w:rPr>
+          <w:rFonts w:ascii="Calibri" w:hAnsi="Calibri"/>
+          <w:b/>
+          <w:color w:val="1E293B"/>
+          <w:sz w:val="23"/>
+        </w:rPr>
+        <w:t>3.2 Heuristic Voice Part Partitioning (Tessitura &amp; SATB Association)</w:t>
+      </w:r>
+    </w:p>
+    <w:p>
+      <w:pPr>
+        <w:spacing w:before="40" w:after="40"/>
+        <w:ind w:left="360"/>
+      </w:pPr>
+      <w:r>
+        <w:rPr>
+          <w:rFonts w:ascii="Segoe UI Symbol" w:hAnsi="Segoe UI Symbol"/>
+          <w:b/>
+          <w:color w:val="10B981"/>
+          <w:sz w:val="22"/>
+        </w:rPr>
+        <w:t xml:space="preserve">☑  </w:t>
+      </w:r>
+      <w:r>
+        <w:rPr>
+          <w:b/>
+          <w:color w:val="0F172A"/>
+        </w:rPr>
+        <w:t>3.2.1 Pitch Centroid &amp; Tessitura Bounding</w:t>
+      </w:r>
+      <w:r>
+        <w:t xml:space="preserve"> </w:t>
+      </w:r>
+      <w:r>
+        <w:rPr>
+          <w:rFonts w:ascii="Consolas" w:hAnsi="Consolas"/>
+          <w:color w:val="B91C1C"/>
+          <w:sz w:val="18"/>
+        </w:rPr>
+        <w:t>[Track: Backend]</w:t>
+      </w:r>
+      <w:r>
+        <w:t xml:space="preserve"> </w:t>
+      </w:r>
+      <w:r>
+        <w:rPr>
+          <w:rFonts w:ascii="Consolas" w:hAnsi="Consolas"/>
+          <w:color w:val="B91C1C"/>
+          <w:sz w:val="18"/>
+        </w:rPr>
+        <w:t>[⏳ Sequential]</w:t>
+      </w:r>
+      <w:r>
+        <w:t xml:space="preserve"> </w:t>
+      </w:r>
+      <w:r>
+        <w:rPr>
+          <w:rFonts w:ascii="Consolas" w:hAnsi="Consolas"/>
+          <w:color w:val="B91C1C"/>
+          <w:sz w:val="18"/>
+        </w:rPr>
+        <w:t>[Depends on: 3.1]</w:t>
+      </w:r>
+      <w:r>
+        <w:t xml:space="preserve"> </w:t>
+      </w:r>
+      <w:r>
+        <w:rPr>
+          <w:rFonts w:ascii="Consolas" w:hAnsi="Consolas"/>
+          <w:color w:val="B91C1C"/>
+          <w:sz w:val="18"/>
+        </w:rPr>
+        <w:t>[Unblocks: 3.2.2, 3.5]</w:t>
+      </w:r>
+    </w:p>
+    <w:p>
+      <w:pPr>
+        <w:spacing w:before="30" w:after="30"/>
+        <w:ind w:left="864"/>
+      </w:pPr>
+      <w:r>
+        <w:rPr>
+          <w:b/>
+          <w:color w:val="64748B"/>
+        </w:rPr>
+        <w:t xml:space="preserve">• </w:t>
+      </w:r>
+      <w:r>
+        <w:t>Partition extracted trajectories into 4 voice roles based on mean frequency centroids:</w:t>
+      </w:r>
+    </w:p>
+    <w:p>
+      <w:pPr>
+        <w:spacing w:before="30" w:after="30"/>
+        <w:ind w:left="1224"/>
+      </w:pPr>
+      <w:r>
+        <w:rPr>
+          <w:b/>
+          <w:color w:val="64748B"/>
+        </w:rPr>
+        <w:t xml:space="preserve">• </w:t>
+      </w:r>
+      <w:r>
+        <w:rPr>
+          <w:b/>
+          <w:color w:val="0F172A"/>
+        </w:rPr>
+        <w:t>Soprano:</w:t>
+      </w:r>
+      <w:r>
+        <w:t xml:space="preserve"> </w:t>
+      </w:r>
+      <w:r>
+        <w:rPr>
+          <w:rFonts w:ascii="Cambria Math" w:hAnsi="Cambria Math"/>
+          <w:i/>
+          <w:color w:val="1E3A8A"/>
+        </w:rPr>
+        <w:t>C4 - C6</w:t>
+      </w:r>
+      <w:r>
+        <w:t xml:space="preserve"> (</w:t>
+      </w:r>
+      <w:r>
+        <w:rPr>
+          <w:rFonts w:ascii="Cambria Math" w:hAnsi="Cambria Math"/>
+          <w:i/>
+          <w:color w:val="1E3A8A"/>
+        </w:rPr>
+        <w:t>261 - 1046\text{ Hz}</w:t>
+      </w:r>
+      <w:r>
+        <w:t>)</w:t>
+      </w:r>
+    </w:p>
+    <w:p>
+      <w:pPr>
+        <w:spacing w:before="30" w:after="30"/>
+        <w:ind w:left="1224"/>
+      </w:pPr>
+      <w:r>
+        <w:rPr>
+          <w:b/>
+          <w:color w:val="64748B"/>
+        </w:rPr>
+        <w:t xml:space="preserve">• </w:t>
+      </w:r>
+      <w:r>
+        <w:rPr>
+          <w:b/>
+          <w:color w:val="0F172A"/>
+        </w:rPr>
+        <w:t>Alto:</w:t>
+      </w:r>
+      <w:r>
+        <w:t xml:space="preserve"> </w:t>
+      </w:r>
+      <w:r>
+        <w:rPr>
+          <w:rFonts w:ascii="Cambria Math" w:hAnsi="Cambria Math"/>
+          <w:i/>
+          <w:color w:val="1E3A8A"/>
+        </w:rPr>
+        <w:t>F3 - F5</w:t>
+      </w:r>
+      <w:r>
+        <w:t xml:space="preserve"> (</w:t>
+      </w:r>
+      <w:r>
+        <w:rPr>
+          <w:rFonts w:ascii="Cambria Math" w:hAnsi="Cambria Math"/>
+          <w:i/>
+          <w:color w:val="1E3A8A"/>
+        </w:rPr>
+        <w:t>174 - 698\text{ Hz}</w:t>
+      </w:r>
+      <w:r>
+        <w:t>)</w:t>
+      </w:r>
+    </w:p>
+    <w:p>
+      <w:pPr>
+        <w:spacing w:before="30" w:after="30"/>
+        <w:ind w:left="1224"/>
+      </w:pPr>
+      <w:r>
+        <w:rPr>
+          <w:b/>
+          <w:color w:val="64748B"/>
+        </w:rPr>
+        <w:t xml:space="preserve">• </w:t>
+      </w:r>
+      <w:r>
+        <w:rPr>
+          <w:b/>
+          <w:color w:val="0F172A"/>
+        </w:rPr>
+        <w:t>Tenor:</w:t>
+      </w:r>
+      <w:r>
+        <w:t xml:space="preserve"> </w:t>
+      </w:r>
+      <w:r>
+        <w:rPr>
+          <w:rFonts w:ascii="Cambria Math" w:hAnsi="Cambria Math"/>
+          <w:i/>
+          <w:color w:val="1E3A8A"/>
+        </w:rPr>
+        <w:t>C3 - A4</w:t>
+      </w:r>
+      <w:r>
+        <w:t xml:space="preserve"> (</w:t>
+      </w:r>
+      <w:r>
+        <w:rPr>
+          <w:rFonts w:ascii="Cambria Math" w:hAnsi="Cambria Math"/>
+          <w:i/>
+          <w:color w:val="1E3A8A"/>
+        </w:rPr>
+        <w:t>130 - 440\text{ Hz}</w:t>
+      </w:r>
+      <w:r>
+        <w:t>)</w:t>
+      </w:r>
+    </w:p>
+    <w:p>
+      <w:pPr>
+        <w:spacing w:before="30" w:after="30"/>
+        <w:ind w:left="1224"/>
+      </w:pPr>
+      <w:r>
+        <w:rPr>
+          <w:b/>
+          <w:color w:val="64748B"/>
+        </w:rPr>
+        <w:t xml:space="preserve">• </w:t>
+      </w:r>
+      <w:r>
+        <w:rPr>
+          <w:b/>
+          <w:color w:val="0F172A"/>
+        </w:rPr>
+        <w:t>Bass:</w:t>
+      </w:r>
+      <w:r>
+        <w:t xml:space="preserve"> </w:t>
+      </w:r>
+      <w:r>
+        <w:rPr>
+          <w:rFonts w:ascii="Cambria Math" w:hAnsi="Cambria Math"/>
+          <w:i/>
+          <w:color w:val="1E3A8A"/>
+        </w:rPr>
+        <w:t>E2 - E4</w:t>
+      </w:r>
+      <w:r>
+        <w:t xml:space="preserve"> (</w:t>
+      </w:r>
+      <w:r>
+        <w:rPr>
+          <w:rFonts w:ascii="Cambria Math" w:hAnsi="Cambria Math"/>
+          <w:i/>
+          <w:color w:val="1E3A8A"/>
+        </w:rPr>
+        <w:t>82 - 329\text{ Hz}</w:t>
+      </w:r>
+      <w:r>
+        <w:t>)</w:t>
+      </w:r>
+    </w:p>
+    <w:p>
+      <w:pPr>
+        <w:spacing w:before="40" w:after="40"/>
+        <w:ind w:left="360"/>
+      </w:pPr>
+      <w:r>
+        <w:rPr>
+          <w:rFonts w:ascii="Segoe UI Symbol" w:hAnsi="Segoe UI Symbol"/>
+          <w:b/>
+          <w:color w:val="10B981"/>
+          <w:sz w:val="22"/>
+        </w:rPr>
+        <w:t xml:space="preserve">☑  </w:t>
+      </w:r>
+      <w:r>
+        <w:rPr>
+          <w:b/>
+          <w:color w:val="0F172A"/>
+        </w:rPr>
+        <w:t>3.2.2 Non-Crossing Voice Priority Heuristic</w:t>
+      </w:r>
+      <w:r>
+        <w:t xml:space="preserve"> </w:t>
+      </w:r>
+      <w:r>
+        <w:rPr>
+          <w:rFonts w:ascii="Consolas" w:hAnsi="Consolas"/>
+          <w:color w:val="B91C1C"/>
+          <w:sz w:val="18"/>
+        </w:rPr>
+        <w:t>[Track: Backend]</w:t>
+      </w:r>
+      <w:r>
+        <w:t xml:space="preserve"> </w:t>
+      </w:r>
+      <w:r>
+        <w:rPr>
+          <w:rFonts w:ascii="Consolas" w:hAnsi="Consolas"/>
+          <w:color w:val="B91C1C"/>
+          <w:sz w:val="18"/>
+        </w:rPr>
+        <w:t>[⏳ Sequential]</w:t>
+      </w:r>
+      <w:r>
+        <w:t xml:space="preserve"> </w:t>
+      </w:r>
+      <w:r>
+        <w:rPr>
+          <w:rFonts w:ascii="Consolas" w:hAnsi="Consolas"/>
+          <w:color w:val="B91C1C"/>
+          <w:sz w:val="18"/>
+        </w:rPr>
+        <w:t>[Depends on: 3.2.1]</w:t>
+      </w:r>
+      <w:r>
+        <w:t xml:space="preserve"> </w:t>
+      </w:r>
+      <w:r>
+        <w:rPr>
+          <w:rFonts w:ascii="Consolas" w:hAnsi="Consolas"/>
+          <w:color w:val="B91C1C"/>
+          <w:sz w:val="18"/>
+        </w:rPr>
+        <w:t>[Unblocks: 3.5]</w:t>
+      </w:r>
+    </w:p>
+    <w:p>
+      <w:pPr>
+        <w:spacing w:before="30" w:after="30"/>
+        <w:ind w:left="864"/>
+      </w:pPr>
+      <w:r>
+        <w:rPr>
+          <w:b/>
+          <w:color w:val="64748B"/>
+        </w:rPr>
+        <w:t xml:space="preserve">• </w:t>
+      </w:r>
+      <w:r>
+        <w:t>Minimize vocal line crossover errors by prioritizing upper frequency tracks to higher voice parts during overlaps.</w:t>
+      </w:r>
+    </w:p>
+    <w:p>
+      <w:pPr>
+        <w:spacing w:before="200" w:after="60"/>
+      </w:pPr>
+      <w:r>
+        <w:rPr>
+          <w:rFonts w:ascii="Calibri" w:hAnsi="Calibri"/>
+          <w:b/>
+          <w:color w:val="1E293B"/>
+          <w:sz w:val="23"/>
+        </w:rPr>
+        <w:t>3.3 Ensemble Intonation &amp; Performance Analytics Dashboard</w:t>
+      </w:r>
+    </w:p>
+    <w:p>
+      <w:pPr>
+        <w:spacing w:before="40" w:after="40"/>
+        <w:ind w:left="360"/>
+      </w:pPr>
+      <w:r>
+        <w:rPr>
+          <w:rFonts w:ascii="Segoe UI Symbol" w:hAnsi="Segoe UI Symbol"/>
+          <w:b/>
+          <w:color w:val="10B981"/>
+          <w:sz w:val="22"/>
+        </w:rPr>
+        <w:t xml:space="preserve">☑  </w:t>
+      </w:r>
+      <w:r>
+        <w:rPr>
+          <w:b/>
+          <w:color w:val="0F172A"/>
+        </w:rPr>
+        <w:t>3.3.1 Ensemble Tuning Drift Metric</w:t>
+      </w:r>
+      <w:r>
+        <w:t xml:space="preserve"> </w:t>
+      </w:r>
+      <w:r>
+        <w:rPr>
+          <w:rFonts w:ascii="Consolas" w:hAnsi="Consolas"/>
+          <w:color w:val="B91C1C"/>
+          <w:sz w:val="18"/>
+        </w:rPr>
+        <w:t>[Track: Backend &amp; Frontend]</w:t>
+      </w:r>
+      <w:r>
+        <w:t xml:space="preserve"> </w:t>
+      </w:r>
+      <w:r>
+        <w:rPr>
+          <w:rFonts w:ascii="Consolas" w:hAnsi="Consolas"/>
+          <w:color w:val="B91C1C"/>
+          <w:sz w:val="18"/>
+        </w:rPr>
+        <w:t>[⏳ Sequential]</w:t>
+      </w:r>
+      <w:r>
+        <w:t xml:space="preserve"> </w:t>
+      </w:r>
+      <w:r>
+        <w:rPr>
+          <w:rFonts w:ascii="Consolas" w:hAnsi="Consolas"/>
+          <w:color w:val="B91C1C"/>
+          <w:sz w:val="18"/>
+        </w:rPr>
+        <w:t>[Depends on: 3.1]</w:t>
+      </w:r>
+      <w:r>
+        <w:t xml:space="preserve"> </w:t>
+      </w:r>
+      <w:r>
+        <w:rPr>
+          <w:rFonts w:ascii="Consolas" w:hAnsi="Consolas"/>
+          <w:color w:val="B91C1C"/>
+          <w:sz w:val="18"/>
+        </w:rPr>
+        <w:t>[Unblocks: 3.5]</w:t>
+      </w:r>
+    </w:p>
+    <w:p>
+      <w:pPr>
+        <w:spacing w:before="30" w:after="30"/>
+        <w:ind w:left="864"/>
+      </w:pPr>
+      <w:r>
+        <w:rPr>
+          <w:b/>
+          <w:color w:val="64748B"/>
+        </w:rPr>
+        <w:t xml:space="preserve">• </w:t>
+      </w:r>
+      <w:r>
+        <w:t>Compute cumulative rolling average of intonation cents deviations:</w:t>
+      </w:r>
+    </w:p>
+    <w:p>
+      <w:pPr>
+        <w:spacing w:before="40" w:after="80"/>
+      </w:pPr>
+      <w:r>
+        <w:t xml:space="preserve">    </w:t>
+      </w:r>
+      <w:r>
+        <w:rPr>
+          <w:rFonts w:ascii="Cambria Math" w:hAnsi="Cambria Math"/>
+          <w:i/>
+          <w:color w:val="1E3A8A"/>
+        </w:rPr>
+      </w:r>
+      <w:r>
+        <w:t>\text{Drift}(t) = \frac{1}{|K_t|} \sum_{k \in K_t} \delta_{\text{cents}}(k)</w:t>
+      </w:r>
+      <w:r>
+        <w:rPr>
+          <w:rFonts w:ascii="Cambria Math" w:hAnsi="Cambria Math"/>
+          <w:i/>
+          <w:color w:val="1E3A8A"/>
+        </w:rPr>
+      </w:r>
+    </w:p>
+    <w:p>
+      <w:pPr>
+        <w:spacing w:before="30" w:after="30"/>
+        <w:ind w:left="864"/>
+      </w:pPr>
+      <w:r>
+        <w:rPr>
+          <w:b/>
+          <w:color w:val="64748B"/>
+        </w:rPr>
+        <w:t xml:space="preserve">• </w:t>
+      </w:r>
+      <w:r>
+        <w:t>Plot a trendline showing whether the ensemble is progressively going flat over several minutes or singing sharp.</w:t>
+      </w:r>
+    </w:p>
+    <w:p>
+      <w:pPr>
+        <w:spacing w:before="40" w:after="40"/>
+        <w:ind w:left="360"/>
+      </w:pPr>
+      <w:r>
+        <w:rPr>
+          <w:rFonts w:ascii="Segoe UI Symbol" w:hAnsi="Segoe UI Symbol"/>
+          <w:b/>
+          <w:color w:val="10B981"/>
+          <w:sz w:val="22"/>
+        </w:rPr>
+        <w:t xml:space="preserve">☑  </w:t>
+      </w:r>
+      <w:r>
+        <w:rPr>
+          <w:b/>
+          <w:color w:val="0F172A"/>
+        </w:rPr>
+        <w:t>3.3.2 Pitch Stability &amp; Vibrato Analysis</w:t>
+      </w:r>
+      <w:r>
+        <w:t xml:space="preserve"> </w:t>
+      </w:r>
+      <w:r>
+        <w:rPr>
+          <w:rFonts w:ascii="Consolas" w:hAnsi="Consolas"/>
+          <w:color w:val="B91C1C"/>
+          <w:sz w:val="18"/>
+        </w:rPr>
+        <w:t>[Track: Backend]</w:t>
+      </w:r>
+      <w:r>
+        <w:t xml:space="preserve"> </w:t>
+      </w:r>
+      <w:r>
+        <w:rPr>
+          <w:rFonts w:ascii="Consolas" w:hAnsi="Consolas"/>
+          <w:color w:val="B91C1C"/>
+          <w:sz w:val="18"/>
+        </w:rPr>
+        <w:t>[⚡ Parallel]</w:t>
+      </w:r>
+      <w:r>
+        <w:t xml:space="preserve"> </w:t>
+      </w:r>
+      <w:r>
+        <w:rPr>
+          <w:rFonts w:ascii="Consolas" w:hAnsi="Consolas"/>
+          <w:color w:val="B91C1C"/>
+          <w:sz w:val="18"/>
+        </w:rPr>
+        <w:t>[Depends on: 3.1]</w:t>
+      </w:r>
+      <w:r>
+        <w:t xml:space="preserve"> </w:t>
+      </w:r>
+      <w:r>
+        <w:rPr>
+          <w:rFonts w:ascii="Consolas" w:hAnsi="Consolas"/>
+          <w:color w:val="B91C1C"/>
+          <w:sz w:val="18"/>
+        </w:rPr>
+        <w:t>[Unblocks: 3.5]</w:t>
+      </w:r>
+    </w:p>
+    <w:p>
+      <w:pPr>
+        <w:spacing w:before="30" w:after="30"/>
+        <w:ind w:left="864"/>
+      </w:pPr>
+      <w:r>
+        <w:rPr>
+          <w:b/>
+          <w:color w:val="64748B"/>
+        </w:rPr>
+        <w:t xml:space="preserve">• </w:t>
+      </w:r>
+      <w:r>
+        <w:t>Calculate pitch standard deviation during sustained note segments (</w:t>
+      </w:r>
+      <w:r>
+        <w:rPr>
+          <w:rFonts w:ascii="Cambria Math" w:hAnsi="Cambria Math"/>
+          <w:i/>
+          <w:color w:val="1E3A8A"/>
+        </w:rPr>
+        <w:t>&gt; 500\text{ ms}</w:t>
+      </w:r>
+      <w:r>
+        <w:t>).</w:t>
+      </w:r>
+    </w:p>
+    <w:p>
+      <w:pPr>
+        <w:spacing w:before="30" w:after="30"/>
+        <w:ind w:left="864"/>
+      </w:pPr>
+      <w:r>
+        <w:rPr>
+          <w:b/>
+          <w:color w:val="64748B"/>
+        </w:rPr>
+        <w:t xml:space="preserve">• </w:t>
+      </w:r>
+      <w:r>
+        <w:t>Estimate vibrato rate (in Hz) and vibrato depth (in cents) for detected solo lines.</w:t>
+      </w:r>
+    </w:p>
+    <w:p>
+      <w:pPr>
+        <w:spacing w:before="40" w:after="40"/>
+        <w:ind w:left="360"/>
+      </w:pPr>
+      <w:r>
+        <w:rPr>
+          <w:rFonts w:ascii="Segoe UI Symbol" w:hAnsi="Segoe UI Symbol"/>
+          <w:b/>
+          <w:color w:val="10B981"/>
+          <w:sz w:val="22"/>
+        </w:rPr>
+        <w:t xml:space="preserve">☑  </w:t>
+      </w:r>
+      <w:r>
+        <w:rPr>
+          <w:b/>
+          <w:color w:val="0F172A"/>
+        </w:rPr>
+        <w:t>3.3.3 Polyphony Density Distribution</w:t>
+      </w:r>
+      <w:r>
+        <w:t xml:space="preserve"> </w:t>
+      </w:r>
+      <w:r>
+        <w:rPr>
+          <w:rFonts w:ascii="Consolas" w:hAnsi="Consolas"/>
+          <w:color w:val="B91C1C"/>
+          <w:sz w:val="18"/>
+        </w:rPr>
+        <w:t>[Track: Backend &amp; Frontend]</w:t>
+      </w:r>
+      <w:r>
+        <w:t xml:space="preserve"> </w:t>
+      </w:r>
+      <w:r>
+        <w:rPr>
+          <w:rFonts w:ascii="Consolas" w:hAnsi="Consolas"/>
+          <w:color w:val="B91C1C"/>
+          <w:sz w:val="18"/>
+        </w:rPr>
+        <w:t>[⚡ Parallel]</w:t>
+      </w:r>
+      <w:r>
+        <w:t xml:space="preserve"> </w:t>
+      </w:r>
+      <w:r>
+        <w:rPr>
+          <w:rFonts w:ascii="Consolas" w:hAnsi="Consolas"/>
+          <w:color w:val="B91C1C"/>
+          <w:sz w:val="18"/>
+        </w:rPr>
+        <w:t>[Depends on: 3.1]</w:t>
+      </w:r>
+      <w:r>
+        <w:t xml:space="preserve"> </w:t>
+      </w:r>
+      <w:r>
+        <w:rPr>
+          <w:rFonts w:ascii="Consolas" w:hAnsi="Consolas"/>
+          <w:color w:val="B91C1C"/>
+          <w:sz w:val="18"/>
+        </w:rPr>
+        <w:t>[Unblocks: 3.5]</w:t>
+      </w:r>
+    </w:p>
+    <w:p>
+      <w:pPr>
+        <w:spacing w:before="30" w:after="30"/>
+        <w:ind w:left="864"/>
+      </w:pPr>
+      <w:r>
+        <w:rPr>
+          <w:b/>
+          <w:color w:val="64748B"/>
+        </w:rPr>
+        <w:t xml:space="preserve">• </w:t>
+      </w:r>
+      <w:r>
+        <w:t>Compute frame-by-frame polyphonic density (</w:t>
+      </w:r>
+      <w:r>
+        <w:rPr>
+          <w:rFonts w:ascii="Cambria Math" w:hAnsi="Cambria Math"/>
+          <w:i/>
+          <w:color w:val="1E3A8A"/>
+        </w:rPr>
+        <w:t>0, 1, 2, 3, 4, 5+</w:t>
+      </w:r>
+      <w:r>
+        <w:t xml:space="preserve"> active voices) and render breakdown chart.</w:t>
+      </w:r>
+    </w:p>
+    <w:p>
+      <w:pPr>
+        <w:spacing w:before="40" w:after="40"/>
+        <w:ind w:left="360"/>
+      </w:pPr>
+      <w:r>
+        <w:rPr>
+          <w:rFonts w:ascii="Segoe UI Symbol" w:hAnsi="Segoe UI Symbol"/>
+          <w:b/>
+          <w:color w:val="10B981"/>
+          <w:sz w:val="22"/>
+        </w:rPr>
+        <w:t xml:space="preserve">☑  </w:t>
+      </w:r>
+      <w:r>
+        <w:rPr>
+          <w:b/>
+          <w:color w:val="0F172A"/>
+        </w:rPr>
+        <w:t>3.3.4 Unison Dispersion Metric</w:t>
+      </w:r>
+      <w:r>
+        <w:t xml:space="preserve"> </w:t>
+      </w:r>
+      <w:r>
+        <w:rPr>
+          <w:rFonts w:ascii="Consolas" w:hAnsi="Consolas"/>
+          <w:color w:val="B91C1C"/>
+          <w:sz w:val="18"/>
+        </w:rPr>
+        <w:t>[Track: Backend]</w:t>
+      </w:r>
+      <w:r>
+        <w:t xml:space="preserve"> </w:t>
+      </w:r>
+      <w:r>
+        <w:rPr>
+          <w:rFonts w:ascii="Consolas" w:hAnsi="Consolas"/>
+          <w:color w:val="B91C1C"/>
+          <w:sz w:val="18"/>
+        </w:rPr>
+        <w:t>[⚡ Parallel]</w:t>
+      </w:r>
+      <w:r>
+        <w:t xml:space="preserve"> </w:t>
+      </w:r>
+      <w:r>
+        <w:rPr>
+          <w:rFonts w:ascii="Consolas" w:hAnsi="Consolas"/>
+          <w:color w:val="B91C1C"/>
+          <w:sz w:val="18"/>
+        </w:rPr>
+        <w:t>[Depends on: 3.1]</w:t>
+      </w:r>
+      <w:r>
+        <w:t xml:space="preserve"> </w:t>
+      </w:r>
+      <w:r>
+        <w:rPr>
+          <w:rFonts w:ascii="Consolas" w:hAnsi="Consolas"/>
+          <w:color w:val="B91C1C"/>
+          <w:sz w:val="18"/>
+        </w:rPr>
+        <w:t>[Unblocks: 3.5]</w:t>
+      </w:r>
+    </w:p>
+    <w:p>
+      <w:pPr>
+        <w:spacing w:before="30" w:after="30"/>
+        <w:ind w:left="864"/>
+      </w:pPr>
+      <w:r>
+        <w:rPr>
+          <w:b/>
+          <w:color w:val="64748B"/>
+        </w:rPr>
+        <w:t xml:space="preserve">• </w:t>
+      </w:r>
+      <w:r>
+        <w:t>Calculate the frequency spread (cents difference between singers) when two parts sing the same pitch class.</w:t>
+      </w:r>
+    </w:p>
+    <w:p>
+      <w:pPr>
+        <w:spacing w:before="200" w:after="60"/>
+      </w:pPr>
+      <w:r>
+        <w:rPr>
+          <w:rFonts w:ascii="Calibri" w:hAnsi="Calibri"/>
+          <w:b/>
+          <w:color w:val="1E293B"/>
+          <w:sz w:val="23"/>
+        </w:rPr>
+        <w:t>3.4 Professional Export Pipeline</w:t>
+      </w:r>
+    </w:p>
+    <w:p>
+      <w:pPr>
+        <w:spacing w:before="40" w:after="40"/>
+        <w:ind w:left="360"/>
+      </w:pPr>
+      <w:r>
+        <w:rPr>
+          <w:rFonts w:ascii="Segoe UI Symbol" w:hAnsi="Segoe UI Symbol"/>
+          <w:b/>
+          <w:color w:val="10B981"/>
+          <w:sz w:val="22"/>
+        </w:rPr>
+        <w:t xml:space="preserve">☑  </w:t>
+      </w:r>
+      <w:r>
+        <w:rPr>
+          <w:b/>
+          <w:color w:val="0F172A"/>
+        </w:rPr>
+        <w:t>3.4.1 Structured CSV / TSV Export</w:t>
+      </w:r>
+      <w:r>
+        <w:t xml:space="preserve"> </w:t>
+      </w:r>
+      <w:r>
+        <w:rPr>
+          <w:rFonts w:ascii="Consolas" w:hAnsi="Consolas"/>
+          <w:color w:val="B91C1C"/>
+          <w:sz w:val="18"/>
+        </w:rPr>
+        <w:t>[Track: Backend &amp; Frontend]</w:t>
+      </w:r>
+      <w:r>
+        <w:t xml:space="preserve"> </w:t>
+      </w:r>
+      <w:r>
+        <w:rPr>
+          <w:rFonts w:ascii="Consolas" w:hAnsi="Consolas"/>
+          <w:color w:val="B91C1C"/>
+          <w:sz w:val="18"/>
+        </w:rPr>
+        <w:t>[⚡ Parallel]</w:t>
+      </w:r>
+      <w:r>
+        <w:t xml:space="preserve"> </w:t>
+      </w:r>
+      <w:r>
+        <w:rPr>
+          <w:rFonts w:ascii="Consolas" w:hAnsi="Consolas"/>
+          <w:color w:val="B91C1C"/>
+          <w:sz w:val="18"/>
+        </w:rPr>
+        <w:t>[Depends on: 3.1]</w:t>
+      </w:r>
+      <w:r>
+        <w:t xml:space="preserve"> </w:t>
+      </w:r>
+      <w:r>
+        <w:rPr>
+          <w:rFonts w:ascii="Consolas" w:hAnsi="Consolas"/>
+          <w:color w:val="B91C1C"/>
+          <w:sz w:val="18"/>
+        </w:rPr>
+        <w:t>[Unblocks: 5.3]</w:t>
+      </w:r>
+    </w:p>
+    <w:p>
+      <w:pPr>
+        <w:spacing w:before="30" w:after="30"/>
+        <w:ind w:left="864"/>
+      </w:pPr>
+      <w:r>
+        <w:rPr>
+          <w:b/>
+          <w:color w:val="64748B"/>
+        </w:rPr>
+        <w:t xml:space="preserve">• </w:t>
+      </w:r>
+      <w:r>
+        <w:t xml:space="preserve">Export columns: </w:t>
+      </w:r>
+      <w:r>
+        <w:rPr>
+          <w:rFonts w:ascii="Consolas" w:hAnsi="Consolas"/>
+          <w:color w:val="B91C1C"/>
+          <w:sz w:val="18"/>
+        </w:rPr>
+        <w:t>frame_index</w:t>
+      </w:r>
+      <w:r>
+        <w:t xml:space="preserve">, </w:t>
+      </w:r>
+      <w:r>
+        <w:rPr>
+          <w:rFonts w:ascii="Consolas" w:hAnsi="Consolas"/>
+          <w:color w:val="B91C1C"/>
+          <w:sz w:val="18"/>
+        </w:rPr>
+        <w:t>timestamp_sec</w:t>
+      </w:r>
+      <w:r>
+        <w:t xml:space="preserve">, </w:t>
+      </w:r>
+      <w:r>
+        <w:rPr>
+          <w:rFonts w:ascii="Consolas" w:hAnsi="Consolas"/>
+          <w:color w:val="B91C1C"/>
+          <w:sz w:val="18"/>
+        </w:rPr>
+        <w:t>frequency_hz</w:t>
+      </w:r>
+      <w:r>
+        <w:t xml:space="preserve">, </w:t>
+      </w:r>
+      <w:r>
+        <w:rPr>
+          <w:rFonts w:ascii="Consolas" w:hAnsi="Consolas"/>
+          <w:color w:val="B91C1C"/>
+          <w:sz w:val="18"/>
+        </w:rPr>
+        <w:t>midi_note</w:t>
+      </w:r>
+      <w:r>
+        <w:t xml:space="preserve">, </w:t>
+      </w:r>
+      <w:r>
+        <w:rPr>
+          <w:rFonts w:ascii="Consolas" w:hAnsi="Consolas"/>
+          <w:color w:val="B91C1C"/>
+          <w:sz w:val="18"/>
+        </w:rPr>
+        <w:t>note_name</w:t>
+      </w:r>
+      <w:r>
+        <w:t xml:space="preserve">, </w:t>
+      </w:r>
+      <w:r>
+        <w:rPr>
+          <w:rFonts w:ascii="Consolas" w:hAnsi="Consolas"/>
+          <w:color w:val="B91C1C"/>
+          <w:sz w:val="18"/>
+        </w:rPr>
+        <w:t>cents_offset</w:t>
+      </w:r>
+      <w:r>
+        <w:t xml:space="preserve">, </w:t>
+      </w:r>
+      <w:r>
+        <w:rPr>
+          <w:rFonts w:ascii="Consolas" w:hAnsi="Consolas"/>
+          <w:color w:val="B91C1C"/>
+          <w:sz w:val="18"/>
+        </w:rPr>
+        <w:t>chord</w:t>
+      </w:r>
+      <w:r>
+        <w:t xml:space="preserve">, </w:t>
+      </w:r>
+      <w:r>
+        <w:rPr>
+          <w:rFonts w:ascii="Consolas" w:hAnsi="Consolas"/>
+          <w:color w:val="B91C1C"/>
+          <w:sz w:val="18"/>
+        </w:rPr>
+        <w:t>contour_id</w:t>
+      </w:r>
+      <w:r>
+        <w:t xml:space="preserve">, </w:t>
+      </w:r>
+      <w:r>
+        <w:rPr>
+          <w:rFonts w:ascii="Consolas" w:hAnsi="Consolas"/>
+          <w:color w:val="B91C1C"/>
+          <w:sz w:val="18"/>
+        </w:rPr>
+        <w:t>voice_part</w:t>
+      </w:r>
+      <w:r>
+        <w:t>.</w:t>
+      </w:r>
+    </w:p>
+    <w:p>
+      <w:pPr>
+        <w:spacing w:before="30" w:after="30"/>
+        <w:ind w:left="864"/>
+      </w:pPr>
+      <w:r>
+        <w:rPr>
+          <w:b/>
+          <w:color w:val="64748B"/>
+        </w:rPr>
+        <w:t xml:space="preserve">• </w:t>
+      </w:r>
+      <w:r>
+        <w:t xml:space="preserve">Frontend triggers via </w:t>
+      </w:r>
+      <w:r>
+        <w:rPr>
+          <w:rFonts w:ascii="Consolas" w:hAnsi="Consolas"/>
+          <w:color w:val="B91C1C"/>
+          <w:sz w:val="18"/>
+        </w:rPr>
+        <w:t>POST /export/csv</w:t>
+      </w:r>
+      <w:r>
+        <w:t xml:space="preserve"> sending </w:t>
+      </w:r>
+      <w:r>
+        <w:rPr>
+          <w:rFonts w:ascii="Consolas" w:hAnsi="Consolas"/>
+          <w:color w:val="B91C1C"/>
+          <w:sz w:val="18"/>
+        </w:rPr>
+        <w:t>{ frames, contours }</w:t>
+      </w:r>
+      <w:r>
+        <w:t>.</w:t>
+      </w:r>
+    </w:p>
+    <w:p>
+      <w:pPr>
+        <w:spacing w:before="40" w:after="40"/>
+        <w:ind w:left="360"/>
+      </w:pPr>
+      <w:r>
+        <w:rPr>
+          <w:rFonts w:ascii="Segoe UI Symbol" w:hAnsi="Segoe UI Symbol"/>
+          <w:b/>
+          <w:color w:val="10B981"/>
+          <w:sz w:val="22"/>
+        </w:rPr>
+        <w:t xml:space="preserve">☑  </w:t>
+      </w:r>
+      <w:r>
+        <w:rPr>
+          <w:b/>
+          <w:color w:val="0F172A"/>
+        </w:rPr>
+        <w:t>3.4.2 Standard MIDI File (Type 1) Export</w:t>
+      </w:r>
+      <w:r>
+        <w:t xml:space="preserve"> </w:t>
+      </w:r>
+      <w:r>
+        <w:rPr>
+          <w:rFonts w:ascii="Consolas" w:hAnsi="Consolas"/>
+          <w:color w:val="B91C1C"/>
+          <w:sz w:val="18"/>
+        </w:rPr>
+        <w:t>[Track: Backend &amp; Frontend]</w:t>
+      </w:r>
+      <w:r>
+        <w:t xml:space="preserve"> </w:t>
+      </w:r>
+      <w:r>
+        <w:rPr>
+          <w:rFonts w:ascii="Consolas" w:hAnsi="Consolas"/>
+          <w:color w:val="B91C1C"/>
+          <w:sz w:val="18"/>
+        </w:rPr>
+        <w:t>[⚡ Parallel]</w:t>
+      </w:r>
+      <w:r>
+        <w:t xml:space="preserve"> </w:t>
+      </w:r>
+      <w:r>
+        <w:rPr>
+          <w:rFonts w:ascii="Consolas" w:hAnsi="Consolas"/>
+          <w:color w:val="B91C1C"/>
+          <w:sz w:val="18"/>
+        </w:rPr>
+        <w:t>[Depends on: 3.1, 3.2]</w:t>
+      </w:r>
+      <w:r>
+        <w:t xml:space="preserve"> </w:t>
+      </w:r>
+      <w:r>
+        <w:rPr>
+          <w:rFonts w:ascii="Consolas" w:hAnsi="Consolas"/>
+          <w:color w:val="B91C1C"/>
+          <w:sz w:val="18"/>
+        </w:rPr>
+        <w:t>[Unblocks: 5.3]</w:t>
+      </w:r>
+    </w:p>
+    <w:p>
+      <w:pPr>
+        <w:spacing w:before="30" w:after="30"/>
+        <w:ind w:left="864"/>
+      </w:pPr>
+      <w:r>
+        <w:rPr>
+          <w:b/>
+          <w:color w:val="64748B"/>
+        </w:rPr>
+        <w:t xml:space="preserve">• </w:t>
+      </w:r>
+      <w:r>
+        <w:t xml:space="preserve">Convert continuous trajectories into quantized multi-track MIDI file with pitch bend messages using </w:t>
+      </w:r>
+      <w:r>
+        <w:rPr>
+          <w:rFonts w:ascii="Consolas" w:hAnsi="Consolas"/>
+          <w:color w:val="B91C1C"/>
+          <w:sz w:val="18"/>
+        </w:rPr>
+        <w:t>mido</w:t>
+      </w:r>
+      <w:r>
+        <w:t>.</w:t>
+      </w:r>
+    </w:p>
+    <w:p>
+      <w:pPr>
+        <w:spacing w:before="30" w:after="30"/>
+        <w:ind w:left="864"/>
+      </w:pPr>
+      <w:r>
+        <w:rPr>
+          <w:b/>
+          <w:color w:val="64748B"/>
+        </w:rPr>
+        <w:t xml:space="preserve">• </w:t>
+      </w:r>
+      <w:r>
+        <w:t xml:space="preserve">Frontend triggers via </w:t>
+      </w:r>
+      <w:r>
+        <w:rPr>
+          <w:rFonts w:ascii="Consolas" w:hAnsi="Consolas"/>
+          <w:color w:val="B91C1C"/>
+          <w:sz w:val="18"/>
+        </w:rPr>
+        <w:t>POST /export/midi?tempo_bpm=120</w:t>
+      </w:r>
+      <w:r>
+        <w:t xml:space="preserve"> sending </w:t>
+      </w:r>
+      <w:r>
+        <w:rPr>
+          <w:rFonts w:ascii="Consolas" w:hAnsi="Consolas"/>
+          <w:color w:val="B91C1C"/>
+          <w:sz w:val="18"/>
+        </w:rPr>
+        <w:t>{ contours }</w:t>
+      </w:r>
+      <w:r>
+        <w:t>.</w:t>
       </w:r>
     </w:p>
     <w:p>
@@ -8952,7 +13186,7 @@
           <w:b/>
           <w:color w:val="0F172A"/>
         </w:rPr>
-        <w:t>2.5.3 Vocal Register Quick-Filters (SATB Isolators)</w:t>
+        <w:t>3.4.3 Visual Vector Export</w:t>
       </w:r>
       <w:r>
         <w:t xml:space="preserve"> </w:t>
@@ -8985,7 +13219,7 @@
           <w:color w:val="B91C1C"/>
           <w:sz w:val="18"/>
         </w:rPr>
-        <w:t>[Depends on: 2.2.1]</w:t>
+        <w:t>[Depends on: 2.2]</w:t>
       </w:r>
       <w:r>
         <w:t xml:space="preserve"> </w:t>
@@ -8996,7 +13230,7 @@
           <w:color w:val="B91C1C"/>
           <w:sz w:val="18"/>
         </w:rPr>
-        <w:t>[Unblocks: 2.6.1]</w:t>
+        <w:t>[Unblocks: 5.3]</w:t>
       </w:r>
     </w:p>
     <w:p>
@@ -9012,47 +13246,7 @@
         <w:t xml:space="preserve">• </w:t>
       </w:r>
       <w:r>
-        <w:t xml:space="preserve">Toggle buttons for </w:t>
-      </w:r>
-      <w:r>
-        <w:rPr>
-          <w:b/>
-          <w:color w:val="0F172A"/>
-        </w:rPr>
-        <w:t>Soprano</w:t>
-      </w:r>
-      <w:r>
-        <w:t xml:space="preserve">, </w:t>
-      </w:r>
-      <w:r>
-        <w:rPr>
-          <w:b/>
-          <w:color w:val="0F172A"/>
-        </w:rPr>
-        <w:t>Alto</w:t>
-      </w:r>
-      <w:r>
-        <w:t xml:space="preserve">, </w:t>
-      </w:r>
-      <w:r>
-        <w:rPr>
-          <w:b/>
-          <w:color w:val="0F172A"/>
-        </w:rPr>
-        <w:t>Tenor</w:t>
-      </w:r>
-      <w:r>
-        <w:t xml:space="preserve">, </w:t>
-      </w:r>
-      <w:r>
-        <w:rPr>
-          <w:b/>
-          <w:color w:val="0F172A"/>
-        </w:rPr>
-        <w:t>Bass</w:t>
-      </w:r>
-      <w:r>
-        <w:t xml:space="preserve"> to dim or highlight specific frequency bands.</w:t>
+        <w:t>SVG and high-resolution PNG export of the piano roll visualizer for academic papers and rehearsal reports.</w:t>
       </w:r>
     </w:p>
     <w:p>
@@ -9066,7 +13260,7 @@
           <w:color w:val="1E293B"/>
           <w:sz w:val="23"/>
         </w:rPr>
-        <w:t>2.6 Demo Showcase Library &amp; Live File Upload (Convergence)</w:t>
+        <w:t>3.5 Conductor Analytics UI Panel</w:t>
       </w:r>
     </w:p>
     <w:p>
@@ -9088,7 +13282,7 @@
           <w:b/>
           <w:color w:val="0F172A"/>
         </w:rPr>
-        <w:t>2.6.1 Pre-Loaded Academic Showcase Presets</w:t>
+        <w:t>3.5.1 Conductor Studio Metrics View</w:t>
       </w:r>
       <w:r>
         <w:t xml:space="preserve"> </w:t>
@@ -9110,7 +13304,7 @@
           <w:color w:val="B91C1C"/>
           <w:sz w:val="18"/>
         </w:rPr>
-        <w:t>[⚡ Parallel: Independent]</w:t>
+        <w:t>[⏳ Sequential]</w:t>
       </w:r>
       <w:r>
         <w:t xml:space="preserve"> </w:t>
@@ -9121,7 +13315,7 @@
           <w:color w:val="B91C1C"/>
           <w:sz w:val="18"/>
         </w:rPr>
-        <w:t>[Depends on: 2.1, 2.2, 2.3]</w:t>
+        <w:t>[Depends on: Backend 3.2, 3.3]</w:t>
       </w:r>
       <w:r>
         <w:t xml:space="preserve"> </w:t>
@@ -9148,105 +13342,7 @@
         <w:t xml:space="preserve">• </w:t>
       </w:r>
       <w:r>
-        <w:t>Bundle 3 pre-analyzed demo audio clips with cached JSON transcriptions:</w:t>
-      </w:r>
-    </w:p>
-    <w:p>
-      <w:pPr>
-        <w:spacing w:before="40" w:after="40"/>
-        <w:ind w:left="1224"/>
-      </w:pPr>
-      <w:r>
-        <w:rPr>
-          <w:b/>
-          <w:color w:val="0369A1"/>
-        </w:rPr>
-        <w:t xml:space="preserve">1. </w:t>
-      </w:r>
-      <w:r>
-        <w:rPr>
-          <w:i/>
-        </w:rPr>
-        <w:t>CSD Bach Chorale (SATB 4-part choir)</w:t>
-      </w:r>
-    </w:p>
-    <w:p>
-      <w:pPr>
-        <w:spacing w:before="40" w:after="40"/>
-        <w:ind w:left="1224"/>
-      </w:pPr>
-      <w:r>
-        <w:rPr>
-          <w:b/>
-          <w:color w:val="0369A1"/>
-        </w:rPr>
-        <w:t xml:space="preserve">2. </w:t>
-      </w:r>
-      <w:r>
-        <w:rPr>
-          <w:i/>
-        </w:rPr>
-        <w:t>Barbershop Vocal Quartet</w:t>
-      </w:r>
-    </w:p>
-    <w:p>
-      <w:pPr>
-        <w:spacing w:before="40" w:after="40"/>
-        <w:ind w:left="1224"/>
-      </w:pPr>
-      <w:r>
-        <w:rPr>
-          <w:b/>
-          <w:color w:val="0369A1"/>
-        </w:rPr>
-        <w:t xml:space="preserve">3. </w:t>
-      </w:r>
-      <w:r>
-        <w:rPr>
-          <w:i/>
-        </w:rPr>
-        <w:t>Solo-to-Unison Choral Excerpt</w:t>
-      </w:r>
-    </w:p>
-    <w:p>
-      <w:pPr>
-        <w:spacing w:before="30" w:after="30"/>
-        <w:ind w:left="864"/>
-      </w:pPr>
-      <w:r>
-        <w:rPr>
-          <w:b/>
-          <w:color w:val="64748B"/>
-        </w:rPr>
-        <w:t xml:space="preserve">• </w:t>
-      </w:r>
-      <w:r>
-        <w:t>Enables instant zero-setup demonstration.</w:t>
-      </w:r>
-    </w:p>
-    <w:p>
-      <w:pPr>
-        <w:spacing w:before="40" w:after="40"/>
-        <w:ind w:left="360"/>
-      </w:pPr>
-      <w:r>
-        <w:rPr>
-          <w:rFonts w:ascii="Segoe UI Symbol" w:hAnsi="Segoe UI Symbol"/>
-          <w:b/>
-          <w:color w:val="0EA5E9"/>
-          <w:sz w:val="22"/>
-        </w:rPr>
-        <w:t xml:space="preserve">☐  </w:t>
-      </w:r>
-      <w:r>
-        <w:rPr>
-          <w:b/>
-          <w:color w:val="0F172A"/>
-        </w:rPr>
-        <w:t>2.6.2 Live Drag-and-Drop Ingestion (Backend Integration)</w:t>
-      </w:r>
-      <w:r>
-        <w:t xml:space="preserve"> </w:t>
+        <w:t xml:space="preserve">Bottom collapsible dock rendering rich analytics from </w:t>
       </w:r>
       <w:r>
         <w:rPr>
@@ -9254,10 +13350,33 @@
           <w:color w:val="B91C1C"/>
           <w:sz w:val="18"/>
         </w:rPr>
-        <w:t>[Track: Fullstack]</w:t>
-      </w:r>
-      <w:r>
-        <w:t xml:space="preserve"> </w:t>
+        <w:t>data.analytics</w:t>
+      </w:r>
+      <w:r>
+        <w:t>:</w:t>
+      </w:r>
+    </w:p>
+    <w:p>
+      <w:pPr>
+        <w:spacing w:before="30" w:after="30"/>
+        <w:ind w:left="1224"/>
+      </w:pPr>
+      <w:r>
+        <w:rPr>
+          <w:b/>
+          <w:color w:val="64748B"/>
+        </w:rPr>
+        <w:t xml:space="preserve">• </w:t>
+      </w:r>
+      <w:r>
+        <w:rPr>
+          <w:b/>
+          <w:color w:val="0F172A"/>
+        </w:rPr>
+        <w:t>Ensemble Tuning Drift:</w:t>
+      </w:r>
+      <w:r>
+        <w:t xml:space="preserve"> Line chart plotting cumulative cents deviation (</w:t>
       </w:r>
       <w:r>
         <w:rPr>
@@ -9265,10 +13384,33 @@
           <w:color w:val="B91C1C"/>
           <w:sz w:val="18"/>
         </w:rPr>
-        <w:t>[🔴 CONVERGENCE POINT]</w:t>
-      </w:r>
-      <w:r>
-        <w:t xml:space="preserve"> </w:t>
+        <w:t>analytics.tuning_drift_cents</w:t>
+      </w:r>
+      <w:r>
+        <w:t>).</w:t>
+      </w:r>
+    </w:p>
+    <w:p>
+      <w:pPr>
+        <w:spacing w:before="30" w:after="30"/>
+        <w:ind w:left="1224"/>
+      </w:pPr>
+      <w:r>
+        <w:rPr>
+          <w:b/>
+          <w:color w:val="64748B"/>
+        </w:rPr>
+        <w:t xml:space="preserve">• </w:t>
+      </w:r>
+      <w:r>
+        <w:rPr>
+          <w:b/>
+          <w:color w:val="0F172A"/>
+        </w:rPr>
+        <w:t>Polyphony Distribution:</w:t>
+      </w:r>
+      <w:r>
+        <w:t xml:space="preserve"> Bar chart rendering breakdown from </w:t>
       </w:r>
       <w:r>
         <w:rPr>
@@ -9276,10 +13418,10 @@
           <w:color w:val="B91C1C"/>
           <w:sz w:val="18"/>
         </w:rPr>
-        <w:t>[Depends on: Backend 1.2, 1.4 AND Frontend 2.1]</w:t>
-      </w:r>
-      <w:r>
-        <w:t xml:space="preserve"> </w:t>
+        <w:t>analytics.polyphony_distribution</w:t>
+      </w:r>
+      <w:r>
+        <w:t xml:space="preserve"> (</w:t>
       </w:r>
       <w:r>
         <w:rPr>
@@ -9287,23 +13429,10 @@
           <w:color w:val="B91C1C"/>
           <w:sz w:val="18"/>
         </w:rPr>
-        <w:t>[Unblocks: Phase 3, 5.1]</w:t>
-      </w:r>
-    </w:p>
-    <w:p>
-      <w:pPr>
-        <w:spacing w:before="30" w:after="30"/>
-        <w:ind w:left="864"/>
-      </w:pPr>
-      <w:r>
-        <w:rPr>
-          <w:b/>
-          <w:color w:val="64748B"/>
-        </w:rPr>
-        <w:t xml:space="preserve">• </w:t>
-      </w:r>
-      <w:r>
-        <w:t xml:space="preserve">Wire drag-and-drop file uploader to live </w:t>
+        <w:t>silence</w:t>
+      </w:r>
+      <w:r>
+        <w:t xml:space="preserve">, </w:t>
       </w:r>
       <w:r>
         <w:rPr>
@@ -9311,90 +13440,10 @@
           <w:color w:val="B91C1C"/>
           <w:sz w:val="18"/>
         </w:rPr>
-        <w:t>POST /transcribe</w:t>
-      </w:r>
-      <w:r>
-        <w:t xml:space="preserve"> endpoint with progress bar, handling real-time response rendering.</w:t>
-      </w:r>
-    </w:p>
-    <w:p>
-      <w:pPr>
-        <w:spacing w:before="120" w:after="120"/>
-        <w:pBdr>
-          <w:bottom w:val="single" w:sz="6" w:space="1" w:color="E2E8F0"/>
-        </w:pBdr>
-      </w:pPr>
-    </w:p>
-    <w:p>
-      <w:pPr>
-        <w:spacing w:before="280" w:after="80"/>
-        <w:pBdr>
-          <w:bottom w:val="single" w:sz="8" w:space="2" w:color="0284C7"/>
-        </w:pBdr>
-      </w:pPr>
-      <w:r>
-        <w:rPr>
-          <w:rFonts w:ascii="Calibri" w:hAnsi="Calibri"/>
-          <w:b/>
-          <w:color w:val="0369A1"/>
-          <w:sz w:val="28"/>
-        </w:rPr>
-        <w:t>Phase 3: Contour Tracking, Voicing &amp; Ensemble Analytics</w:t>
-      </w:r>
-    </w:p>
-    <w:p>
-      <w:pPr>
-        <w:spacing w:before="30" w:after="30"/>
-        <w:ind w:left="504"/>
-      </w:pPr>
-      <w:r>
-        <w:rPr>
-          <w:b/>
-          <w:color w:val="64748B"/>
-        </w:rPr>
-        <w:t xml:space="preserve">• </w:t>
-      </w:r>
-      <w:r>
-        <w:t>Objective: Upgrade the output from discrete per-frame frequency dots into connected, continuous musical lines and ensemble performance metrics.*</w:t>
-      </w:r>
-    </w:p>
-    <w:p>
-      <w:pPr>
-        <w:spacing w:before="200" w:after="60"/>
-      </w:pPr>
-      <w:r>
-        <w:rPr>
-          <w:rFonts w:ascii="Calibri" w:hAnsi="Calibri"/>
-          <w:b/>
-          <w:color w:val="1E293B"/>
-          <w:sz w:val="23"/>
-        </w:rPr>
-        <w:t>3.1 Frame-to-Frame Trajectory Linking (Pitch Tracking)</w:t>
-      </w:r>
-    </w:p>
-    <w:p>
-      <w:pPr>
-        <w:spacing w:before="40" w:after="40"/>
-        <w:ind w:left="360"/>
-      </w:pPr>
-      <w:r>
-        <w:rPr>
-          <w:rFonts w:ascii="Segoe UI Symbol" w:hAnsi="Segoe UI Symbol"/>
-          <w:b/>
-          <w:color w:val="0EA5E9"/>
-          <w:sz w:val="22"/>
-        </w:rPr>
-        <w:t xml:space="preserve">☐  </w:t>
-      </w:r>
-      <w:r>
-        <w:rPr>
-          <w:b/>
-          <w:color w:val="0F172A"/>
-        </w:rPr>
-        <w:t>3.1.1 Bipartite Greedy Matching Algorithm</w:t>
-      </w:r>
-      <w:r>
-        <w:t xml:space="preserve"> </w:t>
+        <w:t>solo</w:t>
+      </w:r>
+      <w:r>
+        <w:t xml:space="preserve">, </w:t>
       </w:r>
       <w:r>
         <w:rPr>
@@ -9402,10 +13451,10 @@
           <w:color w:val="B91C1C"/>
           <w:sz w:val="18"/>
         </w:rPr>
-        <w:t>[Track: Backend]</w:t>
-      </w:r>
-      <w:r>
-        <w:t xml:space="preserve"> </w:t>
+        <w:t>2_part</w:t>
+      </w:r>
+      <w:r>
+        <w:t xml:space="preserve">, </w:t>
       </w:r>
       <w:r>
         <w:rPr>
@@ -9413,10 +13462,10 @@
           <w:color w:val="B91C1C"/>
           <w:sz w:val="18"/>
         </w:rPr>
-        <w:t>[⏳ Sequential]</w:t>
-      </w:r>
-      <w:r>
-        <w:t xml:space="preserve"> </w:t>
+        <w:t>3_part</w:t>
+      </w:r>
+      <w:r>
+        <w:t xml:space="preserve">, </w:t>
       </w:r>
       <w:r>
         <w:rPr>
@@ -9424,10 +13473,33 @@
           <w:color w:val="B91C1C"/>
           <w:sz w:val="18"/>
         </w:rPr>
-        <w:t>[Depends on: 1.2]</w:t>
-      </w:r>
-      <w:r>
-        <w:t xml:space="preserve"> </w:t>
+        <w:t>4_part</w:t>
+      </w:r>
+      <w:r>
+        <w:t>).</w:t>
+      </w:r>
+    </w:p>
+    <w:p>
+      <w:pPr>
+        <w:spacing w:before="30" w:after="30"/>
+        <w:ind w:left="1224"/>
+      </w:pPr>
+      <w:r>
+        <w:rPr>
+          <w:b/>
+          <w:color w:val="64748B"/>
+        </w:rPr>
+        <w:t xml:space="preserve">• </w:t>
+      </w:r>
+      <w:r>
+        <w:rPr>
+          <w:b/>
+          <w:color w:val="0F172A"/>
+        </w:rPr>
+        <w:t>Unison Dispersion Meter:</w:t>
+      </w:r>
+      <w:r>
+        <w:t xml:space="preserve"> Numeric display of singer intonation spread (</w:t>
       </w:r>
       <w:r>
         <w:rPr>
@@ -9435,13 +13507,16 @@
           <w:color w:val="B91C1C"/>
           <w:sz w:val="18"/>
         </w:rPr>
-        <w:t>[Unblocks: 3.1.2, 3.2]</w:t>
+        <w:t>analytics.unison_dispersion_cents</w:t>
+      </w:r>
+      <w:r>
+        <w:t>).</w:t>
       </w:r>
     </w:p>
     <w:p>
       <w:pPr>
         <w:spacing w:before="30" w:after="30"/>
-        <w:ind w:left="864"/>
+        <w:ind w:left="1224"/>
       </w:pPr>
       <w:r>
         <w:rPr>
@@ -9451,7 +13526,14 @@
         <w:t xml:space="preserve">• </w:t>
       </w:r>
       <w:r>
-        <w:t xml:space="preserve">Implement trajectory linker </w:t>
+        <w:rPr>
+          <w:b/>
+          <w:color w:val="0F172A"/>
+        </w:rPr>
+        <w:t>Pitch Stability &amp; Vibrato:</w:t>
+      </w:r>
+      <w:r>
+        <w:t xml:space="preserve"> Display average vibrato rate (</w:t>
       </w:r>
       <w:r>
         <w:rPr>
@@ -9459,73 +13541,10 @@
           <w:color w:val="B91C1C"/>
           <w:sz w:val="18"/>
         </w:rPr>
-        <w:t>mvp/backend/contour_tracker.py</w:t>
-      </w:r>
-      <w:r>
-        <w:t xml:space="preserve"> using cost matrix in cents-time space.</w:t>
-      </w:r>
-    </w:p>
-    <w:p>
-      <w:pPr>
-        <w:spacing w:before="30" w:after="30"/>
-        <w:ind w:left="864"/>
-      </w:pPr>
-      <w:r>
-        <w:rPr>
-          <w:b/>
-          <w:color w:val="64748B"/>
-        </w:rPr>
-        <w:t xml:space="preserve">• </w:t>
-      </w:r>
-      <w:r>
-        <w:t xml:space="preserve">Link candidate pairs if </w:t>
-      </w:r>
-      <w:r>
-        <w:rPr>
-          <w:rFonts w:ascii="Cambria Math" w:hAnsi="Cambria Math"/>
-          <w:i/>
-          <w:color w:val="1E3A8A"/>
-        </w:rPr>
-        <w:t>|\Delta \text{cents}| \le 80\text{ cents}</w:t>
-      </w:r>
-      <w:r>
-        <w:t xml:space="preserve"> and time gap </w:t>
-      </w:r>
-      <w:r>
-        <w:rPr>
-          <w:rFonts w:ascii="Cambria Math" w:hAnsi="Cambria Math"/>
-          <w:i/>
-          <w:color w:val="1E3A8A"/>
-        </w:rPr>
-        <w:t>\Delta t \le 25\text{ ms}</w:t>
-      </w:r>
-      <w:r>
-        <w:t>.</w:t>
-      </w:r>
-    </w:p>
-    <w:p>
-      <w:pPr>
-        <w:spacing w:before="40" w:after="40"/>
-        <w:ind w:left="360"/>
-      </w:pPr>
-      <w:r>
-        <w:rPr>
-          <w:rFonts w:ascii="Segoe UI Symbol" w:hAnsi="Segoe UI Symbol"/>
-          <w:b/>
-          <w:color w:val="0EA5E9"/>
-          <w:sz w:val="22"/>
-        </w:rPr>
-        <w:t xml:space="preserve">☐  </w:t>
-      </w:r>
-      <w:r>
-        <w:rPr>
-          <w:b/>
-          <w:color w:val="0F172A"/>
-        </w:rPr>
-        <w:t>3.1.2 Trajectory State Machine &amp; Gap Bridging</w:t>
-      </w:r>
-      <w:r>
-        <w:t xml:space="preserve"> </w:t>
+        <w:t>analytics.vibrato.rate_hz</w:t>
+      </w:r>
+      <w:r>
+        <w:t>) and depth (</w:t>
       </w:r>
       <w:r>
         <w:rPr>
@@ -9533,10 +13552,33 @@
           <w:color w:val="B91C1C"/>
           <w:sz w:val="18"/>
         </w:rPr>
-        <w:t>[Track: Backend]</w:t>
-      </w:r>
-      <w:r>
-        <w:t xml:space="preserve"> </w:t>
+        <w:t>analytics.vibrato.depth_cents</w:t>
+      </w:r>
+      <w:r>
+        <w:t>).</w:t>
+      </w:r>
+    </w:p>
+    <w:p>
+      <w:pPr>
+        <w:spacing w:before="30" w:after="30"/>
+        <w:ind w:left="1224"/>
+      </w:pPr>
+      <w:r>
+        <w:rPr>
+          <w:b/>
+          <w:color w:val="64748B"/>
+        </w:rPr>
+        <w:t xml:space="preserve">• </w:t>
+      </w:r>
+      <w:r>
+        <w:rPr>
+          <w:b/>
+          <w:color w:val="0F172A"/>
+        </w:rPr>
+        <w:t>Common Chords Breakdown:</w:t>
+      </w:r>
+      <w:r>
+        <w:t xml:space="preserve"> List of recognized harmonies and percentages from </w:t>
       </w:r>
       <w:r>
         <w:rPr>
@@ -9544,1443 +13586,10 @@
           <w:color w:val="B91C1C"/>
           <w:sz w:val="18"/>
         </w:rPr>
-        <w:t>[⏳ Sequential]</w:t>
-      </w:r>
-      <w:r>
-        <w:t xml:space="preserve"> </w:t>
-      </w:r>
-      <w:r>
-        <w:rPr>
-          <w:rFonts w:ascii="Consolas" w:hAnsi="Consolas"/>
-          <w:color w:val="B91C1C"/>
-          <w:sz w:val="18"/>
-        </w:rPr>
-        <w:t>[Depends on: 3.1.1]</w:t>
-      </w:r>
-      <w:r>
-        <w:t xml:space="preserve"> </w:t>
-      </w:r>
-      <w:r>
-        <w:rPr>
-          <w:rFonts w:ascii="Consolas" w:hAnsi="Consolas"/>
-          <w:color w:val="B91C1C"/>
-          <w:sz w:val="18"/>
-        </w:rPr>
-        <w:t>[Unblocks: 3.1.3]</w:t>
-      </w:r>
-    </w:p>
-    <w:p>
-      <w:pPr>
-        <w:spacing w:before="30" w:after="30"/>
-        <w:ind w:left="864"/>
-      </w:pPr>
-      <w:r>
-        <w:rPr>
-          <w:b/>
-          <w:color w:val="64748B"/>
-        </w:rPr>
-        <w:t xml:space="preserve">• </w:t>
-      </w:r>
-      <w:r>
-        <w:t xml:space="preserve">State machine with </w:t>
-      </w:r>
-      <w:r>
-        <w:rPr>
-          <w:rFonts w:ascii="Consolas" w:hAnsi="Consolas"/>
-          <w:color w:val="B91C1C"/>
-          <w:sz w:val="18"/>
-        </w:rPr>
-        <w:t>Active</w:t>
-      </w:r>
-      <w:r>
-        <w:t xml:space="preserve">, </w:t>
-      </w:r>
-      <w:r>
-        <w:rPr>
-          <w:rFonts w:ascii="Consolas" w:hAnsi="Consolas"/>
-          <w:color w:val="B91C1C"/>
-          <w:sz w:val="18"/>
-        </w:rPr>
-        <w:t>Coasting</w:t>
-      </w:r>
-      <w:r>
-        <w:t xml:space="preserve"> (bridges 1–2 frame micro-dropouts), and </w:t>
-      </w:r>
-      <w:r>
-        <w:rPr>
-          <w:rFonts w:ascii="Consolas" w:hAnsi="Consolas"/>
-          <w:color w:val="B91C1C"/>
-          <w:sz w:val="18"/>
-        </w:rPr>
-        <w:t>Terminated</w:t>
+        <w:t>analytics.top_chords</w:t>
       </w:r>
       <w:r>
         <w:t>.</w:t>
-      </w:r>
-    </w:p>
-    <w:p>
-      <w:pPr>
-        <w:spacing w:before="30" w:after="30"/>
-        <w:ind w:left="864"/>
-      </w:pPr>
-      <w:r>
-        <w:rPr>
-          <w:b/>
-          <w:color w:val="64748B"/>
-        </w:rPr>
-        <w:t xml:space="preserve">• </w:t>
-      </w:r>
-      <w:r>
-        <w:t xml:space="preserve">Discard spurious tracks lasting </w:t>
-      </w:r>
-      <w:r>
-        <w:rPr>
-          <w:rFonts w:ascii="Cambria Math" w:hAnsi="Cambria Math"/>
-          <w:i/>
-          <w:color w:val="1E3A8A"/>
-        </w:rPr>
-        <w:t>&lt; 50\text{ ms}</w:t>
-      </w:r>
-      <w:r>
-        <w:t>.</w:t>
-      </w:r>
-    </w:p>
-    <w:p>
-      <w:pPr>
-        <w:spacing w:before="40" w:after="40"/>
-        <w:ind w:left="360"/>
-      </w:pPr>
-      <w:r>
-        <w:rPr>
-          <w:rFonts w:ascii="Segoe UI Symbol" w:hAnsi="Segoe UI Symbol"/>
-          <w:b/>
-          <w:color w:val="0EA5E9"/>
-          <w:sz w:val="22"/>
-        </w:rPr>
-        <w:t xml:space="preserve">☐  </w:t>
-      </w:r>
-      <w:r>
-        <w:rPr>
-          <w:b/>
-          <w:color w:val="0F172A"/>
-        </w:rPr>
-        <w:t>3.1.3 Continuous Smoothing (Vibrato-Preserving)</w:t>
-      </w:r>
-      <w:r>
-        <w:t xml:space="preserve"> </w:t>
-      </w:r>
-      <w:r>
-        <w:rPr>
-          <w:rFonts w:ascii="Consolas" w:hAnsi="Consolas"/>
-          <w:color w:val="B91C1C"/>
-          <w:sz w:val="18"/>
-        </w:rPr>
-        <w:t>[Track: Backend]</w:t>
-      </w:r>
-      <w:r>
-        <w:t xml:space="preserve"> </w:t>
-      </w:r>
-      <w:r>
-        <w:rPr>
-          <w:rFonts w:ascii="Consolas" w:hAnsi="Consolas"/>
-          <w:color w:val="B91C1C"/>
-          <w:sz w:val="18"/>
-        </w:rPr>
-        <w:t>[⏳ Sequential]</w:t>
-      </w:r>
-      <w:r>
-        <w:t xml:space="preserve"> </w:t>
-      </w:r>
-      <w:r>
-        <w:rPr>
-          <w:rFonts w:ascii="Consolas" w:hAnsi="Consolas"/>
-          <w:color w:val="B91C1C"/>
-          <w:sz w:val="18"/>
-        </w:rPr>
-        <w:t>[Depends on: 3.1.2]</w:t>
-      </w:r>
-      <w:r>
-        <w:t xml:space="preserve"> </w:t>
-      </w:r>
-      <w:r>
-        <w:rPr>
-          <w:rFonts w:ascii="Consolas" w:hAnsi="Consolas"/>
-          <w:color w:val="B91C1C"/>
-          <w:sz w:val="18"/>
-        </w:rPr>
-        <w:t>[Unblocks: 3.2, 3.3, 3.4]</w:t>
-      </w:r>
-    </w:p>
-    <w:p>
-      <w:pPr>
-        <w:spacing w:before="30" w:after="30"/>
-        <w:ind w:left="864"/>
-      </w:pPr>
-      <w:r>
-        <w:rPr>
-          <w:b/>
-          <w:color w:val="64748B"/>
-        </w:rPr>
-        <w:t xml:space="preserve">• </w:t>
-      </w:r>
-      <w:r>
-        <w:t>Apply 5-point moving median filter + Savitzky-Golay polynomial smoothing (</w:t>
-      </w:r>
-      <w:r>
-        <w:rPr>
-          <w:rFonts w:ascii="Cambria Math" w:hAnsi="Cambria Math"/>
-          <w:i/>
-          <w:color w:val="1E3A8A"/>
-        </w:rPr>
-        <w:t>window=7, order=2</w:t>
-      </w:r>
-      <w:r>
-        <w:t xml:space="preserve">) preserving </w:t>
-      </w:r>
-      <w:r>
-        <w:rPr>
-          <w:rFonts w:ascii="Cambria Math" w:hAnsi="Cambria Math"/>
-          <w:i/>
-          <w:color w:val="1E3A8A"/>
-        </w:rPr>
-        <w:t>5-7\text{ Hz}</w:t>
-      </w:r>
-      <w:r>
-        <w:t xml:space="preserve"> choral vibrato without sensor jitter.</w:t>
-      </w:r>
-    </w:p>
-    <w:p>
-      <w:pPr>
-        <w:spacing w:before="200" w:after="60"/>
-      </w:pPr>
-      <w:r>
-        <w:rPr>
-          <w:rFonts w:ascii="Calibri" w:hAnsi="Calibri"/>
-          <w:b/>
-          <w:color w:val="1E293B"/>
-          <w:sz w:val="23"/>
-        </w:rPr>
-        <w:t>3.2 Heuristic Voice Part Partitioning (Tessitura &amp; SATB Association)</w:t>
-      </w:r>
-    </w:p>
-    <w:p>
-      <w:pPr>
-        <w:spacing w:before="40" w:after="40"/>
-        <w:ind w:left="360"/>
-      </w:pPr>
-      <w:r>
-        <w:rPr>
-          <w:rFonts w:ascii="Segoe UI Symbol" w:hAnsi="Segoe UI Symbol"/>
-          <w:b/>
-          <w:color w:val="0EA5E9"/>
-          <w:sz w:val="22"/>
-        </w:rPr>
-        <w:t xml:space="preserve">☐  </w:t>
-      </w:r>
-      <w:r>
-        <w:rPr>
-          <w:b/>
-          <w:color w:val="0F172A"/>
-        </w:rPr>
-        <w:t>3.2.1 Pitch Centroid &amp; Tessitura Bounding</w:t>
-      </w:r>
-      <w:r>
-        <w:t xml:space="preserve"> </w:t>
-      </w:r>
-      <w:r>
-        <w:rPr>
-          <w:rFonts w:ascii="Consolas" w:hAnsi="Consolas"/>
-          <w:color w:val="B91C1C"/>
-          <w:sz w:val="18"/>
-        </w:rPr>
-        <w:t>[Track: Backend]</w:t>
-      </w:r>
-      <w:r>
-        <w:t xml:space="preserve"> </w:t>
-      </w:r>
-      <w:r>
-        <w:rPr>
-          <w:rFonts w:ascii="Consolas" w:hAnsi="Consolas"/>
-          <w:color w:val="B91C1C"/>
-          <w:sz w:val="18"/>
-        </w:rPr>
-        <w:t>[⏳ Sequential]</w:t>
-      </w:r>
-      <w:r>
-        <w:t xml:space="preserve"> </w:t>
-      </w:r>
-      <w:r>
-        <w:rPr>
-          <w:rFonts w:ascii="Consolas" w:hAnsi="Consolas"/>
-          <w:color w:val="B91C1C"/>
-          <w:sz w:val="18"/>
-        </w:rPr>
-        <w:t>[Depends on: 3.1]</w:t>
-      </w:r>
-      <w:r>
-        <w:t xml:space="preserve"> </w:t>
-      </w:r>
-      <w:r>
-        <w:rPr>
-          <w:rFonts w:ascii="Consolas" w:hAnsi="Consolas"/>
-          <w:color w:val="B91C1C"/>
-          <w:sz w:val="18"/>
-        </w:rPr>
-        <w:t>[Unblocks: 3.2.2, 3.5]</w:t>
-      </w:r>
-    </w:p>
-    <w:p>
-      <w:pPr>
-        <w:spacing w:before="30" w:after="30"/>
-        <w:ind w:left="864"/>
-      </w:pPr>
-      <w:r>
-        <w:rPr>
-          <w:b/>
-          <w:color w:val="64748B"/>
-        </w:rPr>
-        <w:t xml:space="preserve">• </w:t>
-      </w:r>
-      <w:r>
-        <w:t>Partition extracted trajectories into 4 voice roles based on mean frequency centroids:</w:t>
-      </w:r>
-    </w:p>
-    <w:p>
-      <w:pPr>
-        <w:spacing w:before="30" w:after="30"/>
-        <w:ind w:left="1224"/>
-      </w:pPr>
-      <w:r>
-        <w:rPr>
-          <w:b/>
-          <w:color w:val="64748B"/>
-        </w:rPr>
-        <w:t xml:space="preserve">• </w:t>
-      </w:r>
-      <w:r>
-        <w:rPr>
-          <w:b/>
-          <w:color w:val="0F172A"/>
-        </w:rPr>
-        <w:t>Soprano:</w:t>
-      </w:r>
-      <w:r>
-        <w:t xml:space="preserve"> </w:t>
-      </w:r>
-      <w:r>
-        <w:rPr>
-          <w:rFonts w:ascii="Cambria Math" w:hAnsi="Cambria Math"/>
-          <w:i/>
-          <w:color w:val="1E3A8A"/>
-        </w:rPr>
-        <w:t>C4 - C6</w:t>
-      </w:r>
-      <w:r>
-        <w:t xml:space="preserve"> (</w:t>
-      </w:r>
-      <w:r>
-        <w:rPr>
-          <w:rFonts w:ascii="Cambria Math" w:hAnsi="Cambria Math"/>
-          <w:i/>
-          <w:color w:val="1E3A8A"/>
-        </w:rPr>
-        <w:t>261 - 1046\text{ Hz}</w:t>
-      </w:r>
-      <w:r>
-        <w:t>)</w:t>
-      </w:r>
-    </w:p>
-    <w:p>
-      <w:pPr>
-        <w:spacing w:before="30" w:after="30"/>
-        <w:ind w:left="1224"/>
-      </w:pPr>
-      <w:r>
-        <w:rPr>
-          <w:b/>
-          <w:color w:val="64748B"/>
-        </w:rPr>
-        <w:t xml:space="preserve">• </w:t>
-      </w:r>
-      <w:r>
-        <w:rPr>
-          <w:b/>
-          <w:color w:val="0F172A"/>
-        </w:rPr>
-        <w:t>Alto:</w:t>
-      </w:r>
-      <w:r>
-        <w:t xml:space="preserve"> </w:t>
-      </w:r>
-      <w:r>
-        <w:rPr>
-          <w:rFonts w:ascii="Cambria Math" w:hAnsi="Cambria Math"/>
-          <w:i/>
-          <w:color w:val="1E3A8A"/>
-        </w:rPr>
-        <w:t>F3 - F5</w:t>
-      </w:r>
-      <w:r>
-        <w:t xml:space="preserve"> (</w:t>
-      </w:r>
-      <w:r>
-        <w:rPr>
-          <w:rFonts w:ascii="Cambria Math" w:hAnsi="Cambria Math"/>
-          <w:i/>
-          <w:color w:val="1E3A8A"/>
-        </w:rPr>
-        <w:t>174 - 698\text{ Hz}</w:t>
-      </w:r>
-      <w:r>
-        <w:t>)</w:t>
-      </w:r>
-    </w:p>
-    <w:p>
-      <w:pPr>
-        <w:spacing w:before="30" w:after="30"/>
-        <w:ind w:left="1224"/>
-      </w:pPr>
-      <w:r>
-        <w:rPr>
-          <w:b/>
-          <w:color w:val="64748B"/>
-        </w:rPr>
-        <w:t xml:space="preserve">• </w:t>
-      </w:r>
-      <w:r>
-        <w:rPr>
-          <w:b/>
-          <w:color w:val="0F172A"/>
-        </w:rPr>
-        <w:t>Tenor:</w:t>
-      </w:r>
-      <w:r>
-        <w:t xml:space="preserve"> </w:t>
-      </w:r>
-      <w:r>
-        <w:rPr>
-          <w:rFonts w:ascii="Cambria Math" w:hAnsi="Cambria Math"/>
-          <w:i/>
-          <w:color w:val="1E3A8A"/>
-        </w:rPr>
-        <w:t>C3 - A4</w:t>
-      </w:r>
-      <w:r>
-        <w:t xml:space="preserve"> (</w:t>
-      </w:r>
-      <w:r>
-        <w:rPr>
-          <w:rFonts w:ascii="Cambria Math" w:hAnsi="Cambria Math"/>
-          <w:i/>
-          <w:color w:val="1E3A8A"/>
-        </w:rPr>
-        <w:t>130 - 440\text{ Hz}</w:t>
-      </w:r>
-      <w:r>
-        <w:t>)</w:t>
-      </w:r>
-    </w:p>
-    <w:p>
-      <w:pPr>
-        <w:spacing w:before="30" w:after="30"/>
-        <w:ind w:left="1224"/>
-      </w:pPr>
-      <w:r>
-        <w:rPr>
-          <w:b/>
-          <w:color w:val="64748B"/>
-        </w:rPr>
-        <w:t xml:space="preserve">• </w:t>
-      </w:r>
-      <w:r>
-        <w:rPr>
-          <w:b/>
-          <w:color w:val="0F172A"/>
-        </w:rPr>
-        <w:t>Bass:</w:t>
-      </w:r>
-      <w:r>
-        <w:t xml:space="preserve"> </w:t>
-      </w:r>
-      <w:r>
-        <w:rPr>
-          <w:rFonts w:ascii="Cambria Math" w:hAnsi="Cambria Math"/>
-          <w:i/>
-          <w:color w:val="1E3A8A"/>
-        </w:rPr>
-        <w:t>E2 - E4</w:t>
-      </w:r>
-      <w:r>
-        <w:t xml:space="preserve"> (</w:t>
-      </w:r>
-      <w:r>
-        <w:rPr>
-          <w:rFonts w:ascii="Cambria Math" w:hAnsi="Cambria Math"/>
-          <w:i/>
-          <w:color w:val="1E3A8A"/>
-        </w:rPr>
-        <w:t>82 - 329\text{ Hz}</w:t>
-      </w:r>
-      <w:r>
-        <w:t>)</w:t>
-      </w:r>
-    </w:p>
-    <w:p>
-      <w:pPr>
-        <w:spacing w:before="40" w:after="40"/>
-        <w:ind w:left="360"/>
-      </w:pPr>
-      <w:r>
-        <w:rPr>
-          <w:rFonts w:ascii="Segoe UI Symbol" w:hAnsi="Segoe UI Symbol"/>
-          <w:b/>
-          <w:color w:val="0EA5E9"/>
-          <w:sz w:val="22"/>
-        </w:rPr>
-        <w:t xml:space="preserve">☐  </w:t>
-      </w:r>
-      <w:r>
-        <w:rPr>
-          <w:b/>
-          <w:color w:val="0F172A"/>
-        </w:rPr>
-        <w:t>3.2.2 Non-Crossing Voice Priority Heuristic</w:t>
-      </w:r>
-      <w:r>
-        <w:t xml:space="preserve"> </w:t>
-      </w:r>
-      <w:r>
-        <w:rPr>
-          <w:rFonts w:ascii="Consolas" w:hAnsi="Consolas"/>
-          <w:color w:val="B91C1C"/>
-          <w:sz w:val="18"/>
-        </w:rPr>
-        <w:t>[Track: Backend]</w:t>
-      </w:r>
-      <w:r>
-        <w:t xml:space="preserve"> </w:t>
-      </w:r>
-      <w:r>
-        <w:rPr>
-          <w:rFonts w:ascii="Consolas" w:hAnsi="Consolas"/>
-          <w:color w:val="B91C1C"/>
-          <w:sz w:val="18"/>
-        </w:rPr>
-        <w:t>[⏳ Sequential]</w:t>
-      </w:r>
-      <w:r>
-        <w:t xml:space="preserve"> </w:t>
-      </w:r>
-      <w:r>
-        <w:rPr>
-          <w:rFonts w:ascii="Consolas" w:hAnsi="Consolas"/>
-          <w:color w:val="B91C1C"/>
-          <w:sz w:val="18"/>
-        </w:rPr>
-        <w:t>[Depends on: 3.2.1]</w:t>
-      </w:r>
-      <w:r>
-        <w:t xml:space="preserve"> </w:t>
-      </w:r>
-      <w:r>
-        <w:rPr>
-          <w:rFonts w:ascii="Consolas" w:hAnsi="Consolas"/>
-          <w:color w:val="B91C1C"/>
-          <w:sz w:val="18"/>
-        </w:rPr>
-        <w:t>[Unblocks: 3.5]</w:t>
-      </w:r>
-    </w:p>
-    <w:p>
-      <w:pPr>
-        <w:spacing w:before="30" w:after="30"/>
-        <w:ind w:left="864"/>
-      </w:pPr>
-      <w:r>
-        <w:rPr>
-          <w:b/>
-          <w:color w:val="64748B"/>
-        </w:rPr>
-        <w:t xml:space="preserve">• </w:t>
-      </w:r>
-      <w:r>
-        <w:t>Minimize vocal line crossover errors by prioritizing upper frequency tracks to higher voice parts during overlaps.</w:t>
-      </w:r>
-    </w:p>
-    <w:p>
-      <w:pPr>
-        <w:spacing w:before="200" w:after="60"/>
-      </w:pPr>
-      <w:r>
-        <w:rPr>
-          <w:rFonts w:ascii="Calibri" w:hAnsi="Calibri"/>
-          <w:b/>
-          <w:color w:val="1E293B"/>
-          <w:sz w:val="23"/>
-        </w:rPr>
-        <w:t>3.3 Ensemble Intonation &amp; Performance Analytics Dashboard</w:t>
-      </w:r>
-    </w:p>
-    <w:p>
-      <w:pPr>
-        <w:spacing w:before="40" w:after="40"/>
-        <w:ind w:left="360"/>
-      </w:pPr>
-      <w:r>
-        <w:rPr>
-          <w:rFonts w:ascii="Segoe UI Symbol" w:hAnsi="Segoe UI Symbol"/>
-          <w:b/>
-          <w:color w:val="0EA5E9"/>
-          <w:sz w:val="22"/>
-        </w:rPr>
-        <w:t xml:space="preserve">☐  </w:t>
-      </w:r>
-      <w:r>
-        <w:rPr>
-          <w:b/>
-          <w:color w:val="0F172A"/>
-        </w:rPr>
-        <w:t>3.3.1 Ensemble Tuning Drift Metric</w:t>
-      </w:r>
-      <w:r>
-        <w:t xml:space="preserve"> </w:t>
-      </w:r>
-      <w:r>
-        <w:rPr>
-          <w:rFonts w:ascii="Consolas" w:hAnsi="Consolas"/>
-          <w:color w:val="B91C1C"/>
-          <w:sz w:val="18"/>
-        </w:rPr>
-        <w:t>[Track: Backend &amp; Frontend]</w:t>
-      </w:r>
-      <w:r>
-        <w:t xml:space="preserve"> </w:t>
-      </w:r>
-      <w:r>
-        <w:rPr>
-          <w:rFonts w:ascii="Consolas" w:hAnsi="Consolas"/>
-          <w:color w:val="B91C1C"/>
-          <w:sz w:val="18"/>
-        </w:rPr>
-        <w:t>[⏳ Sequential]</w:t>
-      </w:r>
-      <w:r>
-        <w:t xml:space="preserve"> </w:t>
-      </w:r>
-      <w:r>
-        <w:rPr>
-          <w:rFonts w:ascii="Consolas" w:hAnsi="Consolas"/>
-          <w:color w:val="B91C1C"/>
-          <w:sz w:val="18"/>
-        </w:rPr>
-        <w:t>[Depends on: 3.1]</w:t>
-      </w:r>
-      <w:r>
-        <w:t xml:space="preserve"> </w:t>
-      </w:r>
-      <w:r>
-        <w:rPr>
-          <w:rFonts w:ascii="Consolas" w:hAnsi="Consolas"/>
-          <w:color w:val="B91C1C"/>
-          <w:sz w:val="18"/>
-        </w:rPr>
-        <w:t>[Unblocks: 3.5]</w:t>
-      </w:r>
-    </w:p>
-    <w:p>
-      <w:pPr>
-        <w:spacing w:before="30" w:after="30"/>
-        <w:ind w:left="864"/>
-      </w:pPr>
-      <w:r>
-        <w:rPr>
-          <w:b/>
-          <w:color w:val="64748B"/>
-        </w:rPr>
-        <w:t xml:space="preserve">• </w:t>
-      </w:r>
-      <w:r>
-        <w:t>Compute cumulative rolling average of intonation cents deviations:</w:t>
-      </w:r>
-    </w:p>
-    <w:p>
-      <w:pPr>
-        <w:spacing w:before="40" w:after="80"/>
-      </w:pPr>
-      <w:r>
-        <w:t xml:space="preserve">    </w:t>
-      </w:r>
-      <w:r>
-        <w:rPr>
-          <w:rFonts w:ascii="Cambria Math" w:hAnsi="Cambria Math"/>
-          <w:i/>
-          <w:color w:val="1E3A8A"/>
-        </w:rPr>
-      </w:r>
-      <w:r>
-        <w:t>\text{Drift}(t) = \frac{1}{|K_t|} \sum_{k \in K_t} \delta_{\text{cents}}(k)</w:t>
-      </w:r>
-      <w:r>
-        <w:rPr>
-          <w:rFonts w:ascii="Cambria Math" w:hAnsi="Cambria Math"/>
-          <w:i/>
-          <w:color w:val="1E3A8A"/>
-        </w:rPr>
-      </w:r>
-    </w:p>
-    <w:p>
-      <w:pPr>
-        <w:spacing w:before="30" w:after="30"/>
-        <w:ind w:left="864"/>
-      </w:pPr>
-      <w:r>
-        <w:rPr>
-          <w:b/>
-          <w:color w:val="64748B"/>
-        </w:rPr>
-        <w:t xml:space="preserve">• </w:t>
-      </w:r>
-      <w:r>
-        <w:t>Plot a trendline showing whether the ensemble is progressively going flat over several minutes or singing sharp.</w:t>
-      </w:r>
-    </w:p>
-    <w:p>
-      <w:pPr>
-        <w:spacing w:before="40" w:after="40"/>
-        <w:ind w:left="360"/>
-      </w:pPr>
-      <w:r>
-        <w:rPr>
-          <w:rFonts w:ascii="Segoe UI Symbol" w:hAnsi="Segoe UI Symbol"/>
-          <w:b/>
-          <w:color w:val="0EA5E9"/>
-          <w:sz w:val="22"/>
-        </w:rPr>
-        <w:t xml:space="preserve">☐  </w:t>
-      </w:r>
-      <w:r>
-        <w:rPr>
-          <w:b/>
-          <w:color w:val="0F172A"/>
-        </w:rPr>
-        <w:t>3.3.2 Pitch Stability &amp; Vibrato Analysis</w:t>
-      </w:r>
-      <w:r>
-        <w:t xml:space="preserve"> </w:t>
-      </w:r>
-      <w:r>
-        <w:rPr>
-          <w:rFonts w:ascii="Consolas" w:hAnsi="Consolas"/>
-          <w:color w:val="B91C1C"/>
-          <w:sz w:val="18"/>
-        </w:rPr>
-        <w:t>[Track: Backend]</w:t>
-      </w:r>
-      <w:r>
-        <w:t xml:space="preserve"> </w:t>
-      </w:r>
-      <w:r>
-        <w:rPr>
-          <w:rFonts w:ascii="Consolas" w:hAnsi="Consolas"/>
-          <w:color w:val="B91C1C"/>
-          <w:sz w:val="18"/>
-        </w:rPr>
-        <w:t>[⚡ Parallel]</w:t>
-      </w:r>
-      <w:r>
-        <w:t xml:space="preserve"> </w:t>
-      </w:r>
-      <w:r>
-        <w:rPr>
-          <w:rFonts w:ascii="Consolas" w:hAnsi="Consolas"/>
-          <w:color w:val="B91C1C"/>
-          <w:sz w:val="18"/>
-        </w:rPr>
-        <w:t>[Depends on: 3.1]</w:t>
-      </w:r>
-      <w:r>
-        <w:t xml:space="preserve"> </w:t>
-      </w:r>
-      <w:r>
-        <w:rPr>
-          <w:rFonts w:ascii="Consolas" w:hAnsi="Consolas"/>
-          <w:color w:val="B91C1C"/>
-          <w:sz w:val="18"/>
-        </w:rPr>
-        <w:t>[Unblocks: 3.5]</w:t>
-      </w:r>
-    </w:p>
-    <w:p>
-      <w:pPr>
-        <w:spacing w:before="30" w:after="30"/>
-        <w:ind w:left="864"/>
-      </w:pPr>
-      <w:r>
-        <w:rPr>
-          <w:b/>
-          <w:color w:val="64748B"/>
-        </w:rPr>
-        <w:t xml:space="preserve">• </w:t>
-      </w:r>
-      <w:r>
-        <w:t>Calculate pitch standard deviation during sustained note segments (</w:t>
-      </w:r>
-      <w:r>
-        <w:rPr>
-          <w:rFonts w:ascii="Cambria Math" w:hAnsi="Cambria Math"/>
-          <w:i/>
-          <w:color w:val="1E3A8A"/>
-        </w:rPr>
-        <w:t>&gt; 500\text{ ms}</w:t>
-      </w:r>
-      <w:r>
-        <w:t>).</w:t>
-      </w:r>
-    </w:p>
-    <w:p>
-      <w:pPr>
-        <w:spacing w:before="30" w:after="30"/>
-        <w:ind w:left="864"/>
-      </w:pPr>
-      <w:r>
-        <w:rPr>
-          <w:b/>
-          <w:color w:val="64748B"/>
-        </w:rPr>
-        <w:t xml:space="preserve">• </w:t>
-      </w:r>
-      <w:r>
-        <w:t>Estimate vibrato rate (in Hz) and vibrato depth (in cents) for detected solo lines.</w:t>
-      </w:r>
-    </w:p>
-    <w:p>
-      <w:pPr>
-        <w:spacing w:before="40" w:after="40"/>
-        <w:ind w:left="360"/>
-      </w:pPr>
-      <w:r>
-        <w:rPr>
-          <w:rFonts w:ascii="Segoe UI Symbol" w:hAnsi="Segoe UI Symbol"/>
-          <w:b/>
-          <w:color w:val="0EA5E9"/>
-          <w:sz w:val="22"/>
-        </w:rPr>
-        <w:t xml:space="preserve">☐  </w:t>
-      </w:r>
-      <w:r>
-        <w:rPr>
-          <w:b/>
-          <w:color w:val="0F172A"/>
-        </w:rPr>
-        <w:t>3.3.3 Polyphony Density Distribution</w:t>
-      </w:r>
-      <w:r>
-        <w:t xml:space="preserve"> </w:t>
-      </w:r>
-      <w:r>
-        <w:rPr>
-          <w:rFonts w:ascii="Consolas" w:hAnsi="Consolas"/>
-          <w:color w:val="B91C1C"/>
-          <w:sz w:val="18"/>
-        </w:rPr>
-        <w:t>[Track: Backend &amp; Frontend]</w:t>
-      </w:r>
-      <w:r>
-        <w:t xml:space="preserve"> </w:t>
-      </w:r>
-      <w:r>
-        <w:rPr>
-          <w:rFonts w:ascii="Consolas" w:hAnsi="Consolas"/>
-          <w:color w:val="B91C1C"/>
-          <w:sz w:val="18"/>
-        </w:rPr>
-        <w:t>[⚡ Parallel]</w:t>
-      </w:r>
-      <w:r>
-        <w:t xml:space="preserve"> </w:t>
-      </w:r>
-      <w:r>
-        <w:rPr>
-          <w:rFonts w:ascii="Consolas" w:hAnsi="Consolas"/>
-          <w:color w:val="B91C1C"/>
-          <w:sz w:val="18"/>
-        </w:rPr>
-        <w:t>[Depends on: 3.1]</w:t>
-      </w:r>
-      <w:r>
-        <w:t xml:space="preserve"> </w:t>
-      </w:r>
-      <w:r>
-        <w:rPr>
-          <w:rFonts w:ascii="Consolas" w:hAnsi="Consolas"/>
-          <w:color w:val="B91C1C"/>
-          <w:sz w:val="18"/>
-        </w:rPr>
-        <w:t>[Unblocks: 3.5]</w:t>
-      </w:r>
-    </w:p>
-    <w:p>
-      <w:pPr>
-        <w:spacing w:before="30" w:after="30"/>
-        <w:ind w:left="864"/>
-      </w:pPr>
-      <w:r>
-        <w:rPr>
-          <w:b/>
-          <w:color w:val="64748B"/>
-        </w:rPr>
-        <w:t xml:space="preserve">• </w:t>
-      </w:r>
-      <w:r>
-        <w:t>Compute frame-by-frame polyphonic density (</w:t>
-      </w:r>
-      <w:r>
-        <w:rPr>
-          <w:rFonts w:ascii="Cambria Math" w:hAnsi="Cambria Math"/>
-          <w:i/>
-          <w:color w:val="1E3A8A"/>
-        </w:rPr>
-        <w:t>0, 1, 2, 3, 4, 5+</w:t>
-      </w:r>
-      <w:r>
-        <w:t xml:space="preserve"> active voices) and render breakdown chart.</w:t>
-      </w:r>
-    </w:p>
-    <w:p>
-      <w:pPr>
-        <w:spacing w:before="40" w:after="40"/>
-        <w:ind w:left="360"/>
-      </w:pPr>
-      <w:r>
-        <w:rPr>
-          <w:rFonts w:ascii="Segoe UI Symbol" w:hAnsi="Segoe UI Symbol"/>
-          <w:b/>
-          <w:color w:val="0EA5E9"/>
-          <w:sz w:val="22"/>
-        </w:rPr>
-        <w:t xml:space="preserve">☐  </w:t>
-      </w:r>
-      <w:r>
-        <w:rPr>
-          <w:b/>
-          <w:color w:val="0F172A"/>
-        </w:rPr>
-        <w:t>3.3.4 Unison Dispersion Metric</w:t>
-      </w:r>
-      <w:r>
-        <w:t xml:space="preserve"> </w:t>
-      </w:r>
-      <w:r>
-        <w:rPr>
-          <w:rFonts w:ascii="Consolas" w:hAnsi="Consolas"/>
-          <w:color w:val="B91C1C"/>
-          <w:sz w:val="18"/>
-        </w:rPr>
-        <w:t>[Track: Backend]</w:t>
-      </w:r>
-      <w:r>
-        <w:t xml:space="preserve"> </w:t>
-      </w:r>
-      <w:r>
-        <w:rPr>
-          <w:rFonts w:ascii="Consolas" w:hAnsi="Consolas"/>
-          <w:color w:val="B91C1C"/>
-          <w:sz w:val="18"/>
-        </w:rPr>
-        <w:t>[⚡ Parallel]</w:t>
-      </w:r>
-      <w:r>
-        <w:t xml:space="preserve"> </w:t>
-      </w:r>
-      <w:r>
-        <w:rPr>
-          <w:rFonts w:ascii="Consolas" w:hAnsi="Consolas"/>
-          <w:color w:val="B91C1C"/>
-          <w:sz w:val="18"/>
-        </w:rPr>
-        <w:t>[Depends on: 3.1]</w:t>
-      </w:r>
-      <w:r>
-        <w:t xml:space="preserve"> </w:t>
-      </w:r>
-      <w:r>
-        <w:rPr>
-          <w:rFonts w:ascii="Consolas" w:hAnsi="Consolas"/>
-          <w:color w:val="B91C1C"/>
-          <w:sz w:val="18"/>
-        </w:rPr>
-        <w:t>[Unblocks: 3.5]</w:t>
-      </w:r>
-    </w:p>
-    <w:p>
-      <w:pPr>
-        <w:spacing w:before="30" w:after="30"/>
-        <w:ind w:left="864"/>
-      </w:pPr>
-      <w:r>
-        <w:rPr>
-          <w:b/>
-          <w:color w:val="64748B"/>
-        </w:rPr>
-        <w:t xml:space="preserve">• </w:t>
-      </w:r>
-      <w:r>
-        <w:t>Calculate the frequency spread (cents difference between singers) when two parts sing the same pitch class.</w:t>
-      </w:r>
-    </w:p>
-    <w:p>
-      <w:pPr>
-        <w:spacing w:before="200" w:after="60"/>
-      </w:pPr>
-      <w:r>
-        <w:rPr>
-          <w:rFonts w:ascii="Calibri" w:hAnsi="Calibri"/>
-          <w:b/>
-          <w:color w:val="1E293B"/>
-          <w:sz w:val="23"/>
-        </w:rPr>
-        <w:t>3.4 Professional Export Pipeline</w:t>
-      </w:r>
-    </w:p>
-    <w:p>
-      <w:pPr>
-        <w:spacing w:before="40" w:after="40"/>
-        <w:ind w:left="360"/>
-      </w:pPr>
-      <w:r>
-        <w:rPr>
-          <w:rFonts w:ascii="Segoe UI Symbol" w:hAnsi="Segoe UI Symbol"/>
-          <w:b/>
-          <w:color w:val="0EA5E9"/>
-          <w:sz w:val="22"/>
-        </w:rPr>
-        <w:t xml:space="preserve">☐  </w:t>
-      </w:r>
-      <w:r>
-        <w:rPr>
-          <w:b/>
-          <w:color w:val="0F172A"/>
-        </w:rPr>
-        <w:t>3.4.1 Structured CSV / TSV Export</w:t>
-      </w:r>
-      <w:r>
-        <w:t xml:space="preserve"> </w:t>
-      </w:r>
-      <w:r>
-        <w:rPr>
-          <w:rFonts w:ascii="Consolas" w:hAnsi="Consolas"/>
-          <w:color w:val="B91C1C"/>
-          <w:sz w:val="18"/>
-        </w:rPr>
-        <w:t>[Track: Backend &amp; Frontend]</w:t>
-      </w:r>
-      <w:r>
-        <w:t xml:space="preserve"> </w:t>
-      </w:r>
-      <w:r>
-        <w:rPr>
-          <w:rFonts w:ascii="Consolas" w:hAnsi="Consolas"/>
-          <w:color w:val="B91C1C"/>
-          <w:sz w:val="18"/>
-        </w:rPr>
-        <w:t>[⚡ Parallel]</w:t>
-      </w:r>
-      <w:r>
-        <w:t xml:space="preserve"> </w:t>
-      </w:r>
-      <w:r>
-        <w:rPr>
-          <w:rFonts w:ascii="Consolas" w:hAnsi="Consolas"/>
-          <w:color w:val="B91C1C"/>
-          <w:sz w:val="18"/>
-        </w:rPr>
-        <w:t>[Depends on: 3.1]</w:t>
-      </w:r>
-      <w:r>
-        <w:t xml:space="preserve"> </w:t>
-      </w:r>
-      <w:r>
-        <w:rPr>
-          <w:rFonts w:ascii="Consolas" w:hAnsi="Consolas"/>
-          <w:color w:val="B91C1C"/>
-          <w:sz w:val="18"/>
-        </w:rPr>
-        <w:t>[Unblocks: 5.3]</w:t>
-      </w:r>
-    </w:p>
-    <w:p>
-      <w:pPr>
-        <w:spacing w:before="30" w:after="30"/>
-        <w:ind w:left="864"/>
-      </w:pPr>
-      <w:r>
-        <w:rPr>
-          <w:b/>
-          <w:color w:val="64748B"/>
-        </w:rPr>
-        <w:t xml:space="preserve">• </w:t>
-      </w:r>
-      <w:r>
-        <w:t xml:space="preserve">Export columns: </w:t>
-      </w:r>
-      <w:r>
-        <w:rPr>
-          <w:rFonts w:ascii="Consolas" w:hAnsi="Consolas"/>
-          <w:color w:val="B91C1C"/>
-          <w:sz w:val="18"/>
-        </w:rPr>
-        <w:t>frame_index</w:t>
-      </w:r>
-      <w:r>
-        <w:t xml:space="preserve">, </w:t>
-      </w:r>
-      <w:r>
-        <w:rPr>
-          <w:rFonts w:ascii="Consolas" w:hAnsi="Consolas"/>
-          <w:color w:val="B91C1C"/>
-          <w:sz w:val="18"/>
-        </w:rPr>
-        <w:t>timestamp_sec</w:t>
-      </w:r>
-      <w:r>
-        <w:t xml:space="preserve">, </w:t>
-      </w:r>
-      <w:r>
-        <w:rPr>
-          <w:rFonts w:ascii="Consolas" w:hAnsi="Consolas"/>
-          <w:color w:val="B91C1C"/>
-          <w:sz w:val="18"/>
-        </w:rPr>
-        <w:t>frequency_hz</w:t>
-      </w:r>
-      <w:r>
-        <w:t xml:space="preserve">, </w:t>
-      </w:r>
-      <w:r>
-        <w:rPr>
-          <w:rFonts w:ascii="Consolas" w:hAnsi="Consolas"/>
-          <w:color w:val="B91C1C"/>
-          <w:sz w:val="18"/>
-        </w:rPr>
-        <w:t>midi_note</w:t>
-      </w:r>
-      <w:r>
-        <w:t xml:space="preserve">, </w:t>
-      </w:r>
-      <w:r>
-        <w:rPr>
-          <w:rFonts w:ascii="Consolas" w:hAnsi="Consolas"/>
-          <w:color w:val="B91C1C"/>
-          <w:sz w:val="18"/>
-        </w:rPr>
-        <w:t>note_name</w:t>
-      </w:r>
-      <w:r>
-        <w:t xml:space="preserve">, </w:t>
-      </w:r>
-      <w:r>
-        <w:rPr>
-          <w:rFonts w:ascii="Consolas" w:hAnsi="Consolas"/>
-          <w:color w:val="B91C1C"/>
-          <w:sz w:val="18"/>
-        </w:rPr>
-        <w:t>cents_offset</w:t>
-      </w:r>
-      <w:r>
-        <w:t xml:space="preserve">, </w:t>
-      </w:r>
-      <w:r>
-        <w:rPr>
-          <w:rFonts w:ascii="Consolas" w:hAnsi="Consolas"/>
-          <w:color w:val="B91C1C"/>
-          <w:sz w:val="18"/>
-        </w:rPr>
-        <w:t>contour_id</w:t>
-      </w:r>
-      <w:r>
-        <w:t xml:space="preserve">, </w:t>
-      </w:r>
-      <w:r>
-        <w:rPr>
-          <w:rFonts w:ascii="Consolas" w:hAnsi="Consolas"/>
-          <w:color w:val="B91C1C"/>
-          <w:sz w:val="18"/>
-        </w:rPr>
-        <w:t>voice_part</w:t>
-      </w:r>
-      <w:r>
-        <w:t>.</w:t>
-      </w:r>
-    </w:p>
-    <w:p>
-      <w:pPr>
-        <w:spacing w:before="40" w:after="40"/>
-        <w:ind w:left="360"/>
-      </w:pPr>
-      <w:r>
-        <w:rPr>
-          <w:rFonts w:ascii="Segoe UI Symbol" w:hAnsi="Segoe UI Symbol"/>
-          <w:b/>
-          <w:color w:val="0EA5E9"/>
-          <w:sz w:val="22"/>
-        </w:rPr>
-        <w:t xml:space="preserve">☐  </w:t>
-      </w:r>
-      <w:r>
-        <w:rPr>
-          <w:b/>
-          <w:color w:val="0F172A"/>
-        </w:rPr>
-        <w:t>3.4.2 Standard MIDI File (Type 1) Export</w:t>
-      </w:r>
-      <w:r>
-        <w:t xml:space="preserve"> </w:t>
-      </w:r>
-      <w:r>
-        <w:rPr>
-          <w:rFonts w:ascii="Consolas" w:hAnsi="Consolas"/>
-          <w:color w:val="B91C1C"/>
-          <w:sz w:val="18"/>
-        </w:rPr>
-        <w:t>[Track: Backend]</w:t>
-      </w:r>
-      <w:r>
-        <w:t xml:space="preserve"> </w:t>
-      </w:r>
-      <w:r>
-        <w:rPr>
-          <w:rFonts w:ascii="Consolas" w:hAnsi="Consolas"/>
-          <w:color w:val="B91C1C"/>
-          <w:sz w:val="18"/>
-        </w:rPr>
-        <w:t>[⚡ Parallel]</w:t>
-      </w:r>
-      <w:r>
-        <w:t xml:space="preserve"> </w:t>
-      </w:r>
-      <w:r>
-        <w:rPr>
-          <w:rFonts w:ascii="Consolas" w:hAnsi="Consolas"/>
-          <w:color w:val="B91C1C"/>
-          <w:sz w:val="18"/>
-        </w:rPr>
-        <w:t>[Depends on: 3.1, 3.2]</w:t>
-      </w:r>
-      <w:r>
-        <w:t xml:space="preserve"> </w:t>
-      </w:r>
-      <w:r>
-        <w:rPr>
-          <w:rFonts w:ascii="Consolas" w:hAnsi="Consolas"/>
-          <w:color w:val="B91C1C"/>
-          <w:sz w:val="18"/>
-        </w:rPr>
-        <w:t>[Unblocks: 5.3]</w:t>
-      </w:r>
-    </w:p>
-    <w:p>
-      <w:pPr>
-        <w:spacing w:before="30" w:after="30"/>
-        <w:ind w:left="864"/>
-      </w:pPr>
-      <w:r>
-        <w:rPr>
-          <w:b/>
-          <w:color w:val="64748B"/>
-        </w:rPr>
-        <w:t xml:space="preserve">• </w:t>
-      </w:r>
-      <w:r>
-        <w:t xml:space="preserve">Convert continuous trajectories into quantized multi-track MIDI file with pitch bend messages using </w:t>
-      </w:r>
-      <w:r>
-        <w:rPr>
-          <w:rFonts w:ascii="Consolas" w:hAnsi="Consolas"/>
-          <w:color w:val="B91C1C"/>
-          <w:sz w:val="18"/>
-        </w:rPr>
-        <w:t>mido</w:t>
-      </w:r>
-      <w:r>
-        <w:t>.</w:t>
-      </w:r>
-    </w:p>
-    <w:p>
-      <w:pPr>
-        <w:spacing w:before="40" w:after="40"/>
-        <w:ind w:left="360"/>
-      </w:pPr>
-      <w:r>
-        <w:rPr>
-          <w:rFonts w:ascii="Segoe UI Symbol" w:hAnsi="Segoe UI Symbol"/>
-          <w:b/>
-          <w:color w:val="0EA5E9"/>
-          <w:sz w:val="22"/>
-        </w:rPr>
-        <w:t xml:space="preserve">☐  </w:t>
-      </w:r>
-      <w:r>
-        <w:rPr>
-          <w:b/>
-          <w:color w:val="0F172A"/>
-        </w:rPr>
-        <w:t>3.4.3 Visual Vector Export</w:t>
-      </w:r>
-      <w:r>
-        <w:t xml:space="preserve"> </w:t>
-      </w:r>
-      <w:r>
-        <w:rPr>
-          <w:rFonts w:ascii="Consolas" w:hAnsi="Consolas"/>
-          <w:color w:val="B91C1C"/>
-          <w:sz w:val="18"/>
-        </w:rPr>
-        <w:t>[Track: Frontend]</w:t>
-      </w:r>
-      <w:r>
-        <w:t xml:space="preserve"> </w:t>
-      </w:r>
-      <w:r>
-        <w:rPr>
-          <w:rFonts w:ascii="Consolas" w:hAnsi="Consolas"/>
-          <w:color w:val="B91C1C"/>
-          <w:sz w:val="18"/>
-        </w:rPr>
-        <w:t>[⚡ Parallel]</w:t>
-      </w:r>
-      <w:r>
-        <w:t xml:space="preserve"> </w:t>
-      </w:r>
-      <w:r>
-        <w:rPr>
-          <w:rFonts w:ascii="Consolas" w:hAnsi="Consolas"/>
-          <w:color w:val="B91C1C"/>
-          <w:sz w:val="18"/>
-        </w:rPr>
-        <w:t>[Depends on: 2.2]</w:t>
-      </w:r>
-      <w:r>
-        <w:t xml:space="preserve"> </w:t>
-      </w:r>
-      <w:r>
-        <w:rPr>
-          <w:rFonts w:ascii="Consolas" w:hAnsi="Consolas"/>
-          <w:color w:val="B91C1C"/>
-          <w:sz w:val="18"/>
-        </w:rPr>
-        <w:t>[Unblocks: 5.3]</w:t>
-      </w:r>
-    </w:p>
-    <w:p>
-      <w:pPr>
-        <w:spacing w:before="30" w:after="30"/>
-        <w:ind w:left="864"/>
-      </w:pPr>
-      <w:r>
-        <w:rPr>
-          <w:b/>
-          <w:color w:val="64748B"/>
-        </w:rPr>
-        <w:t xml:space="preserve">• </w:t>
-      </w:r>
-      <w:r>
-        <w:t>SVG and high-resolution PNG export of the piano roll visualizer for academic papers and rehearsal reports.</w:t>
-      </w:r>
-    </w:p>
-    <w:p>
-      <w:pPr>
-        <w:spacing w:before="200" w:after="60"/>
-      </w:pPr>
-      <w:r>
-        <w:rPr>
-          <w:rFonts w:ascii="Calibri" w:hAnsi="Calibri"/>
-          <w:b/>
-          <w:color w:val="1E293B"/>
-          <w:sz w:val="23"/>
-        </w:rPr>
-        <w:t>3.5 Conductor Analytics UI Panel</w:t>
-      </w:r>
-    </w:p>
-    <w:p>
-      <w:pPr>
-        <w:spacing w:before="40" w:after="40"/>
-        <w:ind w:left="360"/>
-      </w:pPr>
-      <w:r>
-        <w:rPr>
-          <w:rFonts w:ascii="Segoe UI Symbol" w:hAnsi="Segoe UI Symbol"/>
-          <w:b/>
-          <w:color w:val="0EA5E9"/>
-          <w:sz w:val="22"/>
-        </w:rPr>
-        <w:t xml:space="preserve">☐  </w:t>
-      </w:r>
-      <w:r>
-        <w:rPr>
-          <w:b/>
-          <w:color w:val="0F172A"/>
-        </w:rPr>
-        <w:t>3.5.1 Conductor Studio Metrics View</w:t>
-      </w:r>
-      <w:r>
-        <w:t xml:space="preserve"> </w:t>
-      </w:r>
-      <w:r>
-        <w:rPr>
-          <w:rFonts w:ascii="Consolas" w:hAnsi="Consolas"/>
-          <w:color w:val="B91C1C"/>
-          <w:sz w:val="18"/>
-        </w:rPr>
-        <w:t>[Track: Frontend]</w:t>
-      </w:r>
-      <w:r>
-        <w:t xml:space="preserve"> </w:t>
-      </w:r>
-      <w:r>
-        <w:rPr>
-          <w:rFonts w:ascii="Consolas" w:hAnsi="Consolas"/>
-          <w:color w:val="B91C1C"/>
-          <w:sz w:val="18"/>
-        </w:rPr>
-        <w:t>[⏳ Sequential]</w:t>
-      </w:r>
-      <w:r>
-        <w:t xml:space="preserve"> </w:t>
-      </w:r>
-      <w:r>
-        <w:rPr>
-          <w:rFonts w:ascii="Consolas" w:hAnsi="Consolas"/>
-          <w:color w:val="B91C1C"/>
-          <w:sz w:val="18"/>
-        </w:rPr>
-        <w:t>[Depends on: Backend 3.2, 3.3]</w:t>
-      </w:r>
-      <w:r>
-        <w:t xml:space="preserve"> </w:t>
-      </w:r>
-      <w:r>
-        <w:rPr>
-          <w:rFonts w:ascii="Consolas" w:hAnsi="Consolas"/>
-          <w:color w:val="B91C1C"/>
-          <w:sz w:val="18"/>
-        </w:rPr>
-        <w:t>[Unblocks: 5.3]</w:t>
-      </w:r>
-    </w:p>
-    <w:p>
-      <w:pPr>
-        <w:spacing w:before="30" w:after="30"/>
-        <w:ind w:left="864"/>
-      </w:pPr>
-      <w:r>
-        <w:rPr>
-          <w:b/>
-          <w:color w:val="64748B"/>
-        </w:rPr>
-        <w:t xml:space="preserve">• </w:t>
-      </w:r>
-      <w:r>
-        <w:t>Render Tuning Drift line chart, Polyphony histogram, and individual voice part toggle tracks in bottom studio dock.</w:t>
       </w:r>
     </w:p>
     <w:p>
@@ -12026,10 +14635,10 @@
         <w:rPr>
           <w:rFonts w:ascii="Segoe UI Symbol" w:hAnsi="Segoe UI Symbol"/>
           <w:b/>
-          <w:color w:val="0EA5E9"/>
+          <w:color w:val="10B981"/>
           <w:sz w:val="22"/>
         </w:rPr>
-        <w:t xml:space="preserve">☐  </w:t>
+        <w:t xml:space="preserve">☑  </w:t>
       </w:r>
       <w:r>
         <w:rPr>
@@ -12244,10 +14853,10 @@
         <w:rPr>
           <w:rFonts w:ascii="Segoe UI Symbol" w:hAnsi="Segoe UI Symbol"/>
           <w:b/>
-          <w:color w:val="0EA5E9"/>
+          <w:color w:val="10B981"/>
           <w:sz w:val="22"/>
         </w:rPr>
-        <w:t xml:space="preserve">☐  </w:t>
+        <w:t xml:space="preserve">☑  </w:t>
       </w:r>
       <w:r>
         <w:rPr>
@@ -12400,10 +15009,10 @@
         <w:rPr>
           <w:rFonts w:ascii="Segoe UI Symbol" w:hAnsi="Segoe UI Symbol"/>
           <w:b/>
-          <w:color w:val="0EA5E9"/>
+          <w:color w:val="10B981"/>
           <w:sz w:val="22"/>
         </w:rPr>
-        <w:t xml:space="preserve">☐  </w:t>
+        <w:t xml:space="preserve">☑  </w:t>
       </w:r>
       <w:r>
         <w:rPr>
@@ -12571,10 +15180,10 @@
         <w:rPr>
           <w:rFonts w:ascii="Segoe UI Symbol" w:hAnsi="Segoe UI Symbol"/>
           <w:b/>
-          <w:color w:val="0EA5E9"/>
+          <w:color w:val="10B981"/>
           <w:sz w:val="22"/>
         </w:rPr>
-        <w:t xml:space="preserve">☐  </w:t>
+        <w:t xml:space="preserve">☑  </w:t>
       </w:r>
       <w:r>
         <w:rPr>

--- a/mvp/docs/IMPLEMENTATION_CHECKLIST.docx
+++ b/mvp/docs/IMPLEMENTATION_CHECKLIST.docx
@@ -118,17 +118,7 @@
                 <w:color w:val="0284C7"/>
                 <w:u w:val="single"/>
               </w:rPr>
-              <w:t>Backend Guide</w:t>
-            </w:r>
-            <w:r>
-              <w:t xml:space="preserve"> | </w:t>
-            </w:r>
-            <w:r>
-              <w:rPr>
-                <w:color w:val="0284C7"/>
-                <w:u w:val="single"/>
-              </w:rPr>
-              <w:t>Frontend Guide</w:t>
+              <w:t>Developer Guide</w:t>
             </w:r>
             <w:r>
               <w:t xml:space="preserve"> | </w:t>
@@ -148,17 +138,7 @@
                 <w:color w:val="0284C7"/>
                 <w:u w:val="single"/>
               </w:rPr>
-              <w:t>Decisions &amp; Next Steps</w:t>
-            </w:r>
-            <w:r>
-              <w:t xml:space="preserve"> | </w:t>
-            </w:r>
-            <w:r>
-              <w:rPr>
-                <w:color w:val="0284C7"/>
-                <w:u w:val="single"/>
-              </w:rPr>
-              <w:t>Glossary</w:t>
+              <w:t>Evaluation Guide</w:t>
             </w:r>
           </w:p>
         </w:tc>
@@ -14972,7 +14952,7 @@
         <w:t>frontend</w:t>
       </w:r>
       <w:r>
-        <w:t xml:space="preserve"> static studio served on port </w:t>
+        <w:t xml:space="preserve"> built by Vite and served by Nginx on port </w:t>
       </w:r>
       <w:r>
         <w:rPr>
@@ -14984,6 +14964,44 @@
       </w:r>
       <w:r>
         <w:t>.</w:t>
+      </w:r>
+    </w:p>
+    <w:p>
+      <w:pPr>
+        <w:spacing w:before="30" w:after="30"/>
+        <w:ind w:left="864"/>
+      </w:pPr>
+      <w:r>
+        <w:rPr>
+          <w:b/>
+          <w:color w:val="64748B"/>
+        </w:rPr>
+        <w:t xml:space="preserve">• </w:t>
+      </w:r>
+      <w:r>
+        <w:t xml:space="preserve">Nginx reverse-proxies same-origin </w:t>
+      </w:r>
+      <w:r>
+        <w:rPr>
+          <w:rFonts w:ascii="Consolas" w:hAnsi="Consolas"/>
+          <w:color w:val="B91C1C"/>
+          <w:sz w:val="18"/>
+        </w:rPr>
+        <w:t>/api/</w:t>
+      </w:r>
+      <w:r>
+        <w:t xml:space="preserve"> requests to </w:t>
+      </w:r>
+      <w:r>
+        <w:rPr>
+          <w:rFonts w:ascii="Consolas" w:hAnsi="Consolas"/>
+          <w:color w:val="B91C1C"/>
+          <w:sz w:val="18"/>
+        </w:rPr>
+        <w:t>backend:8000</w:t>
+      </w:r>
+      <w:r>
+        <w:t>; frontend startup waits for backend health.</w:t>
       </w:r>
     </w:p>
     <w:p>
